--- a/downloads/activity_guide_facilitators.docx
+++ b/downloads/activity_guide_facilitators.docx
@@ -349,7 +349,7 @@
                 <w:bCs/>
                 <w:color w:val="2B3990"/>
               </w:rPr>
-              <w:t>解決實施障礙</w:t>
+              <w:t>海報交流環節</w:t>
             </w:r>
           </w:p>
         </w:tc>
@@ -398,75 +398,9 @@
         </w:tc>
         <w:tc>
           <w:tcPr>
-            <w:tcW w:w="3416" w:type="dxa"/>
-          </w:tcPr>
-          <w:p>
-            <w:pPr>
-              <w:rPr>
-                <w:rFonts w:ascii="Aptos" w:eastAsia="Microsoft JhengHei" w:hAnsi="Aptos"/>
-              </w:rPr>
-            </w:pPr>
-            <w:r>
-              <w:rPr>
-                <w:rFonts w:ascii="Aptos" w:eastAsia="Microsoft JhengHei" w:hAnsi="Aptos"/>
-              </w:rPr>
-              <w:t>混合分組</w:t>
-            </w:r>
-            <w:r>
-              <w:rPr>
-                <w:rFonts w:ascii="Aptos" w:eastAsia="DengXian" w:hAnsi="Aptos" w:hint="eastAsia"/>
-              </w:rPr>
-              <w:t>，</w:t>
-            </w:r>
-            <w:r>
-              <w:rPr>
-                <w:rFonts w:ascii="Aptos" w:eastAsia="DengXian" w:hAnsi="Aptos" w:hint="eastAsia"/>
-              </w:rPr>
-              <w:t>8-10</w:t>
-            </w:r>
-            <w:r>
-              <w:rPr>
-                <w:rFonts w:ascii="Aptos" w:eastAsia="DengXian" w:hAnsi="Aptos" w:hint="eastAsia"/>
-              </w:rPr>
-              <w:t>人一組</w:t>
-            </w:r>
-            <w:r>
-              <w:rPr>
-                <w:rFonts w:ascii="Aptos" w:eastAsia="Microsoft JhengHei" w:hAnsi="Aptos"/>
-              </w:rPr>
-              <w:t>（不按學校</w:t>
-            </w:r>
-            <w:r>
-              <w:rPr>
-                <w:rFonts w:ascii="Aptos" w:eastAsia="Microsoft JhengHei" w:hAnsi="Aptos"/>
-              </w:rPr>
-              <w:t>/</w:t>
-            </w:r>
-            <w:r>
-              <w:rPr>
-                <w:rFonts w:ascii="Aptos" w:eastAsia="Microsoft JhengHei" w:hAnsi="Aptos"/>
-              </w:rPr>
-              <w:t>地區）</w:t>
-            </w:r>
-          </w:p>
-        </w:tc>
-        <w:tc>
-          <w:tcPr>
-            <w:tcW w:w="0" w:type="auto"/>
-          </w:tcPr>
-          <w:p>
-            <w:pPr>
-              <w:rPr>
-                <w:rFonts w:ascii="Aptos" w:eastAsia="Microsoft JhengHei" w:hAnsi="Aptos"/>
-              </w:rPr>
-            </w:pPr>
-            <w:r>
-              <w:rPr>
-                <w:rFonts w:ascii="Aptos" w:eastAsia="Microsoft JhengHei" w:hAnsi="Aptos"/>
-              </w:rPr>
-              <w:t>按地區分組（屯門、元朗、九龍城、沙田、深水埗）</w:t>
-            </w:r>
-          </w:p>
+            <w:tcW w:w="7801" w:type="dxa"/>
+            <w:gridSpan w:val="2"/>
+          </w:tcPr>
           <w:p>
             <w:pPr>
               <w:rPr>
@@ -477,19 +411,42 @@
             </w:pPr>
             <w:r>
               <w:rPr>
-                <w:rFonts w:ascii="Aptos" w:eastAsia="DengXian" w:hAnsi="Aptos" w:hint="eastAsia"/>
+                <w:rFonts w:ascii="Aptos" w:eastAsia="Microsoft JhengHei" w:hAnsi="Aptos"/>
+              </w:rPr>
+              <w:t>預先分組，請參閱分組資訊表</w:t>
+            </w:r>
+          </w:p>
+          <w:p>
+            <w:pPr>
+              <w:rPr>
+                <w:rFonts w:ascii="Aptos" w:eastAsia="DengXian" w:hAnsi="Aptos"/>
                 <w:i/>
                 <w:iCs/>
               </w:rPr>
-              <w:t>*</w:t>
-            </w:r>
-            <w:r>
-              <w:rPr>
-                <w:rFonts w:ascii="Aptos" w:eastAsia="DengXian" w:hAnsi="Aptos" w:hint="eastAsia"/>
+            </w:pPr>
+            <w:r>
+              <w:rPr>
+                <w:rFonts w:ascii="Aptos" w:eastAsia="DengXian" w:hAnsi="Aptos"/>
                 <w:i/>
                 <w:iCs/>
               </w:rPr>
-              <w:t>按人數，每個地區可能會超過一組</w:t>
+              <w:t>(</w:t>
+            </w:r>
+            <w:r>
+              <w:rPr>
+                <w:rFonts w:ascii="Aptos" w:eastAsia="DengXian" w:hAnsi="Aptos"/>
+                <w:i/>
+                <w:iCs/>
+              </w:rPr>
+              <w:t>組別以組號顯示；文字顏色對應報到時派發名牌頸繩的顏色</w:t>
+            </w:r>
+            <w:r>
+              <w:rPr>
+                <w:rFonts w:ascii="Aptos" w:eastAsia="DengXian" w:hAnsi="Aptos"/>
+                <w:i/>
+                <w:iCs/>
+              </w:rPr>
+              <w:t>)</w:t>
             </w:r>
           </w:p>
         </w:tc>
@@ -610,19 +567,7 @@
               <w:rPr>
                 <w:rFonts w:ascii="Aptos" w:eastAsia="Microsoft JhengHei" w:hAnsi="Aptos"/>
               </w:rPr>
-              <w:t>挑戰紙條、排行榜、</w:t>
-            </w:r>
-            <w:r>
-              <w:rPr>
-                <w:rFonts w:ascii="Aptos" w:eastAsia="Microsoft JhengHei" w:hAnsi="Aptos"/>
-              </w:rPr>
-              <w:t>CPS</w:t>
-            </w:r>
-            <w:r>
-              <w:rPr>
-                <w:rFonts w:ascii="Aptos" w:eastAsia="Microsoft JhengHei" w:hAnsi="Aptos"/>
-              </w:rPr>
-              <w:t>提示表</w:t>
+              <w:t>學校海報、海報展示區、提問安排</w:t>
             </w:r>
           </w:p>
         </w:tc>
@@ -684,7 +629,13 @@
           <w:rFonts w:ascii="Aptos" w:eastAsia="Microsoft JhengHei" w:hAnsi="Aptos"/>
         </w:rPr>
         <w:lastRenderedPageBreak/>
-        <w:t>活動一：解決實施障礙</w:t>
+        <w:t>活動一：</w:t>
+      </w:r>
+      <w:r>
+        <w:rPr>
+          <w:rFonts w:ascii="Aptos" w:eastAsia="Microsoft JhengHei" w:hAnsi="Aptos"/>
+        </w:rPr>
+        <w:t>海報交流環節</w:t>
       </w:r>
     </w:p>
     <w:p>
@@ -708,31 +659,7 @@
         <w:rPr>
           <w:rFonts w:ascii="Aptos" w:eastAsia="Microsoft JhengHei" w:hAnsi="Aptos"/>
         </w:rPr>
-        <w:t>教師將日常推行自由遊戲時面對的困難寫成紙條，交換給另一組分析及提出解決方案，最後全場分享</w:t>
-      </w:r>
-      <w:r>
-        <w:rPr>
-          <w:rFonts w:ascii="Aptos" w:eastAsia="Microsoft JhengHei" w:hAnsi="Aptos"/>
-        </w:rPr>
-        <w:t>——</w:t>
-      </w:r>
-      <w:r>
-        <w:rPr>
-          <w:rFonts w:ascii="Aptos" w:eastAsia="Microsoft JhengHei" w:hAnsi="Aptos"/>
-        </w:rPr>
-        <w:t>目的是從彼此的困境中互相學習，帶走一</w:t>
-      </w:r>
-      <w:r>
-        <w:rPr>
-          <w:rFonts w:ascii="Aptos" w:eastAsia="Microsoft JhengHei" w:hAnsi="Aptos" w:hint="eastAsia"/>
-        </w:rPr>
-        <w:t>些</w:t>
-      </w:r>
-      <w:r>
-        <w:rPr>
-          <w:rFonts w:ascii="Aptos" w:eastAsia="Microsoft JhengHei" w:hAnsi="Aptos"/>
-        </w:rPr>
-        <w:t>即時可行的改變。</w:t>
+        <w:t>參加者先閱讀各校海報，再就觀察到的實踐策略、挑戰與亮點進行小組交流，最後進入互動問答。此環節的重點不是完成單一任務，而是透過觀展、對話與提問，讓參加者從不同學校的自由遊戲實踐中擴闊想像，帶走可借鑑的做法。</w:t>
       </w:r>
     </w:p>
     <w:p>
@@ -754,14 +681,14 @@
           <w:numId w:val="2"/>
         </w:numPr>
         <w:rPr>
-          <w:rFonts w:ascii="Aptos" w:eastAsia="Microsoft JhengHei" w:hAnsi="Aptos"/>
-        </w:rPr>
-      </w:pPr>
-      <w:r>
-        <w:rPr>
-          <w:rFonts w:ascii="Aptos" w:eastAsia="Microsoft JhengHei" w:hAnsi="Aptos"/>
-        </w:rPr>
-        <w:t>協助教師整合所學，識別並解決在幼稚園推行自由遊戲時持續面對的困難</w:t>
+          <w:rFonts w:ascii="Aptos" w:eastAsia="Microsoft JhengHei" w:hAnsi="Aptos" w:hint="eastAsia"/>
+        </w:rPr>
+      </w:pPr>
+      <w:r>
+        <w:rPr>
+          <w:rFonts w:ascii="Aptos" w:eastAsia="Microsoft JhengHei" w:hAnsi="Aptos" w:hint="eastAsia"/>
+        </w:rPr>
+        <w:t>幫助參加者快速掌握各校在自由遊戲推行上的實踐重點與特色</w:t>
       </w:r>
     </w:p>
     <w:p>
@@ -772,38 +699,14 @@
           <w:numId w:val="2"/>
         </w:numPr>
         <w:rPr>
-          <w:rFonts w:ascii="Aptos" w:eastAsia="Microsoft JhengHei" w:hAnsi="Aptos"/>
-        </w:rPr>
-      </w:pPr>
-      <w:r>
-        <w:rPr>
-          <w:rFonts w:ascii="Aptos" w:eastAsia="Microsoft JhengHei" w:hAnsi="Aptos"/>
-        </w:rPr>
-        <w:t>運用</w:t>
-      </w:r>
-      <w:r>
-        <w:rPr>
-          <w:rFonts w:ascii="Aptos" w:eastAsia="Microsoft JhengHei" w:hAnsi="Aptos"/>
-        </w:rPr>
-        <w:t>CPS</w:t>
-      </w:r>
-      <w:r>
-        <w:rPr>
-          <w:rFonts w:ascii="Aptos" w:eastAsia="Microsoft JhengHei" w:hAnsi="Aptos"/>
-        </w:rPr>
-        <w:t>（</w:t>
-      </w:r>
-      <w:r>
-        <w:rPr>
-          <w:rFonts w:ascii="Aptos" w:eastAsia="Microsoft JhengHei" w:hAnsi="Aptos"/>
-        </w:rPr>
-        <w:t>兒童遊戲性量表</w:t>
-      </w:r>
-      <w:r>
-        <w:rPr>
-          <w:rFonts w:ascii="Aptos" w:eastAsia="Microsoft JhengHei" w:hAnsi="Aptos"/>
-        </w:rPr>
-        <w:t>）的五個維度分析障礙</w:t>
+          <w:rFonts w:ascii="Aptos" w:eastAsia="Microsoft JhengHei" w:hAnsi="Aptos" w:hint="eastAsia"/>
+        </w:rPr>
+      </w:pPr>
+      <w:r>
+        <w:rPr>
+          <w:rFonts w:ascii="Aptos" w:eastAsia="Microsoft JhengHei" w:hAnsi="Aptos" w:hint="eastAsia"/>
+        </w:rPr>
+        <w:t>促進教師之間以海報內容為基礎進行交流、提問與經驗分享</w:t>
       </w:r>
     </w:p>
     <w:p>
@@ -814,14 +717,14 @@
           <w:numId w:val="2"/>
         </w:numPr>
         <w:rPr>
-          <w:rFonts w:ascii="Aptos" w:eastAsia="Microsoft JhengHei" w:hAnsi="Aptos"/>
-        </w:rPr>
-      </w:pPr>
-      <w:r>
-        <w:rPr>
-          <w:rFonts w:ascii="Aptos" w:eastAsia="Microsoft JhengHei" w:hAnsi="Aptos"/>
-        </w:rPr>
-        <w:t>為最困擾的挑戰制訂具體可行的解決方案</w:t>
+          <w:rFonts w:ascii="Aptos" w:eastAsia="Microsoft JhengHei" w:hAnsi="Aptos" w:hint="eastAsia"/>
+        </w:rPr>
+      </w:pPr>
+      <w:r>
+        <w:rPr>
+          <w:rFonts w:ascii="Aptos" w:eastAsia="Microsoft JhengHei" w:hAnsi="Aptos" w:hint="eastAsia"/>
+        </w:rPr>
+        <w:t>鼓勵參加者從他校案例中辨識可延伸至自己學校情境的做法</w:t>
       </w:r>
     </w:p>
     <w:p>
@@ -837,16 +740,17 @@
       </w:pPr>
       <w:r>
         <w:rPr>
-          <w:rFonts w:ascii="Aptos" w:eastAsia="Microsoft JhengHei" w:hAnsi="Aptos"/>
-        </w:rPr>
-        <w:t>與全場分享</w:t>
-      </w:r>
-      <w:r>
-        <w:rPr>
-          <w:rFonts w:ascii="DengXian" w:eastAsia="DengXian" w:hAnsi="DengXian" w:hint="eastAsia"/>
-        </w:rPr>
-        <w:t>意見</w:t>
-      </w:r>
+          <w:rFonts w:ascii="Aptos" w:eastAsia="Microsoft JhengHei" w:hAnsi="Aptos" w:hint="eastAsia"/>
+        </w:rPr>
+        <w:t>為後續學校故事及整體反思建立共同語境</w:t>
+      </w:r>
+    </w:p>
+    <w:p>
+      <w:pPr>
+        <w:rPr>
+          <w:rFonts w:ascii="Aptos" w:eastAsia="Microsoft JhengHei" w:hAnsi="Aptos"/>
+        </w:rPr>
+      </w:pPr>
     </w:p>
     <w:p>
       <w:pPr>
@@ -1002,11 +906,11 @@
             </w:pPr>
             <w:r>
               <w:rPr>
-                <w:rFonts w:ascii="Aptos" w:eastAsia="Microsoft JhengHei" w:hAnsi="Aptos"/>
+                <w:rFonts w:ascii="Aptos" w:eastAsia="Microsoft JhengHei" w:hAnsi="Aptos" w:hint="eastAsia"/>
                 <w:b/>
                 <w:bCs/>
               </w:rPr>
-              <w:t>介紹</w:t>
+              <w:t>海報閱讀</w:t>
             </w:r>
           </w:p>
         </w:tc>
@@ -1026,16 +930,16 @@
             </w:pPr>
             <w:r>
               <w:rPr>
-                <w:rFonts w:ascii="Aptos" w:eastAsia="Microsoft JhengHei" w:hAnsi="Aptos"/>
+                <w:rFonts w:ascii="Aptos" w:eastAsia="Microsoft JhengHei" w:hAnsi="Aptos" w:hint="eastAsia"/>
                 <w:b/>
                 <w:bCs/>
                 <w:color w:val="F04E69"/>
               </w:rPr>
-              <w:t>3</w:t>
-            </w:r>
-            <w:r>
-              <w:rPr>
-                <w:rFonts w:ascii="Aptos" w:eastAsia="Microsoft JhengHei" w:hAnsi="Aptos"/>
+              <w:t>10</w:t>
+            </w:r>
+            <w:r>
+              <w:rPr>
+                <w:rFonts w:ascii="Aptos" w:eastAsia="Microsoft JhengHei" w:hAnsi="Aptos" w:hint="eastAsia"/>
                 <w:b/>
                 <w:bCs/>
                 <w:color w:val="F04E69"/>
@@ -1053,7 +957,7 @@
               <w:pStyle w:val="ListParagraph"/>
               <w:numPr>
                 <w:ilvl w:val="0"/>
-                <w:numId w:val="3"/>
+                <w:numId w:val="12"/>
               </w:numPr>
               <w:spacing w:line="280" w:lineRule="exact"/>
               <w:rPr>
@@ -1064,28 +968,7 @@
               <w:rPr>
                 <w:rFonts w:ascii="Aptos" w:eastAsia="Microsoft JhengHei" w:hAnsi="Aptos"/>
               </w:rPr>
-              <w:t>介紹活動目標</w:t>
-            </w:r>
-          </w:p>
-          <w:p>
-            <w:pPr>
-              <w:spacing w:line="280" w:lineRule="exact"/>
-              <w:ind w:leftChars="114" w:left="274"/>
-              <w:rPr>
-                <w:rFonts w:ascii="Aptos" w:eastAsia="Microsoft JhengHei" w:hAnsi="Aptos"/>
-                <w:i/>
-                <w:iCs/>
-                <w:color w:val="0F4761" w:themeColor="accent1" w:themeShade="BF"/>
-              </w:rPr>
-            </w:pPr>
-            <w:r>
-              <w:rPr>
-                <w:rFonts w:ascii="Aptos" w:eastAsia="Microsoft JhengHei" w:hAnsi="Aptos"/>
-                <w:i/>
-                <w:iCs/>
-                <w:color w:val="0F4761" w:themeColor="accent1" w:themeShade="BF"/>
-              </w:rPr>
-              <w:t>「今日我們唔係講理論，係用真實嘅挑戰互相學習，一齊設計解決方法。」</w:t>
+              <w:t>簡介本節目標與閱讀重點，例如：實踐策略、環境設計、教師角色、兒童回應。</w:t>
             </w:r>
           </w:p>
           <w:p>
@@ -1093,86 +976,30 @@
               <w:pStyle w:val="ListParagraph"/>
               <w:numPr>
                 <w:ilvl w:val="0"/>
-                <w:numId w:val="3"/>
+                <w:numId w:val="12"/>
               </w:numPr>
               <w:spacing w:line="280" w:lineRule="exact"/>
               <w:rPr>
-                <w:rFonts w:ascii="Aptos" w:eastAsia="Microsoft JhengHei" w:hAnsi="Aptos"/>
-              </w:rPr>
-            </w:pPr>
+                <w:rFonts w:ascii="Aptos" w:eastAsia="Microsoft JhengHei" w:hAnsi="Aptos" w:hint="eastAsia"/>
+              </w:rPr>
+            </w:pPr>
+            <w:r>
+              <w:rPr>
+                <w:rFonts w:ascii="Aptos" w:eastAsia="Microsoft JhengHei" w:hAnsi="Aptos" w:hint="eastAsia"/>
+              </w:rPr>
+              <w:t>按現場</w:t>
+            </w:r>
             <w:r>
               <w:rPr>
                 <w:rFonts w:ascii="DengXian" w:eastAsia="DengXian" w:hAnsi="DengXian" w:hint="eastAsia"/>
               </w:rPr>
-              <w:t>講述填寫</w:t>
-            </w:r>
-            <w:r>
-              <w:rPr>
-                <w:rFonts w:ascii="Aptos" w:eastAsia="Microsoft JhengHei" w:hAnsi="Aptos"/>
-              </w:rPr>
-              <w:t>困難</w:t>
-            </w:r>
-            <w:r>
-              <w:rPr>
-                <w:rFonts w:ascii="DengXian" w:eastAsia="DengXian" w:hAnsi="DengXian" w:hint="eastAsia"/>
-              </w:rPr>
-              <w:t>後，</w:t>
-            </w:r>
-            <w:r>
-              <w:rPr>
-                <w:rFonts w:ascii="Aptos" w:eastAsia="Microsoft JhengHei" w:hAnsi="Aptos"/>
-              </w:rPr>
-              <w:t>紙條</w:t>
-            </w:r>
-            <w:r>
-              <w:rPr>
-                <w:rFonts w:ascii="DengXian" w:eastAsia="DengXian" w:hAnsi="DengXian" w:hint="eastAsia"/>
-              </w:rPr>
-              <w:t>將會轉交另一組討論及分享</w:t>
-            </w:r>
-          </w:p>
-          <w:p>
-            <w:pPr>
-              <w:pStyle w:val="ListParagraph"/>
-              <w:spacing w:line="280" w:lineRule="exact"/>
-              <w:ind w:left="360"/>
-              <w:rPr>
-                <w:rFonts w:ascii="Aptos" w:eastAsia="Microsoft JhengHei" w:hAnsi="Aptos"/>
-                <w:i/>
-                <w:iCs/>
-                <w:color w:val="0F4761" w:themeColor="accent1" w:themeShade="BF"/>
-              </w:rPr>
-            </w:pPr>
+              <w:t>情況</w:t>
+            </w:r>
             <w:r>
               <w:rPr>
                 <w:rFonts w:ascii="Aptos" w:eastAsia="Microsoft JhengHei" w:hAnsi="Aptos" w:hint="eastAsia"/>
-                <w:i/>
-                <w:iCs/>
-                <w:color w:val="0F4761" w:themeColor="accent1" w:themeShade="BF"/>
-              </w:rPr>
-              <w:t>強調「交換」機制的好處：</w:t>
-            </w:r>
-          </w:p>
-          <w:p>
-            <w:pPr>
-              <w:pStyle w:val="ListParagraph"/>
-              <w:spacing w:line="280" w:lineRule="exact"/>
-              <w:ind w:left="360"/>
-              <w:rPr>
-                <w:rFonts w:ascii="Aptos" w:eastAsia="Microsoft JhengHei" w:hAnsi="Aptos"/>
-                <w:i/>
-                <w:iCs/>
-                <w:color w:val="0F4761" w:themeColor="accent1" w:themeShade="BF"/>
-              </w:rPr>
-            </w:pPr>
-            <w:r>
-              <w:rPr>
-                <w:rFonts w:ascii="Aptos" w:eastAsia="Microsoft JhengHei" w:hAnsi="Aptos" w:hint="eastAsia"/>
-                <w:i/>
-                <w:iCs/>
-                <w:color w:val="0F4761" w:themeColor="accent1" w:themeShade="BF"/>
-              </w:rPr>
-              <w:t>「從旁觀者角度睇問題，往往更容易揾到出路。</w:t>
+              </w:rPr>
+              <w:t>安排參加者閱讀海報，並清楚交代流向或分區方式。</w:t>
             </w:r>
           </w:p>
           <w:p>
@@ -1180,7 +1007,7 @@
               <w:pStyle w:val="ListParagraph"/>
               <w:numPr>
                 <w:ilvl w:val="0"/>
-                <w:numId w:val="3"/>
+                <w:numId w:val="12"/>
               </w:numPr>
               <w:spacing w:line="280" w:lineRule="exact"/>
               <w:rPr>
@@ -1189,57 +1016,9 @@
             </w:pPr>
             <w:r>
               <w:rPr>
-                <w:rFonts w:ascii="Aptos" w:eastAsia="Microsoft JhengHei" w:hAnsi="Aptos"/>
-              </w:rPr>
-              <w:t>說明</w:t>
-            </w:r>
-            <w:r>
-              <w:rPr>
-                <w:rFonts w:ascii="Aptos" w:eastAsia="Microsoft JhengHei" w:hAnsi="Aptos"/>
-              </w:rPr>
-              <w:t>4</w:t>
-            </w:r>
-            <w:r>
-              <w:rPr>
-                <w:rFonts w:ascii="Aptos" w:eastAsia="Microsoft JhengHei" w:hAnsi="Aptos"/>
-              </w:rPr>
-              <w:t>步驟流程（識別</w:t>
-            </w:r>
-            <w:r>
-              <w:rPr>
-                <w:rFonts w:ascii="Aptos" w:eastAsia="Microsoft JhengHei" w:hAnsi="Aptos"/>
-              </w:rPr>
-              <w:t>→</w:t>
-            </w:r>
-            <w:r>
-              <w:rPr>
-                <w:rFonts w:ascii="Aptos" w:eastAsia="Microsoft JhengHei" w:hAnsi="Aptos"/>
-              </w:rPr>
-              <w:t>分析</w:t>
-            </w:r>
-            <w:r>
-              <w:rPr>
-                <w:rFonts w:ascii="Aptos" w:eastAsia="Microsoft JhengHei" w:hAnsi="Aptos"/>
-              </w:rPr>
-              <w:t>→</w:t>
-            </w:r>
-            <w:r>
-              <w:rPr>
-                <w:rFonts w:ascii="Aptos" w:eastAsia="Microsoft JhengHei" w:hAnsi="Aptos"/>
-              </w:rPr>
-              <w:t>計劃</w:t>
-            </w:r>
-            <w:r>
-              <w:rPr>
-                <w:rFonts w:ascii="Aptos" w:eastAsia="Microsoft JhengHei" w:hAnsi="Aptos"/>
-              </w:rPr>
-              <w:t>→</w:t>
-            </w:r>
-            <w:r>
-              <w:rPr>
-                <w:rFonts w:ascii="Aptos" w:eastAsia="Microsoft JhengHei" w:hAnsi="Aptos"/>
-              </w:rPr>
-              <w:t>分享）</w:t>
+                <w:rFonts w:ascii="Aptos" w:eastAsia="Microsoft JhengHei" w:hAnsi="Aptos" w:hint="eastAsia"/>
+              </w:rPr>
+              <w:t>提醒參加者在閱讀期間記下值得借鏡之處或希望進一步了解的問題。</w:t>
             </w:r>
           </w:p>
         </w:tc>
@@ -1256,14 +1035,33 @@
               </w:numPr>
               <w:spacing w:line="280" w:lineRule="exact"/>
               <w:rPr>
-                <w:rFonts w:ascii="Aptos" w:eastAsia="Microsoft JhengHei" w:hAnsi="Aptos"/>
-              </w:rPr>
-            </w:pPr>
-            <w:r>
-              <w:rPr>
-                <w:rFonts w:ascii="Aptos" w:eastAsia="Microsoft JhengHei" w:hAnsi="Aptos"/>
-              </w:rPr>
-              <w:t>了解活動目的及流程</w:t>
+                <w:rFonts w:ascii="Aptos" w:eastAsia="Microsoft JhengHei" w:hAnsi="Aptos" w:hint="eastAsia"/>
+              </w:rPr>
+            </w:pPr>
+            <w:r>
+              <w:rPr>
+                <w:rFonts w:ascii="Aptos" w:eastAsia="Microsoft JhengHei" w:hAnsi="Aptos" w:hint="eastAsia"/>
+              </w:rPr>
+              <w:t>按指示以所屬組別閱讀指定或相關海報。</w:t>
+            </w:r>
+          </w:p>
+          <w:p>
+            <w:pPr>
+              <w:pStyle w:val="ListParagraph"/>
+              <w:numPr>
+                <w:ilvl w:val="0"/>
+                <w:numId w:val="4"/>
+              </w:numPr>
+              <w:spacing w:line="280" w:lineRule="exact"/>
+              <w:rPr>
+                <w:rFonts w:ascii="Aptos" w:eastAsia="Microsoft JhengHei" w:hAnsi="Aptos"/>
+              </w:rPr>
+            </w:pPr>
+            <w:r>
+              <w:rPr>
+                <w:rFonts w:ascii="Aptos" w:eastAsia="Microsoft JhengHei" w:hAnsi="Aptos" w:hint="eastAsia"/>
+              </w:rPr>
+              <w:t>觀察各校案例，留意具啟發性的做法、挑戰與提問點。</w:t>
             </w:r>
           </w:p>
         </w:tc>
@@ -1281,15 +1079,17 @@
               <w:jc w:val="center"/>
               <w:rPr>
                 <w:rFonts w:ascii="Aptos" w:eastAsia="Microsoft JhengHei" w:hAnsi="Aptos"/>
-              </w:rPr>
-            </w:pPr>
-            <w:r>
-              <w:rPr>
-                <w:rFonts w:ascii="Aptos" w:eastAsia="Microsoft JhengHei" w:hAnsi="Aptos"/>
                 <w:b/>
                 <w:bCs/>
               </w:rPr>
-              <w:t>提出挑戰</w:t>
+            </w:pPr>
+            <w:r>
+              <w:rPr>
+                <w:rFonts w:ascii="Aptos" w:eastAsia="Microsoft JhengHei" w:hAnsi="Aptos"/>
+                <w:b/>
+                <w:bCs/>
+              </w:rPr>
+              <w:t>小組交流</w:t>
             </w:r>
           </w:p>
         </w:tc>
@@ -1305,17 +1105,11 @@
               <w:jc w:val="center"/>
               <w:rPr>
                 <w:rFonts w:ascii="Aptos" w:eastAsia="Microsoft JhengHei" w:hAnsi="Aptos"/>
-              </w:rPr>
-            </w:pPr>
-            <w:r>
-              <w:rPr>
-                <w:rFonts w:ascii="Aptos" w:eastAsia="Microsoft JhengHei" w:hAnsi="Aptos"/>
                 <w:b/>
                 <w:bCs/>
                 <w:color w:val="F04E69"/>
               </w:rPr>
-              <w:t>10</w:t>
-            </w:r>
+            </w:pPr>
             <w:r>
               <w:rPr>
                 <w:rFonts w:ascii="Aptos" w:eastAsia="Microsoft JhengHei" w:hAnsi="Aptos"/>
@@ -1323,6 +1117,15 @@
                 <w:bCs/>
                 <w:color w:val="F04E69"/>
               </w:rPr>
+              <w:t>10</w:t>
+            </w:r>
+            <w:r>
+              <w:rPr>
+                <w:rFonts w:ascii="Aptos" w:eastAsia="Microsoft JhengHei" w:hAnsi="Aptos"/>
+                <w:b/>
+                <w:bCs/>
+                <w:color w:val="F04E69"/>
+              </w:rPr>
               <w:t>分鐘</w:t>
             </w:r>
           </w:p>
@@ -1330,13 +1133,14 @@
         <w:tc>
           <w:tcPr>
             <w:tcW w:w="2402" w:type="pct"/>
+            <w:vAlign w:val="center"/>
           </w:tcPr>
           <w:p>
             <w:pPr>
               <w:pStyle w:val="ListParagraph"/>
               <w:numPr>
                 <w:ilvl w:val="0"/>
-                <w:numId w:val="12"/>
+                <w:numId w:val="24"/>
               </w:numPr>
               <w:spacing w:line="280" w:lineRule="exact"/>
               <w:rPr>
@@ -1347,7 +1151,7 @@
               <w:rPr>
                 <w:rFonts w:ascii="Aptos" w:eastAsia="Microsoft JhengHei" w:hAnsi="Aptos"/>
               </w:rPr>
-              <w:t>巡迴各組，以提問引導挑戰生成</w:t>
+              <w:t>邀請參加者整合剛才所見，討論哪些案例最有啟發性。</w:t>
             </w:r>
           </w:p>
           <w:p>
@@ -1355,30 +1159,18 @@
               <w:pStyle w:val="ListParagraph"/>
               <w:numPr>
                 <w:ilvl w:val="0"/>
-                <w:numId w:val="12"/>
+                <w:numId w:val="24"/>
               </w:numPr>
               <w:spacing w:line="280" w:lineRule="exact"/>
               <w:rPr>
-                <w:rFonts w:ascii="Aptos" w:eastAsia="DengXian" w:hAnsi="Aptos"/>
-              </w:rPr>
-            </w:pPr>
-            <w:r>
-              <w:rPr>
-                <w:rFonts w:ascii="Aptos" w:eastAsia="DengXian" w:hAnsi="Aptos"/>
-              </w:rPr>
-              <w:t>引導小組將挑戰具體化至</w:t>
-            </w:r>
-            <w:r>
-              <w:rPr>
-                <w:rFonts w:ascii="Aptos" w:eastAsia="DengXian" w:hAnsi="Aptos" w:hint="eastAsia"/>
-              </w:rPr>
-              <w:t>實際教學</w:t>
-            </w:r>
-            <w:r>
-              <w:rPr>
-                <w:rFonts w:ascii="Aptos" w:eastAsia="DengXian" w:hAnsi="Aptos"/>
-              </w:rPr>
-              <w:t>場景，而非停留於籠統感受</w:t>
+                <w:rFonts w:ascii="Aptos" w:eastAsia="Microsoft JhengHei" w:hAnsi="Aptos"/>
+              </w:rPr>
+            </w:pPr>
+            <w:r>
+              <w:rPr>
+                <w:rFonts w:ascii="Aptos" w:eastAsia="Microsoft JhengHei" w:hAnsi="Aptos"/>
+              </w:rPr>
+              <w:t>引導小組聚焦於「可借鏡做法」與「想向展示學校追問的問題」。</w:t>
             </w:r>
           </w:p>
           <w:p>
@@ -1386,7 +1178,7 @@
               <w:pStyle w:val="ListParagraph"/>
               <w:numPr>
                 <w:ilvl w:val="0"/>
-                <w:numId w:val="12"/>
+                <w:numId w:val="24"/>
               </w:numPr>
               <w:spacing w:line="280" w:lineRule="exact"/>
               <w:rPr>
@@ -1397,76 +1189,63 @@
               <w:rPr>
                 <w:rFonts w:ascii="Aptos" w:eastAsia="Microsoft JhengHei" w:hAnsi="Aptos"/>
               </w:rPr>
-              <w:t>鼓勵小組橫跨多個</w:t>
-            </w:r>
-            <w:r>
-              <w:rPr>
-                <w:rFonts w:ascii="Aptos" w:eastAsia="Microsoft JhengHei" w:hAnsi="Aptos"/>
-              </w:rPr>
-              <w:t xml:space="preserve"> CPS </w:t>
-            </w:r>
-            <w:r>
-              <w:rPr>
-                <w:rFonts w:ascii="Aptos" w:eastAsia="Microsoft JhengHei" w:hAnsi="Aptos"/>
-              </w:rPr>
-              <w:t>維度思考，避免挑戰全部集中於同一範疇</w:t>
+              <w:t>協助各組整理</w:t>
+            </w:r>
+            <w:r>
+              <w:rPr>
+                <w:rFonts w:ascii="Aptos" w:eastAsia="Microsoft JhengHei" w:hAnsi="Aptos"/>
+              </w:rPr>
+              <w:t xml:space="preserve"> 1-2 </w:t>
+            </w:r>
+            <w:r>
+              <w:rPr>
+                <w:rFonts w:ascii="Aptos" w:eastAsia="Microsoft JhengHei" w:hAnsi="Aptos"/>
+              </w:rPr>
+              <w:t>條較具價值的提問或觀察，為問答環節作準備。</w:t>
             </w:r>
           </w:p>
         </w:tc>
         <w:tc>
           <w:tcPr>
             <w:tcW w:w="1581" w:type="pct"/>
-          </w:tcPr>
-          <w:p>
-            <w:pPr>
-              <w:spacing w:line="280" w:lineRule="exact"/>
-              <w:rPr>
-                <w:rFonts w:ascii="Aptos" w:eastAsia="Microsoft JhengHei" w:hAnsi="Aptos"/>
-              </w:rPr>
-            </w:pPr>
-            <w:r>
-              <w:rPr>
-                <w:rFonts w:ascii="Aptos" w:eastAsia="Microsoft JhengHei" w:hAnsi="Aptos"/>
-              </w:rPr>
-              <w:t>討論並書寫多項挑戰（每張紙條一個），目標</w:t>
-            </w:r>
-            <w:r>
-              <w:rPr>
-                <w:rFonts w:ascii="Aptos" w:eastAsia="Microsoft JhengHei" w:hAnsi="Aptos"/>
-              </w:rPr>
-              <w:t>5–7</w:t>
-            </w:r>
-            <w:r>
-              <w:rPr>
-                <w:rFonts w:ascii="Aptos" w:eastAsia="Microsoft JhengHei" w:hAnsi="Aptos"/>
-              </w:rPr>
-              <w:t>項</w:t>
-            </w:r>
-          </w:p>
-          <w:p>
-            <w:pPr>
-              <w:spacing w:line="280" w:lineRule="exact"/>
-              <w:rPr>
-                <w:rFonts w:ascii="Aptos" w:eastAsia="Microsoft JhengHei" w:hAnsi="Aptos"/>
-              </w:rPr>
-            </w:pPr>
-            <w:r>
-              <w:rPr>
-                <w:rFonts w:ascii="Aptos" w:eastAsia="Microsoft JhengHei" w:hAnsi="Aptos"/>
-                <w:i/>
-                <w:iCs/>
-                <w:color w:val="5A5A72"/>
-              </w:rPr>
-              <w:t xml:space="preserve"> </w:t>
-            </w:r>
-            <w:r>
-              <w:rPr>
-                <w:rFonts w:ascii="Aptos" w:eastAsia="Microsoft JhengHei" w:hAnsi="Aptos"/>
-                <w:i/>
-                <w:iCs/>
-                <w:color w:val="5A5A72"/>
-              </w:rPr>
-              <w:t>所需材料：空白挑戰紙條、筆</w:t>
+            <w:vAlign w:val="center"/>
+          </w:tcPr>
+          <w:p>
+            <w:pPr>
+              <w:pStyle w:val="ListParagraph"/>
+              <w:numPr>
+                <w:ilvl w:val="0"/>
+                <w:numId w:val="26"/>
+              </w:numPr>
+              <w:spacing w:line="280" w:lineRule="exact"/>
+              <w:rPr>
+                <w:rFonts w:ascii="Aptos" w:eastAsia="Microsoft JhengHei" w:hAnsi="Aptos"/>
+              </w:rPr>
+            </w:pPr>
+            <w:r>
+              <w:rPr>
+                <w:rFonts w:ascii="Aptos" w:eastAsia="Microsoft JhengHei" w:hAnsi="Aptos"/>
+              </w:rPr>
+              <w:t>分享剛才閱讀海報後的觀察與反思。</w:t>
+            </w:r>
+          </w:p>
+          <w:p>
+            <w:pPr>
+              <w:pStyle w:val="ListParagraph"/>
+              <w:numPr>
+                <w:ilvl w:val="0"/>
+                <w:numId w:val="26"/>
+              </w:numPr>
+              <w:spacing w:line="280" w:lineRule="exact"/>
+              <w:rPr>
+                <w:rFonts w:ascii="Aptos" w:eastAsia="Microsoft JhengHei" w:hAnsi="Aptos"/>
+              </w:rPr>
+            </w:pPr>
+            <w:r>
+              <w:rPr>
+                <w:rFonts w:ascii="Aptos" w:eastAsia="Microsoft JhengHei" w:hAnsi="Aptos"/>
+              </w:rPr>
+              <w:t>整理最想了解的問題，或想帶回自己學校再嘗試的做法。</w:t>
             </w:r>
           </w:p>
         </w:tc>
@@ -1484,15 +1263,17 @@
               <w:jc w:val="center"/>
               <w:rPr>
                 <w:rFonts w:ascii="Aptos" w:eastAsia="Microsoft JhengHei" w:hAnsi="Aptos"/>
-              </w:rPr>
-            </w:pPr>
-            <w:r>
-              <w:rPr>
-                <w:rFonts w:ascii="Aptos" w:eastAsia="Microsoft JhengHei" w:hAnsi="Aptos"/>
                 <w:b/>
                 <w:bCs/>
               </w:rPr>
-              <w:t>傳遞紙條</w:t>
+            </w:pPr>
+            <w:r>
+              <w:rPr>
+                <w:rFonts w:ascii="Aptos" w:eastAsia="Microsoft JhengHei" w:hAnsi="Aptos"/>
+                <w:b/>
+                <w:bCs/>
+              </w:rPr>
+              <w:t>互動問答</w:t>
             </w:r>
           </w:p>
         </w:tc>
@@ -1508,17 +1289,11 @@
               <w:jc w:val="center"/>
               <w:rPr>
                 <w:rFonts w:ascii="Aptos" w:eastAsia="Microsoft JhengHei" w:hAnsi="Aptos"/>
-              </w:rPr>
-            </w:pPr>
-            <w:r>
-              <w:rPr>
-                <w:rFonts w:ascii="Aptos" w:eastAsia="Microsoft JhengHei" w:hAnsi="Aptos"/>
                 <w:b/>
                 <w:bCs/>
                 <w:color w:val="F04E69"/>
               </w:rPr>
-              <w:t>2</w:t>
-            </w:r>
+            </w:pPr>
             <w:r>
               <w:rPr>
                 <w:rFonts w:ascii="Aptos" w:eastAsia="Microsoft JhengHei" w:hAnsi="Aptos"/>
@@ -1526,6 +1301,15 @@
                 <w:bCs/>
                 <w:color w:val="F04E69"/>
               </w:rPr>
+              <w:t>20</w:t>
+            </w:r>
+            <w:r>
+              <w:rPr>
+                <w:rFonts w:ascii="Aptos" w:eastAsia="Microsoft JhengHei" w:hAnsi="Aptos"/>
+                <w:b/>
+                <w:bCs/>
+                <w:color w:val="F04E69"/>
+              </w:rPr>
               <w:t>分鐘</w:t>
             </w:r>
           </w:p>
@@ -1533,45 +1317,25 @@
         <w:tc>
           <w:tcPr>
             <w:tcW w:w="2402" w:type="pct"/>
+            <w:vAlign w:val="center"/>
           </w:tcPr>
           <w:p>
             <w:pPr>
               <w:pStyle w:val="ListParagraph"/>
               <w:numPr>
                 <w:ilvl w:val="0"/>
-                <w:numId w:val="13"/>
+                <w:numId w:val="29"/>
               </w:numPr>
               <w:spacing w:line="280" w:lineRule="exact"/>
               <w:rPr>
-                <w:rFonts w:ascii="Aptos" w:eastAsia="DengXian" w:hAnsi="Aptos"/>
-              </w:rPr>
-            </w:pPr>
-            <w:r>
-              <w:rPr>
-                <w:rFonts w:ascii="Aptos" w:eastAsia="Microsoft JhengHei" w:hAnsi="Aptos"/>
-              </w:rPr>
-              <w:t>宣布傳遞指示，確保每組跳過</w:t>
-            </w:r>
-            <w:r>
-              <w:rPr>
-                <w:rFonts w:ascii="DengXian" w:eastAsia="DengXian" w:hAnsi="DengXian" w:hint="eastAsia"/>
-              </w:rPr>
-              <w:t>旁邊</w:t>
-            </w:r>
-            <w:r>
-              <w:rPr>
-                <w:rFonts w:ascii="Aptos" w:eastAsia="Microsoft JhengHei" w:hAnsi="Aptos"/>
-              </w:rPr>
-              <w:t>一組，傳給</w:t>
-            </w:r>
-            <w:r>
-              <w:rPr>
-                <w:rFonts w:ascii="Aptos" w:eastAsia="Microsoft JhengHei" w:hAnsi="Aptos"/>
-                <w:b/>
-                <w:bCs/>
-                <w:u w:val="single"/>
-              </w:rPr>
-              <w:t>順時針方向第二組</w:t>
+                <w:rFonts w:ascii="Aptos" w:eastAsia="Microsoft JhengHei" w:hAnsi="Aptos"/>
+              </w:rPr>
+            </w:pPr>
+            <w:r>
+              <w:rPr>
+                <w:rFonts w:ascii="Aptos" w:eastAsia="Microsoft JhengHei" w:hAnsi="Aptos"/>
+              </w:rPr>
+              <w:t>邀請參加者按提問，並協助控制每條問題與回應的時間。</w:t>
             </w:r>
           </w:p>
           <w:p>
@@ -1579,18 +1343,18 @@
               <w:pStyle w:val="ListParagraph"/>
               <w:numPr>
                 <w:ilvl w:val="0"/>
-                <w:numId w:val="13"/>
+                <w:numId w:val="29"/>
               </w:numPr>
               <w:spacing w:line="280" w:lineRule="exact"/>
               <w:rPr>
-                <w:rFonts w:ascii="Aptos" w:eastAsia="DengXian" w:hAnsi="Aptos"/>
-              </w:rPr>
-            </w:pPr>
-            <w:r>
-              <w:rPr>
-                <w:rFonts w:ascii="Aptos" w:eastAsia="DengXian" w:hAnsi="Aptos"/>
-              </w:rPr>
-              <w:t>監察傳遞過程，確保每組只收到一份、沒有遺漏或重複</w:t>
+                <w:rFonts w:ascii="Aptos" w:eastAsia="Microsoft JhengHei" w:hAnsi="Aptos"/>
+              </w:rPr>
+            </w:pPr>
+            <w:r>
+              <w:rPr>
+                <w:rFonts w:ascii="Aptos" w:eastAsia="Microsoft JhengHei" w:hAnsi="Aptos"/>
+              </w:rPr>
+              <w:t>鼓勵提問聚焦於實踐細節、策略選擇與可轉化經驗，避免過於籠統。</w:t>
             </w:r>
           </w:p>
           <w:p>
@@ -1598,173 +1362,29 @@
               <w:pStyle w:val="ListParagraph"/>
               <w:numPr>
                 <w:ilvl w:val="0"/>
-                <w:numId w:val="13"/>
+                <w:numId w:val="29"/>
               </w:numPr>
               <w:spacing w:line="280" w:lineRule="exact"/>
-              <w:rPr>
-                <w:rFonts w:ascii="Aptos" w:eastAsia="DengXian" w:hAnsi="Aptos"/>
-              </w:rPr>
-            </w:pPr>
-            <w:r>
-              <w:rPr>
-                <w:rFonts w:ascii="Aptos" w:eastAsia="DengXian" w:hAnsi="Aptos" w:hint="eastAsia"/>
-              </w:rPr>
-              <w:t>傳遞前提醒各組：</w:t>
-            </w:r>
-          </w:p>
-          <w:p>
-            <w:pPr>
-              <w:pStyle w:val="ListParagraph"/>
-              <w:spacing w:line="280" w:lineRule="exact"/>
-              <w:ind w:left="480"/>
-              <w:rPr>
-                <w:rFonts w:ascii="Aptos" w:eastAsia="DengXian" w:hAnsi="Aptos"/>
-                <w:i/>
-                <w:iCs/>
-              </w:rPr>
-            </w:pPr>
-            <w:r>
-              <w:rPr>
-                <w:rFonts w:ascii="Aptos" w:eastAsia="DengXian" w:hAnsi="Aptos" w:hint="eastAsia"/>
-                <w:i/>
-                <w:iCs/>
-                <w:color w:val="0F4761" w:themeColor="accent1" w:themeShade="BF"/>
-              </w:rPr>
-              <w:t>「將其他人寫嘅挑戰代入自己學校的學習情境。」</w:t>
+            </w:pPr>
+            <w:r>
+              <w:rPr>
+                <w:rFonts w:ascii="Aptos" w:eastAsia="Microsoft JhengHei" w:hAnsi="Aptos"/>
+              </w:rPr>
+              <w:t>總結共通主題，幫助參加者把零散觀察整理成重點。</w:t>
             </w:r>
           </w:p>
         </w:tc>
         <w:tc>
           <w:tcPr>
             <w:tcW w:w="1581" w:type="pct"/>
-          </w:tcPr>
-          <w:p>
-            <w:pPr>
-              <w:spacing w:line="280" w:lineRule="exact"/>
-              <w:rPr>
-                <w:rFonts w:ascii="Aptos" w:eastAsia="Microsoft JhengHei" w:hAnsi="Aptos"/>
-              </w:rPr>
-            </w:pPr>
-            <w:r>
-              <w:rPr>
-                <w:rFonts w:ascii="Aptos" w:eastAsia="Microsoft JhengHei" w:hAnsi="Aptos"/>
-              </w:rPr>
-              <w:t>將紙條放入信封</w:t>
-            </w:r>
-            <w:r>
-              <w:rPr>
-                <w:rFonts w:ascii="Aptos" w:eastAsia="Microsoft JhengHei" w:hAnsi="Aptos"/>
-              </w:rPr>
-              <w:t>/</w:t>
-            </w:r>
-            <w:r>
-              <w:rPr>
-                <w:rFonts w:ascii="Aptos" w:eastAsia="Microsoft JhengHei" w:hAnsi="Aptos"/>
-              </w:rPr>
-              <w:t>小盒，傳給另一組</w:t>
-            </w:r>
-          </w:p>
-          <w:p>
-            <w:pPr>
-              <w:spacing w:line="280" w:lineRule="exact"/>
-              <w:rPr>
-                <w:rFonts w:ascii="Aptos" w:eastAsia="Microsoft JhengHei" w:hAnsi="Aptos"/>
-              </w:rPr>
-            </w:pPr>
-            <w:r>
-              <w:rPr>
-                <w:rFonts w:ascii="Aptos" w:eastAsia="Microsoft JhengHei" w:hAnsi="Aptos"/>
-                <w:i/>
-                <w:iCs/>
-                <w:color w:val="5A5A72"/>
-              </w:rPr>
-              <w:t xml:space="preserve"> </w:t>
-            </w:r>
-            <w:r>
-              <w:rPr>
-                <w:rFonts w:ascii="Aptos" w:eastAsia="Microsoft JhengHei" w:hAnsi="Aptos"/>
-                <w:i/>
-                <w:iCs/>
-                <w:color w:val="5A5A72"/>
-              </w:rPr>
-              <w:t>所需材料：信封或小盒</w:t>
-            </w:r>
-          </w:p>
-        </w:tc>
-      </w:tr>
-      <w:tr>
-        <w:trPr>
-          <w:trHeight w:val="1152"/>
-        </w:trPr>
-        <w:tc>
-          <w:tcPr>
-            <w:tcW w:w="434" w:type="pct"/>
-            <w:shd w:val="clear" w:color="auto" w:fill="E8EAF4"/>
             <w:vAlign w:val="center"/>
-          </w:tcPr>
-          <w:p>
-            <w:pPr>
-              <w:spacing w:line="280" w:lineRule="exact"/>
-              <w:jc w:val="center"/>
-              <w:rPr>
-                <w:rFonts w:ascii="Aptos" w:eastAsia="Microsoft JhengHei" w:hAnsi="Aptos"/>
-              </w:rPr>
-            </w:pPr>
-            <w:r>
-              <w:rPr>
-                <w:rFonts w:ascii="Aptos" w:eastAsia="Microsoft JhengHei" w:hAnsi="Aptos"/>
-                <w:b/>
-                <w:bCs/>
-              </w:rPr>
-              <w:lastRenderedPageBreak/>
-              <w:t>整合分析</w:t>
-            </w:r>
-          </w:p>
-        </w:tc>
-        <w:tc>
-          <w:tcPr>
-            <w:tcW w:w="583" w:type="pct"/>
-            <w:shd w:val="clear" w:color="auto" w:fill="FAFAFA"/>
-            <w:vAlign w:val="center"/>
-          </w:tcPr>
-          <w:p>
-            <w:pPr>
-              <w:spacing w:line="280" w:lineRule="exact"/>
-              <w:jc w:val="center"/>
-              <w:rPr>
-                <w:rFonts w:ascii="Aptos" w:eastAsia="Microsoft JhengHei" w:hAnsi="Aptos"/>
-              </w:rPr>
-            </w:pPr>
-            <w:r>
-              <w:rPr>
-                <w:rFonts w:ascii="Aptos" w:eastAsia="Microsoft JhengHei" w:hAnsi="Aptos"/>
-                <w:b/>
-                <w:bCs/>
-                <w:color w:val="F04E69"/>
-              </w:rPr>
-              <w:t>15</w:t>
-            </w:r>
-            <w:r>
-              <w:rPr>
-                <w:rFonts w:ascii="Aptos" w:eastAsia="Microsoft JhengHei" w:hAnsi="Aptos"/>
-                <w:b/>
-                <w:bCs/>
-                <w:color w:val="F04E69"/>
-              </w:rPr>
-              <w:t>分鐘</w:t>
-            </w:r>
-          </w:p>
-        </w:tc>
-        <w:tc>
-          <w:tcPr>
-            <w:tcW w:w="2402" w:type="pct"/>
           </w:tcPr>
           <w:p>
             <w:pPr>
               <w:pStyle w:val="ListParagraph"/>
               <w:numPr>
                 <w:ilvl w:val="0"/>
-                <w:numId w:val="7"/>
+                <w:numId w:val="30"/>
               </w:numPr>
               <w:spacing w:line="280" w:lineRule="exact"/>
               <w:rPr>
@@ -1775,52 +1395,7 @@
               <w:rPr>
                 <w:rFonts w:ascii="Aptos" w:eastAsia="Microsoft JhengHei" w:hAnsi="Aptos"/>
               </w:rPr>
-              <w:t>各組從收到的紙條中</w:t>
-            </w:r>
-            <w:r>
-              <w:rPr>
-                <w:rFonts w:ascii="Aptos" w:eastAsia="Microsoft JhengHei" w:hAnsi="Aptos"/>
-                <w:b/>
-                <w:bCs/>
-                <w:u w:val="single"/>
-              </w:rPr>
-              <w:t>抽取</w:t>
-            </w:r>
-            <w:r>
-              <w:rPr>
-                <w:rFonts w:ascii="Aptos" w:eastAsia="Microsoft JhengHei" w:hAnsi="Aptos"/>
-                <w:b/>
-                <w:bCs/>
-                <w:u w:val="single"/>
-              </w:rPr>
-              <w:t>5</w:t>
-            </w:r>
-            <w:r>
-              <w:rPr>
-                <w:rFonts w:ascii="Aptos" w:eastAsia="Microsoft JhengHei" w:hAnsi="Aptos"/>
-                <w:b/>
-                <w:bCs/>
-                <w:u w:val="single"/>
-              </w:rPr>
-              <w:t>張</w:t>
-            </w:r>
-            <w:r>
-              <w:rPr>
-                <w:rFonts w:ascii="Aptos" w:eastAsia="Microsoft JhengHei" w:hAnsi="Aptos"/>
-              </w:rPr>
-              <w:t>進行</w:t>
-            </w:r>
-            <w:r>
-              <w:rPr>
-                <w:rFonts w:ascii="DengXian" w:eastAsia="DengXian" w:hAnsi="DengXian" w:hint="eastAsia"/>
-              </w:rPr>
-              <w:t>討論和</w:t>
-            </w:r>
-            <w:r>
-              <w:rPr>
-                <w:rFonts w:ascii="Aptos" w:eastAsia="Microsoft JhengHei" w:hAnsi="Aptos"/>
-              </w:rPr>
-              <w:t>分析（不是全部）</w:t>
+              <w:t>向展示學校提問，了解海報背後的實際做法與考量。</w:t>
             </w:r>
           </w:p>
           <w:p>
@@ -1828,444 +1403,15 @@
               <w:pStyle w:val="ListParagraph"/>
               <w:numPr>
                 <w:ilvl w:val="0"/>
-                <w:numId w:val="7"/>
+                <w:numId w:val="30"/>
               </w:numPr>
               <w:spacing w:line="280" w:lineRule="exact"/>
-              <w:rPr>
-                <w:rFonts w:ascii="Aptos" w:eastAsia="Microsoft JhengHei" w:hAnsi="Aptos"/>
-              </w:rPr>
-            </w:pPr>
-            <w:r>
-              <w:rPr>
-                <w:rFonts w:ascii="Aptos" w:eastAsia="Microsoft JhengHei" w:hAnsi="Aptos"/>
-              </w:rPr>
-              <w:t>提醒聚焦於可控範圍內的解決方案</w:t>
-            </w:r>
-          </w:p>
-          <w:p>
-            <w:pPr>
-              <w:pStyle w:val="ListParagraph"/>
-              <w:numPr>
-                <w:ilvl w:val="0"/>
-                <w:numId w:val="7"/>
-              </w:numPr>
-              <w:spacing w:line="280" w:lineRule="exact"/>
-              <w:rPr>
-                <w:rFonts w:ascii="Aptos" w:eastAsia="Microsoft JhengHei" w:hAnsi="Aptos"/>
-              </w:rPr>
-            </w:pPr>
-            <w:r>
-              <w:rPr>
-                <w:rFonts w:ascii="Aptos" w:eastAsia="Microsoft JhengHei" w:hAnsi="Aptos"/>
-              </w:rPr>
-              <w:t>協助小組區分「可以即時改變的」與「需要系統支持的」障礙，優先聚焦前者</w:t>
-            </w:r>
-          </w:p>
-          <w:p>
-            <w:pPr>
-              <w:pStyle w:val="ListParagraph"/>
-              <w:spacing w:line="280" w:lineRule="exact"/>
-              <w:ind w:left="360"/>
-              <w:rPr>
-                <w:rFonts w:ascii="Aptos" w:eastAsia="Microsoft JhengHei" w:hAnsi="Aptos"/>
-                <w:i/>
-                <w:iCs/>
-              </w:rPr>
-            </w:pPr>
-            <w:r>
-              <w:rPr>
-                <w:rFonts w:ascii="Aptos" w:eastAsia="Microsoft JhengHei" w:hAnsi="Aptos"/>
-                <w:i/>
-                <w:iCs/>
-                <w:color w:val="0F4761" w:themeColor="accent1" w:themeShade="BF"/>
-              </w:rPr>
-              <w:t>連結</w:t>
-            </w:r>
-            <w:r>
-              <w:rPr>
-                <w:rFonts w:ascii="Aptos" w:eastAsia="Microsoft JhengHei" w:hAnsi="Aptos"/>
-                <w:i/>
-                <w:iCs/>
-                <w:color w:val="0F4761" w:themeColor="accent1" w:themeShade="BF"/>
-              </w:rPr>
-              <w:t xml:space="preserve"> CPS </w:t>
-            </w:r>
-            <w:r>
-              <w:rPr>
-                <w:rFonts w:ascii="Aptos" w:eastAsia="Microsoft JhengHei" w:hAnsi="Aptos"/>
-                <w:i/>
-                <w:iCs/>
-                <w:color w:val="0F4761" w:themeColor="accent1" w:themeShade="BF"/>
-              </w:rPr>
-              <w:t>維度時，引導小組思考方案如何改善小朋友特定方面的遊戲體驗，而非只停留於執行層面</w:t>
-            </w:r>
-          </w:p>
-        </w:tc>
-        <w:tc>
-          <w:tcPr>
-            <w:tcW w:w="1581" w:type="pct"/>
-          </w:tcPr>
-          <w:p>
-            <w:pPr>
-              <w:pStyle w:val="ListParagraph"/>
-              <w:numPr>
-                <w:ilvl w:val="0"/>
-                <w:numId w:val="8"/>
-              </w:numPr>
-              <w:spacing w:line="280" w:lineRule="exact"/>
-              <w:rPr>
-                <w:rFonts w:ascii="Aptos" w:eastAsia="Microsoft JhengHei" w:hAnsi="Aptos"/>
-              </w:rPr>
-            </w:pPr>
-            <w:r>
-              <w:rPr>
-                <w:rFonts w:ascii="Aptos" w:eastAsia="Microsoft JhengHei" w:hAnsi="Aptos"/>
-              </w:rPr>
-              <w:t>以「影響</w:t>
-            </w:r>
-            <w:r>
-              <w:rPr>
-                <w:rFonts w:ascii="Aptos" w:eastAsia="Microsoft JhengHei" w:hAnsi="Aptos"/>
-              </w:rPr>
-              <w:t>×</w:t>
-            </w:r>
-            <w:r>
-              <w:rPr>
-                <w:rFonts w:ascii="Aptos" w:eastAsia="Microsoft JhengHei" w:hAnsi="Aptos"/>
-              </w:rPr>
-              <w:t>可行性」或「最阻礙前</w:t>
-            </w:r>
-            <w:r>
-              <w:rPr>
-                <w:rFonts w:ascii="Aptos" w:eastAsia="Microsoft JhengHei" w:hAnsi="Aptos"/>
-              </w:rPr>
-              <w:t>5</w:t>
-            </w:r>
-            <w:r>
-              <w:rPr>
-                <w:rFonts w:ascii="Aptos" w:eastAsia="Microsoft JhengHei" w:hAnsi="Aptos"/>
-              </w:rPr>
-              <w:t>項」為準則排列挑戰優先次序</w:t>
-            </w:r>
-          </w:p>
-          <w:p>
-            <w:pPr>
-              <w:pStyle w:val="ListParagraph"/>
-              <w:numPr>
-                <w:ilvl w:val="0"/>
-                <w:numId w:val="8"/>
-              </w:numPr>
-              <w:spacing w:line="280" w:lineRule="exact"/>
-              <w:rPr>
-                <w:rFonts w:ascii="Aptos" w:eastAsia="Microsoft JhengHei" w:hAnsi="Aptos"/>
-              </w:rPr>
-            </w:pPr>
-            <w:r>
-              <w:rPr>
-                <w:rFonts w:ascii="Aptos" w:eastAsia="Microsoft JhengHei" w:hAnsi="Aptos"/>
-              </w:rPr>
-              <w:t>就挑戰提出一個解決方案，並</w:t>
-            </w:r>
-            <w:r>
-              <w:rPr>
-                <w:rFonts w:ascii="DengXian" w:eastAsia="DengXian" w:hAnsi="DengXian" w:hint="eastAsia"/>
-              </w:rPr>
-              <w:t>嘗試引入</w:t>
-            </w:r>
-            <w:r>
-              <w:rPr>
-                <w:rFonts w:ascii="Aptos" w:eastAsia="Microsoft JhengHei" w:hAnsi="Aptos"/>
-              </w:rPr>
-              <w:t>CPS</w:t>
-            </w:r>
-            <w:r>
-              <w:rPr>
-                <w:rFonts w:ascii="DengXian" w:eastAsia="DengXian" w:hAnsi="DengXian" w:hint="eastAsia"/>
-              </w:rPr>
-              <w:t>角度思考</w:t>
-            </w:r>
-          </w:p>
-          <w:p>
-            <w:pPr>
-              <w:spacing w:line="280" w:lineRule="exact"/>
-              <w:rPr>
-                <w:rFonts w:ascii="Aptos" w:eastAsia="Microsoft JhengHei" w:hAnsi="Aptos"/>
-              </w:rPr>
-            </w:pPr>
-            <w:r>
-              <w:rPr>
-                <w:rFonts w:ascii="Aptos" w:eastAsia="Microsoft JhengHei" w:hAnsi="Aptos"/>
-                <w:i/>
-                <w:iCs/>
-                <w:color w:val="5A5A72"/>
-              </w:rPr>
-              <w:t xml:space="preserve"> </w:t>
-            </w:r>
-            <w:r>
-              <w:rPr>
-                <w:rFonts w:ascii="Aptos" w:eastAsia="Microsoft JhengHei" w:hAnsi="Aptos"/>
-                <w:i/>
-                <w:iCs/>
-                <w:color w:val="5A5A72"/>
-              </w:rPr>
-              <w:t>所需材料：困難排行榜、</w:t>
-            </w:r>
-            <w:r>
-              <w:rPr>
-                <w:rFonts w:ascii="Aptos" w:eastAsia="Microsoft JhengHei" w:hAnsi="Aptos"/>
-                <w:i/>
-                <w:iCs/>
-                <w:color w:val="5A5A72"/>
-              </w:rPr>
-              <w:t>CPS</w:t>
-            </w:r>
-            <w:r>
-              <w:rPr>
-                <w:rFonts w:ascii="Aptos" w:eastAsia="Microsoft JhengHei" w:hAnsi="Aptos"/>
-                <w:i/>
-                <w:iCs/>
-                <w:color w:val="5A5A72"/>
-              </w:rPr>
-              <w:t>提示表</w:t>
-            </w:r>
-          </w:p>
-        </w:tc>
-      </w:tr>
-      <w:tr>
-        <w:trPr>
-          <w:trHeight w:val="21"/>
-        </w:trPr>
-        <w:tc>
-          <w:tcPr>
-            <w:tcW w:w="434" w:type="pct"/>
-            <w:shd w:val="clear" w:color="auto" w:fill="E8EAF4"/>
-            <w:vAlign w:val="center"/>
-          </w:tcPr>
-          <w:p>
-            <w:pPr>
-              <w:spacing w:line="280" w:lineRule="exact"/>
-              <w:jc w:val="center"/>
-              <w:rPr>
-                <w:rFonts w:ascii="Aptos" w:eastAsia="Microsoft JhengHei" w:hAnsi="Aptos"/>
-              </w:rPr>
-            </w:pPr>
-            <w:r>
-              <w:rPr>
-                <w:rFonts w:ascii="Aptos" w:eastAsia="Microsoft JhengHei" w:hAnsi="Aptos"/>
-                <w:b/>
-                <w:bCs/>
-              </w:rPr>
-              <w:t>全場分享</w:t>
-            </w:r>
-          </w:p>
-        </w:tc>
-        <w:tc>
-          <w:tcPr>
-            <w:tcW w:w="583" w:type="pct"/>
-            <w:shd w:val="clear" w:color="auto" w:fill="FAFAFA"/>
-            <w:vAlign w:val="center"/>
-          </w:tcPr>
-          <w:p>
-            <w:pPr>
-              <w:spacing w:line="280" w:lineRule="exact"/>
-              <w:jc w:val="center"/>
-              <w:rPr>
-                <w:rFonts w:ascii="Aptos" w:eastAsia="Microsoft JhengHei" w:hAnsi="Aptos"/>
-              </w:rPr>
-            </w:pPr>
-            <w:r>
-              <w:rPr>
-                <w:rFonts w:ascii="Aptos" w:eastAsia="Microsoft JhengHei" w:hAnsi="Aptos"/>
-                <w:b/>
-                <w:bCs/>
-                <w:color w:val="F04E69"/>
-              </w:rPr>
-              <w:t>10</w:t>
-            </w:r>
-            <w:r>
-              <w:rPr>
-                <w:rFonts w:ascii="Aptos" w:eastAsia="Microsoft JhengHei" w:hAnsi="Aptos"/>
-                <w:b/>
-                <w:bCs/>
-                <w:color w:val="F04E69"/>
-              </w:rPr>
-              <w:t>分鐘</w:t>
-            </w:r>
-          </w:p>
-        </w:tc>
-        <w:tc>
-          <w:tcPr>
-            <w:tcW w:w="2402" w:type="pct"/>
-          </w:tcPr>
-          <w:p>
-            <w:pPr>
-              <w:pStyle w:val="ListParagraph"/>
-              <w:numPr>
-                <w:ilvl w:val="0"/>
-                <w:numId w:val="14"/>
-              </w:numPr>
-              <w:spacing w:line="280" w:lineRule="exact"/>
-              <w:rPr>
-                <w:rFonts w:ascii="Aptos" w:eastAsia="Microsoft JhengHei" w:hAnsi="Aptos"/>
-              </w:rPr>
-            </w:pPr>
-            <w:r>
-              <w:rPr>
-                <w:rFonts w:ascii="Aptos" w:eastAsia="Microsoft JhengHei" w:hAnsi="Aptos"/>
-              </w:rPr>
-              <w:t>邀請小組進行分享（每組</w:t>
-            </w:r>
-            <w:r>
-              <w:rPr>
-                <w:rFonts w:ascii="Aptos" w:eastAsia="Microsoft JhengHei" w:hAnsi="Aptos"/>
-              </w:rPr>
-              <w:t>1</w:t>
-            </w:r>
-            <w:r>
-              <w:rPr>
-                <w:rFonts w:ascii="Aptos" w:eastAsia="Microsoft JhengHei" w:hAnsi="Aptos"/>
-              </w:rPr>
-              <w:t>分鐘）</w:t>
-            </w:r>
-          </w:p>
-          <w:p>
-            <w:pPr>
-              <w:pStyle w:val="ListParagraph"/>
-              <w:numPr>
-                <w:ilvl w:val="0"/>
-                <w:numId w:val="14"/>
-              </w:numPr>
-              <w:spacing w:line="280" w:lineRule="exact"/>
-              <w:rPr>
-                <w:rFonts w:ascii="Aptos" w:eastAsia="Microsoft JhengHei" w:hAnsi="Aptos"/>
-              </w:rPr>
-            </w:pPr>
-            <w:r>
-              <w:rPr>
-                <w:rFonts w:ascii="Aptos" w:eastAsia="Microsoft JhengHei" w:hAnsi="Aptos"/>
-              </w:rPr>
-              <w:t>點出不同組之間的共同困難或相近方向</w:t>
-            </w:r>
-          </w:p>
-          <w:p>
-            <w:pPr>
-              <w:pStyle w:val="ListParagraph"/>
-              <w:numPr>
-                <w:ilvl w:val="0"/>
-                <w:numId w:val="14"/>
-              </w:numPr>
-              <w:spacing w:line="280" w:lineRule="exact"/>
-              <w:rPr>
-                <w:rFonts w:ascii="Aptos" w:eastAsia="Microsoft JhengHei" w:hAnsi="Aptos"/>
-              </w:rPr>
-            </w:pPr>
-            <w:r>
-              <w:rPr>
-                <w:rFonts w:ascii="Aptos" w:eastAsia="Microsoft JhengHei" w:hAnsi="Aptos"/>
-              </w:rPr>
-              <w:t>引導</w:t>
-            </w:r>
-            <w:r>
-              <w:rPr>
-                <w:rFonts w:ascii="Aptos" w:eastAsia="DengXian" w:hAnsi="Aptos" w:hint="eastAsia"/>
-                <w:lang w:eastAsia="zh-CN"/>
-              </w:rPr>
-              <w:t>概念：</w:t>
-            </w:r>
-          </w:p>
-          <w:p>
-            <w:pPr>
-              <w:pStyle w:val="ListParagraph"/>
-              <w:numPr>
-                <w:ilvl w:val="1"/>
-                <w:numId w:val="14"/>
-              </w:numPr>
-              <w:spacing w:line="280" w:lineRule="exact"/>
-              <w:rPr>
-                <w:rFonts w:ascii="Aptos" w:eastAsia="Microsoft JhengHei" w:hAnsi="Aptos"/>
-              </w:rPr>
-            </w:pPr>
-            <w:r>
-              <w:rPr>
-                <w:rFonts w:ascii="Aptos" w:eastAsia="Microsoft JhengHei" w:hAnsi="Aptos"/>
-              </w:rPr>
-              <w:t>教師每日的小決定（何時介入、何時退後）本身就是推動自由遊戲的核心行動</w:t>
-            </w:r>
-          </w:p>
-          <w:p>
-            <w:pPr>
-              <w:pStyle w:val="ListParagraph"/>
-              <w:numPr>
-                <w:ilvl w:val="1"/>
-                <w:numId w:val="14"/>
-              </w:numPr>
-              <w:spacing w:line="280" w:lineRule="exact"/>
-              <w:rPr>
-                <w:rFonts w:ascii="Aptos" w:eastAsia="Microsoft JhengHei" w:hAnsi="Aptos"/>
-              </w:rPr>
-            </w:pPr>
-            <w:r>
-              <w:rPr>
-                <w:rFonts w:ascii="Aptos" w:eastAsia="Microsoft JhengHei" w:hAnsi="Aptos"/>
-              </w:rPr>
-              <w:t>「不介入」本身是一種專業判斷，而非放任</w:t>
-            </w:r>
-          </w:p>
-          <w:p>
-            <w:pPr>
-              <w:pStyle w:val="ListParagraph"/>
-              <w:numPr>
-                <w:ilvl w:val="1"/>
-                <w:numId w:val="14"/>
-              </w:numPr>
-              <w:spacing w:line="280" w:lineRule="exact"/>
-              <w:rPr>
-                <w:rFonts w:ascii="Aptos" w:eastAsia="Microsoft JhengHei" w:hAnsi="Aptos"/>
-              </w:rPr>
-            </w:pPr>
-            <w:r>
-              <w:rPr>
-                <w:rFonts w:ascii="Aptos" w:eastAsia="Microsoft JhengHei" w:hAnsi="Aptos"/>
-              </w:rPr>
-              <w:t>若討論出現無力感，溫和地引導至「我能做的第一步」</w:t>
-            </w:r>
-          </w:p>
-          <w:p>
-            <w:pPr>
-              <w:pStyle w:val="ListParagraph"/>
-              <w:numPr>
-                <w:ilvl w:val="1"/>
-                <w:numId w:val="14"/>
-              </w:numPr>
-              <w:spacing w:line="280" w:lineRule="exact"/>
-              <w:rPr>
-                <w:rFonts w:ascii="Aptos" w:eastAsia="Microsoft JhengHei" w:hAnsi="Aptos"/>
-              </w:rPr>
-            </w:pPr>
-            <w:r>
-              <w:rPr>
-                <w:rFonts w:ascii="Aptos" w:eastAsia="Microsoft JhengHei" w:hAnsi="Aptos"/>
-              </w:rPr>
-              <w:t>避免討論停留於「系統問題無從改變」的無力感，引導至「我能做的第一步」</w:t>
-            </w:r>
-          </w:p>
-        </w:tc>
-        <w:tc>
-          <w:tcPr>
-            <w:tcW w:w="1581" w:type="pct"/>
-          </w:tcPr>
-          <w:p>
-            <w:pPr>
-              <w:spacing w:line="280" w:lineRule="exact"/>
-              <w:rPr>
-                <w:rFonts w:ascii="Aptos" w:eastAsia="Microsoft JhengHei" w:hAnsi="Aptos"/>
-              </w:rPr>
-            </w:pPr>
-            <w:r>
-              <w:rPr>
-                <w:rFonts w:ascii="Aptos" w:eastAsia="Microsoft JhengHei" w:hAnsi="Aptos"/>
-              </w:rPr>
-              <w:t>各組代表向全場分享主要結論</w:t>
+            </w:pPr>
+            <w:r>
+              <w:rPr>
+                <w:rFonts w:ascii="Aptos" w:eastAsia="Microsoft JhengHei" w:hAnsi="Aptos"/>
+              </w:rPr>
+              <w:t>回應其他參加者觀察，補充可帶回自身學校參考的想法。</w:t>
             </w:r>
           </w:p>
         </w:tc>
@@ -2328,16 +1474,44 @@
     </w:p>
     <w:p>
       <w:pPr>
+        <w:rPr>
+          <w:rFonts w:ascii="Aptos" w:eastAsia="Microsoft JhengHei" w:hAnsi="Aptos"/>
+          <w:b/>
+          <w:bCs/>
+          <w:color w:val="F04E69"/>
+        </w:rPr>
+      </w:pPr>
+    </w:p>
+    <w:p>
+      <w:pPr>
+        <w:widowControl/>
+        <w:rPr>
+          <w:rFonts w:ascii="Aptos" w:eastAsia="Microsoft JhengHei" w:hAnsi="Aptos"/>
+          <w:b/>
+          <w:bCs/>
+          <w:color w:val="F04E69"/>
+        </w:rPr>
+      </w:pPr>
+      <w:r>
+        <w:rPr>
+          <w:rFonts w:ascii="Aptos" w:eastAsia="Microsoft JhengHei" w:hAnsi="Aptos"/>
+          <w:b/>
+          <w:bCs/>
+          <w:color w:val="F04E69"/>
+        </w:rPr>
+        <w:br w:type="page"/>
+      </w:r>
+    </w:p>
+    <w:p>
+      <w:pPr>
         <w:pStyle w:val="Heading2"/>
-        <w:rPr>
-          <w:rFonts w:eastAsia="DengXian"/>
-        </w:rPr>
-      </w:pPr>
-      <w:r>
-        <w:rPr>
-          <w:rFonts w:ascii="DengXian" w:eastAsia="DengXian" w:hAnsi="DengXian" w:cs="Microsoft JhengHei" w:hint="eastAsia"/>
-        </w:rPr>
-        <w:t>活動帶領</w:t>
+      </w:pPr>
+      <w:r>
+        <w:rPr>
+          <w:rFonts w:ascii="Microsoft JhengHei" w:eastAsia="Microsoft JhengHei" w:hAnsi="Microsoft JhengHei" w:cs="Microsoft JhengHei" w:hint="eastAsia"/>
+        </w:rPr>
+        <w:lastRenderedPageBreak/>
+        <w:t>海報閱讀安排（待定）</w:t>
       </w:r>
     </w:p>
     <w:p>
@@ -2355,31 +1529,13 @@
         <w:rPr>
           <w:rFonts w:ascii="Aptos" w:eastAsia="Microsoft JhengHei" w:hAnsi="Aptos"/>
         </w:rPr>
-        <w:t>當小組紙條過於籠統時</w:t>
-      </w:r>
-      <w:r>
-        <w:rPr>
-          <w:rFonts w:ascii="Aptos" w:eastAsia="DengXian" w:hAnsi="Aptos" w:hint="eastAsia"/>
-        </w:rPr>
-        <w:t>，</w:t>
-      </w:r>
-      <w:r>
-        <w:rPr>
-          <w:rFonts w:ascii="Aptos" w:eastAsia="DengXian" w:hAnsi="Aptos"/>
-        </w:rPr>
-        <w:t>帶領員可以提示小組進一步具體化，例如引導他們描述一個真實發生的場景，或聚焦某一個</w:t>
-      </w:r>
-      <w:r>
-        <w:rPr>
-          <w:rFonts w:ascii="Aptos" w:eastAsia="DengXian" w:hAnsi="Aptos"/>
-        </w:rPr>
-        <w:t xml:space="preserve"> CPS </w:t>
-      </w:r>
-      <w:r>
-        <w:rPr>
-          <w:rFonts w:ascii="Aptos" w:eastAsia="DengXian" w:hAnsi="Aptos"/>
-        </w:rPr>
-        <w:t>維度</w:t>
+        <w:t>Plan A</w:t>
+      </w:r>
+      <w:r>
+        <w:rPr>
+          <w:rFonts w:ascii="Aptos" w:eastAsia="Microsoft JhengHei" w:hAnsi="Aptos"/>
+        </w:rPr>
+        <w:t>：自由走動閱讀海報</w:t>
       </w:r>
     </w:p>
     <w:p>
@@ -2395,39 +1551,279 @@
       </w:pPr>
       <w:r>
         <w:rPr>
-          <w:rFonts w:ascii="Aptos" w:eastAsia="DengXian" w:hAnsi="Aptos"/>
-        </w:rPr>
-        <w:t>如仍有困難，</w:t>
-      </w:r>
-      <w:r>
-        <w:rPr>
-          <w:rFonts w:ascii="Aptos" w:eastAsia="Microsoft JhengHei" w:hAnsi="Aptos"/>
-        </w:rPr>
-        <w:t>可使用備用挑戰</w:t>
+          <w:rFonts w:ascii="Aptos" w:eastAsia="Microsoft JhengHei" w:hAnsi="Aptos"/>
+        </w:rPr>
+        <w:t>Plan B</w:t>
+      </w:r>
+      <w:r>
+        <w:rPr>
+          <w:rFonts w:ascii="Aptos" w:eastAsia="Microsoft JhengHei" w:hAnsi="Aptos"/>
+        </w:rPr>
+        <w:t>：參加者按左右區域分流閱讀</w:t>
+      </w:r>
+    </w:p>
+    <w:p>
+      <w:pPr>
+        <w:pStyle w:val="ListParagraph"/>
+        <w:numPr>
+          <w:ilvl w:val="0"/>
+          <w:numId w:val="15"/>
+        </w:numPr>
+        <w:rPr>
+          <w:rFonts w:ascii="Aptos" w:eastAsia="Microsoft JhengHei" w:hAnsi="Aptos"/>
+        </w:rPr>
+      </w:pPr>
+      <w:r>
+        <w:rPr>
+          <w:rFonts w:ascii="Aptos" w:eastAsia="Microsoft JhengHei" w:hAnsi="Aptos"/>
+        </w:rPr>
+        <w:t>Plan C</w:t>
+      </w:r>
+      <w:r>
+        <w:rPr>
+          <w:rFonts w:ascii="Aptos" w:eastAsia="Microsoft JhengHei" w:hAnsi="Aptos"/>
+        </w:rPr>
+        <w:t>：參加者按預先編配組別分流至不同區域閱讀</w:t>
+      </w:r>
+    </w:p>
+    <w:p>
+      <w:pPr>
+        <w:pStyle w:val="ListParagraph"/>
+        <w:numPr>
+          <w:ilvl w:val="0"/>
+          <w:numId w:val="15"/>
+        </w:numPr>
+        <w:rPr>
+          <w:rFonts w:ascii="Aptos" w:eastAsia="Microsoft JhengHei" w:hAnsi="Aptos"/>
+        </w:rPr>
+      </w:pPr>
+      <w:r>
+        <w:rPr>
+          <w:rFonts w:ascii="Aptos" w:eastAsia="Microsoft JhengHei" w:hAnsi="Aptos"/>
+        </w:rPr>
+        <w:t>Plan D</w:t>
+      </w:r>
+      <w:r>
+        <w:rPr>
+          <w:rFonts w:ascii="Aptos" w:eastAsia="Microsoft JhengHei" w:hAnsi="Aptos"/>
+        </w:rPr>
+        <w:t>：向每位教師提供</w:t>
+      </w:r>
+      <w:r>
+        <w:rPr>
+          <w:rFonts w:ascii="Aptos" w:eastAsia="Microsoft JhengHei" w:hAnsi="Aptos"/>
+        </w:rPr>
+        <w:t xml:space="preserve"> 4-5 </w:t>
+      </w:r>
+      <w:r>
+        <w:rPr>
+          <w:rFonts w:ascii="Aptos" w:eastAsia="Microsoft JhengHei" w:hAnsi="Aptos"/>
+        </w:rPr>
+        <w:t>張已印製海報作桌上閱讀</w:t>
+      </w:r>
+    </w:p>
+    <w:p>
+      <w:pPr>
+        <w:jc w:val="both"/>
+        <w:rPr>
+          <w:rFonts w:ascii="Aptos" w:eastAsia="Microsoft JhengHei" w:hAnsi="Aptos"/>
+          <w:i/>
+          <w:iCs/>
+        </w:rPr>
+      </w:pPr>
+      <w:r>
+        <w:rPr>
+          <w:rFonts w:ascii="Aptos" w:eastAsia="Microsoft JhengHei" w:hAnsi="Aptos"/>
+          <w:i/>
+          <w:iCs/>
+        </w:rPr>
+        <w:t>(</w:t>
+      </w:r>
+      <w:r>
+        <w:rPr>
+          <w:rFonts w:ascii="Aptos" w:eastAsia="Microsoft JhengHei" w:hAnsi="Aptos"/>
+          <w:i/>
+          <w:iCs/>
+        </w:rPr>
+        <w:t xml:space="preserve">Plan A-D </w:t>
+      </w:r>
+      <w:r>
+        <w:rPr>
+          <w:rFonts w:ascii="Aptos" w:eastAsia="Microsoft JhengHei" w:hAnsi="Aptos"/>
+          <w:i/>
+          <w:iCs/>
+        </w:rPr>
+        <w:t>將按活動當日實際場地與時間情況調整。由於已預備</w:t>
+      </w:r>
+      <w:r>
+        <w:rPr>
+          <w:rFonts w:ascii="Aptos" w:eastAsia="Microsoft JhengHei" w:hAnsi="Aptos"/>
+          <w:i/>
+          <w:iCs/>
+        </w:rPr>
+        <w:t xml:space="preserve"> Plan D</w:t>
+      </w:r>
+      <w:r>
+        <w:rPr>
+          <w:rFonts w:ascii="Aptos" w:eastAsia="Microsoft JhengHei" w:hAnsi="Aptos"/>
+          <w:i/>
+          <w:iCs/>
+        </w:rPr>
+        <w:t>，團隊現已備妥供參加者使用的已印製海報。帶領員需於活動開始前確認最終方案，並以最簡單清晰的方式交代</w:t>
       </w:r>
       <w:r>
         <w:rPr>
           <w:rFonts w:ascii="Aptos" w:eastAsia="Microsoft JhengHei" w:hAnsi="Aptos" w:hint="eastAsia"/>
-        </w:rPr>
-        <w:t>卡</w:t>
-      </w:r>
-      <w:r>
-        <w:rPr>
-          <w:rFonts w:ascii="Aptos" w:eastAsia="Microsoft JhengHei" w:hAnsi="Aptos"/>
-        </w:rPr>
-        <w:t>池，以下為各</w:t>
-      </w:r>
-      <w:r>
-        <w:rPr>
-          <w:rFonts w:ascii="Aptos" w:eastAsia="Microsoft JhengHei" w:hAnsi="Aptos"/>
-        </w:rPr>
-        <w:t>CPS</w:t>
-      </w:r>
-      <w:r>
-        <w:rPr>
-          <w:rFonts w:ascii="Aptos" w:eastAsia="Microsoft JhengHei" w:hAnsi="Aptos"/>
-        </w:rPr>
-        <w:t>維度的示例紙條：</w:t>
+          <w:i/>
+          <w:iCs/>
+        </w:rPr>
+        <w:t>活動</w:t>
+      </w:r>
+      <w:r>
+        <w:rPr>
+          <w:rFonts w:ascii="Aptos" w:eastAsia="Microsoft JhengHei" w:hAnsi="Aptos"/>
+          <w:i/>
+          <w:iCs/>
+        </w:rPr>
+        <w:t>與時間。</w:t>
+      </w:r>
+      <w:r>
+        <w:rPr>
+          <w:rFonts w:ascii="Aptos" w:eastAsia="Microsoft JhengHei" w:hAnsi="Aptos"/>
+          <w:i/>
+          <w:iCs/>
+        </w:rPr>
+        <w:t>)</w:t>
+      </w:r>
+    </w:p>
+    <w:p>
+      <w:pPr>
+        <w:rPr>
+          <w:rFonts w:ascii="Aptos" w:eastAsia="Microsoft JhengHei" w:hAnsi="Aptos"/>
+          <w:b/>
+          <w:bCs/>
+          <w:color w:val="F04E69"/>
+        </w:rPr>
+      </w:pPr>
+    </w:p>
+    <w:p>
+      <w:pPr>
+        <w:pStyle w:val="Heading2"/>
+        <w:rPr>
+          <w:rFonts w:eastAsia="DengXian"/>
+        </w:rPr>
+      </w:pPr>
+      <w:r>
+        <w:rPr>
+          <w:rFonts w:ascii="DengXian" w:eastAsia="DengXian" w:hAnsi="DengXian" w:cs="Microsoft JhengHei" w:hint="eastAsia"/>
+        </w:rPr>
+        <w:t>活動帶領</w:t>
+      </w:r>
+    </w:p>
+    <w:p>
+      <w:pPr>
+        <w:pStyle w:val="ListParagraph"/>
+        <w:numPr>
+          <w:ilvl w:val="0"/>
+          <w:numId w:val="32"/>
+        </w:numPr>
+        <w:rPr>
+          <w:rFonts w:ascii="Aptos" w:eastAsia="Microsoft JhengHei" w:hAnsi="Aptos"/>
+        </w:rPr>
+      </w:pPr>
+      <w:r>
+        <w:rPr>
+          <w:rFonts w:ascii="Aptos" w:eastAsia="Microsoft JhengHei" w:hAnsi="Aptos" w:hint="eastAsia"/>
+        </w:rPr>
+        <w:t>海報閱讀開始前，先明確交代閱讀時間、移動方式，以及參加者需要帶着什麼問題去看海報。</w:t>
+      </w:r>
+    </w:p>
+    <w:p>
+      <w:pPr>
+        <w:pStyle w:val="ListParagraph"/>
+        <w:numPr>
+          <w:ilvl w:val="0"/>
+          <w:numId w:val="32"/>
+        </w:numPr>
+        <w:rPr>
+          <w:rFonts w:ascii="Aptos" w:eastAsia="Microsoft JhengHei" w:hAnsi="Aptos" w:hint="eastAsia"/>
+        </w:rPr>
+      </w:pPr>
+      <w:r>
+        <w:rPr>
+          <w:rFonts w:ascii="Aptos" w:eastAsia="Microsoft JhengHei" w:hAnsi="Aptos" w:hint="eastAsia"/>
+        </w:rPr>
+        <w:t>若現場採自由走動形式，需特別留意人流與擠塞情況，必要時</w:t>
+      </w:r>
+      <w:r>
+        <w:rPr>
+          <w:rFonts w:ascii="Aptos" w:eastAsia="Microsoft JhengHei" w:hAnsi="Aptos" w:hint="eastAsia"/>
+        </w:rPr>
+        <w:t>引導</w:t>
+      </w:r>
+      <w:r>
+        <w:rPr>
+          <w:rFonts w:ascii="Aptos" w:eastAsia="Microsoft JhengHei" w:hAnsi="Aptos" w:hint="eastAsia"/>
+        </w:rPr>
+        <w:t>參加者轉到其他海報區域。</w:t>
+      </w:r>
+    </w:p>
+    <w:p>
+      <w:pPr>
+        <w:pStyle w:val="ListParagraph"/>
+        <w:numPr>
+          <w:ilvl w:val="0"/>
+          <w:numId w:val="32"/>
+        </w:numPr>
+        <w:rPr>
+          <w:rFonts w:ascii="Aptos" w:eastAsia="Microsoft JhengHei" w:hAnsi="Aptos" w:hint="eastAsia"/>
+        </w:rPr>
+      </w:pPr>
+      <w:r>
+        <w:rPr>
+          <w:rFonts w:ascii="Aptos" w:eastAsia="Microsoft JhengHei" w:hAnsi="Aptos" w:hint="eastAsia"/>
+        </w:rPr>
+        <w:t>小組交流階段可提示參加者聚焦三類內容：看見了什麼做法、產生了什麼疑問、哪些做法可帶回自己學校。</w:t>
+      </w:r>
+    </w:p>
+    <w:p>
+      <w:pPr>
+        <w:pStyle w:val="ListParagraph"/>
+        <w:numPr>
+          <w:ilvl w:val="0"/>
+          <w:numId w:val="32"/>
+        </w:numPr>
+        <w:rPr>
+          <w:rFonts w:ascii="Aptos" w:eastAsia="Microsoft JhengHei" w:hAnsi="Aptos"/>
+        </w:rPr>
+      </w:pPr>
+      <w:r>
+        <w:rPr>
+          <w:rFonts w:ascii="Aptos" w:eastAsia="Microsoft JhengHei" w:hAnsi="Aptos" w:hint="eastAsia"/>
+        </w:rPr>
+        <w:t>互動問答時協助控制節奏，避免個別問題過長，並優先處理對多數參加者都有參考價值的提問。</w:t>
+      </w:r>
+    </w:p>
+    <w:p>
+      <w:pPr>
+        <w:widowControl/>
+        <w:rPr>
+          <w:rFonts w:ascii="Aptos" w:eastAsia="Microsoft JhengHei" w:hAnsi="Aptos"/>
+          <w:b/>
+          <w:bCs/>
+          <w:color w:val="F04E69"/>
+        </w:rPr>
+      </w:pPr>
+    </w:p>
+    <w:p>
+      <w:pPr>
+        <w:pStyle w:val="Heading2"/>
+      </w:pPr>
+      <w:r>
+        <w:rPr>
+          <w:rFonts w:ascii="Microsoft JhengHei" w:eastAsia="Microsoft JhengHei" w:hAnsi="Microsoft JhengHei" w:cs="Microsoft JhengHei" w:hint="eastAsia"/>
+        </w:rPr>
+        <w:t>物資清單</w:t>
       </w:r>
     </w:p>
     <w:tbl>
@@ -2450,8 +1846,8 @@
         <w:tblLook w:val="04A0" w:firstRow="1" w:lastRow="0" w:firstColumn="1" w:lastColumn="0" w:noHBand="0" w:noVBand="1"/>
       </w:tblPr>
       <w:tblGrid>
-        <w:gridCol w:w="1696"/>
-        <w:gridCol w:w="7664"/>
+        <w:gridCol w:w="3941"/>
+        <w:gridCol w:w="5419"/>
       </w:tblGrid>
       <w:tr>
         <w:trPr>
@@ -2459,7 +1855,7 @@
         </w:trPr>
         <w:tc>
           <w:tcPr>
-            <w:tcW w:w="1696" w:type="dxa"/>
+            <w:tcW w:w="0" w:type="auto"/>
             <w:shd w:val="clear" w:color="auto" w:fill="2B3990"/>
             <w:vAlign w:val="center"/>
           </w:tcPr>
@@ -2478,8 +1874,24 @@
                 <w:bCs/>
                 <w:color w:val="FFFFFF"/>
               </w:rPr>
-              <w:t>CPS</w:t>
-            </w:r>
+              <w:t>物資</w:t>
+            </w:r>
+          </w:p>
+        </w:tc>
+        <w:tc>
+          <w:tcPr>
+            <w:tcW w:w="0" w:type="auto"/>
+            <w:shd w:val="clear" w:color="auto" w:fill="2B3990"/>
+            <w:vAlign w:val="center"/>
+          </w:tcPr>
+          <w:p>
+            <w:pPr>
+              <w:spacing w:line="280" w:lineRule="exact"/>
+              <w:jc w:val="center"/>
+              <w:rPr>
+                <w:rFonts w:ascii="Aptos" w:eastAsia="Microsoft JhengHei" w:hAnsi="Aptos"/>
+              </w:rPr>
+            </w:pPr>
             <w:r>
               <w:rPr>
                 <w:rFonts w:ascii="Aptos" w:eastAsia="Microsoft JhengHei" w:hAnsi="Aptos"/>
@@ -2487,32 +1899,7 @@
                 <w:bCs/>
                 <w:color w:val="FFFFFF"/>
               </w:rPr>
-              <w:t>維度</w:t>
-            </w:r>
-          </w:p>
-        </w:tc>
-        <w:tc>
-          <w:tcPr>
-            <w:tcW w:w="7664" w:type="dxa"/>
-            <w:shd w:val="clear" w:color="auto" w:fill="2B3990"/>
-            <w:vAlign w:val="center"/>
-          </w:tcPr>
-          <w:p>
-            <w:pPr>
-              <w:spacing w:line="280" w:lineRule="exact"/>
-              <w:jc w:val="center"/>
-              <w:rPr>
-                <w:rFonts w:ascii="Aptos" w:eastAsia="Microsoft JhengHei" w:hAnsi="Aptos"/>
-              </w:rPr>
-            </w:pPr>
-            <w:r>
-              <w:rPr>
-                <w:rFonts w:ascii="Aptos" w:eastAsia="Microsoft JhengHei" w:hAnsi="Aptos"/>
-                <w:b/>
-                <w:bCs/>
-                <w:color w:val="FFFFFF"/>
-              </w:rPr>
-              <w:t>備用挑戰示例（可直接使用）</w:t>
+              <w:t>備注</w:t>
             </w:r>
           </w:p>
         </w:tc>
@@ -2520,63 +1907,39 @@
       <w:tr>
         <w:tc>
           <w:tcPr>
-            <w:tcW w:w="1696" w:type="dxa"/>
-          </w:tcPr>
-          <w:p>
-            <w:pPr>
-              <w:spacing w:line="280" w:lineRule="exact"/>
-              <w:rPr>
-                <w:rFonts w:ascii="Aptos" w:eastAsia="Microsoft JhengHei" w:hAnsi="Aptos"/>
-              </w:rPr>
-            </w:pPr>
-            <w:r>
-              <w:rPr>
-                <w:rFonts w:ascii="Aptos" w:eastAsia="Microsoft JhengHei" w:hAnsi="Aptos"/>
-              </w:rPr>
-              <w:t>社交自發性</w:t>
-            </w:r>
-          </w:p>
-        </w:tc>
-        <w:tc>
-          <w:tcPr>
-            <w:tcW w:w="7664" w:type="dxa"/>
-          </w:tcPr>
-          <w:p>
-            <w:pPr>
-              <w:spacing w:line="280" w:lineRule="exact"/>
-              <w:rPr>
-                <w:rFonts w:ascii="Aptos" w:eastAsia="Microsoft JhengHei" w:hAnsi="Aptos"/>
-              </w:rPr>
-            </w:pPr>
-            <w:r>
-              <w:rPr>
-                <w:rFonts w:ascii="Aptos" w:eastAsia="Microsoft JhengHei" w:hAnsi="Aptos"/>
-              </w:rPr>
-              <w:t>小朋友多數各自玩，明明有「多人玩」嘅區角都好少主動加入。</w:t>
-            </w:r>
-            <w:r>
-              <w:rPr>
-                <w:rFonts w:ascii="Aptos" w:eastAsia="Microsoft JhengHei" w:hAnsi="Aptos"/>
-              </w:rPr>
-              <w:t xml:space="preserve"> </w:t>
-            </w:r>
-            <w:r>
-              <w:rPr>
-                <w:rFonts w:ascii="Aptos" w:eastAsia="Microsoft JhengHei" w:hAnsi="Aptos"/>
-              </w:rPr>
-              <w:t>成日係某幾個小朋友霸住最受歡迎嗰區，其他人就游離唔知做咩。</w:t>
-            </w:r>
-            <w:r>
-              <w:rPr>
-                <w:rFonts w:ascii="Aptos" w:eastAsia="Microsoft JhengHei" w:hAnsi="Aptos"/>
-              </w:rPr>
-              <w:t xml:space="preserve"> </w:t>
-            </w:r>
-            <w:r>
-              <w:rPr>
-                <w:rFonts w:ascii="Aptos" w:eastAsia="Microsoft JhengHei" w:hAnsi="Aptos"/>
-              </w:rPr>
-              <w:t>自由遊戲期間衝突好密，最後變咗「處理紀律」多過玩。</w:t>
+            <w:tcW w:w="0" w:type="auto"/>
+          </w:tcPr>
+          <w:p>
+            <w:pPr>
+              <w:spacing w:line="280" w:lineRule="exact"/>
+              <w:rPr>
+                <w:rFonts w:ascii="Aptos" w:eastAsia="Microsoft JhengHei" w:hAnsi="Aptos"/>
+              </w:rPr>
+            </w:pPr>
+            <w:r>
+              <w:rPr>
+                <w:rFonts w:ascii="Aptos" w:eastAsia="Microsoft JhengHei" w:hAnsi="Aptos" w:hint="eastAsia"/>
+              </w:rPr>
+              <w:t>海報（實體或展示板）</w:t>
+            </w:r>
+          </w:p>
+        </w:tc>
+        <w:tc>
+          <w:tcPr>
+            <w:tcW w:w="0" w:type="auto"/>
+          </w:tcPr>
+          <w:p>
+            <w:pPr>
+              <w:spacing w:line="280" w:lineRule="exact"/>
+              <w:rPr>
+                <w:rFonts w:ascii="Aptos" w:eastAsia="Microsoft JhengHei" w:hAnsi="Aptos"/>
+              </w:rPr>
+            </w:pPr>
+            <w:r>
+              <w:rPr>
+                <w:rFonts w:ascii="Aptos" w:eastAsia="Microsoft JhengHei" w:hAnsi="Aptos" w:hint="eastAsia"/>
+              </w:rPr>
+              <w:t>按最終展示方案預備</w:t>
             </w:r>
           </w:p>
         </w:tc>
@@ -2584,7 +1947,7 @@
       <w:tr>
         <w:tc>
           <w:tcPr>
-            <w:tcW w:w="1696" w:type="dxa"/>
+            <w:tcW w:w="0" w:type="auto"/>
             <w:shd w:val="clear" w:color="auto" w:fill="FAFAFA"/>
           </w:tcPr>
           <w:p>
@@ -2596,15 +1959,15 @@
             </w:pPr>
             <w:r>
               <w:rPr>
-                <w:rFonts w:ascii="Aptos" w:eastAsia="Microsoft JhengHei" w:hAnsi="Aptos"/>
-              </w:rPr>
-              <w:t>認知自發性</w:t>
-            </w:r>
-          </w:p>
-        </w:tc>
-        <w:tc>
-          <w:tcPr>
-            <w:tcW w:w="7664" w:type="dxa"/>
+                <w:rFonts w:ascii="Aptos" w:eastAsia="Microsoft JhengHei" w:hAnsi="Aptos" w:hint="eastAsia"/>
+              </w:rPr>
+              <w:t>已印製海報</w:t>
+            </w:r>
+          </w:p>
+        </w:tc>
+        <w:tc>
+          <w:tcPr>
+            <w:tcW w:w="0" w:type="auto"/>
             <w:shd w:val="clear" w:color="auto" w:fill="FAFAFA"/>
           </w:tcPr>
           <w:p>
@@ -2616,45 +1979,21 @@
             </w:pPr>
             <w:r>
               <w:rPr>
-                <w:rFonts w:ascii="Aptos" w:eastAsia="Microsoft JhengHei" w:hAnsi="Aptos"/>
-              </w:rPr>
-              <w:t>小朋友成日望住我表示之後應該做咩，等指令先郁。</w:t>
-            </w:r>
-            <w:r>
-              <w:rPr>
-                <w:rFonts w:ascii="Aptos" w:eastAsia="Microsoft JhengHei" w:hAnsi="Aptos"/>
-              </w:rPr>
-              <w:t xml:space="preserve"> </w:t>
-            </w:r>
-            <w:r>
-              <w:rPr>
-                <w:rFonts w:ascii="Aptos" w:eastAsia="Microsoft JhengHei" w:hAnsi="Aptos"/>
-              </w:rPr>
-              <w:t>每日扮演相同角色（永遠係廚師／媽媽），唔嘗試新角色；或只按物品既有用法玩，唔作創意延伸。</w:t>
-            </w:r>
-            <w:r>
-              <w:rPr>
-                <w:rFonts w:ascii="Aptos" w:eastAsia="Microsoft JhengHei" w:hAnsi="Aptos"/>
-              </w:rPr>
-              <w:t xml:space="preserve"> </w:t>
-            </w:r>
-            <w:r>
-              <w:rPr>
-                <w:rFonts w:ascii="Aptos" w:eastAsia="Microsoft JhengHei" w:hAnsi="Aptos"/>
-              </w:rPr>
-              <w:t>因為要配合主題／課程要求，變到好難畀小朋友真正</w:t>
-            </w:r>
-            <w:r>
-              <w:rPr>
-                <w:rFonts w:ascii="Aptos" w:eastAsia="Microsoft JhengHei" w:hAnsi="Aptos"/>
-              </w:rPr>
-              <w:t xml:space="preserve"> improvise</w:t>
-            </w:r>
-            <w:r>
-              <w:rPr>
-                <w:rFonts w:ascii="Aptos" w:eastAsia="Microsoft JhengHei" w:hAnsi="Aptos"/>
-              </w:rPr>
-              <w:t>。</w:t>
+                <w:rFonts w:ascii="Aptos" w:eastAsia="Microsoft JhengHei" w:hAnsi="Aptos" w:hint="eastAsia"/>
+              </w:rPr>
+              <w:t>已預備作</w:t>
+            </w:r>
+            <w:r>
+              <w:rPr>
+                <w:rFonts w:ascii="Aptos" w:eastAsia="Microsoft JhengHei" w:hAnsi="Aptos" w:hint="eastAsia"/>
+              </w:rPr>
+              <w:t xml:space="preserve"> Plan D </w:t>
+            </w:r>
+            <w:r>
+              <w:rPr>
+                <w:rFonts w:ascii="Aptos" w:eastAsia="Microsoft JhengHei" w:hAnsi="Aptos" w:hint="eastAsia"/>
+              </w:rPr>
+              <w:t>或現場後備之用</w:t>
             </w:r>
           </w:p>
         </w:tc>
@@ -2662,63 +2001,39 @@
       <w:tr>
         <w:tc>
           <w:tcPr>
-            <w:tcW w:w="1696" w:type="dxa"/>
-          </w:tcPr>
-          <w:p>
-            <w:pPr>
-              <w:spacing w:line="280" w:lineRule="exact"/>
-              <w:rPr>
-                <w:rFonts w:ascii="Aptos" w:eastAsia="Microsoft JhengHei" w:hAnsi="Aptos"/>
-              </w:rPr>
-            </w:pPr>
-            <w:r>
-              <w:rPr>
-                <w:rFonts w:ascii="Aptos" w:eastAsia="Microsoft JhengHei" w:hAnsi="Aptos"/>
-              </w:rPr>
-              <w:t>身體自發性</w:t>
-            </w:r>
-          </w:p>
-        </w:tc>
-        <w:tc>
-          <w:tcPr>
-            <w:tcW w:w="7664" w:type="dxa"/>
-          </w:tcPr>
-          <w:p>
-            <w:pPr>
-              <w:spacing w:line="280" w:lineRule="exact"/>
-              <w:rPr>
-                <w:rFonts w:ascii="Aptos" w:eastAsia="Microsoft JhengHei" w:hAnsi="Aptos"/>
-              </w:rPr>
-            </w:pPr>
-            <w:r>
-              <w:rPr>
-                <w:rFonts w:ascii="Aptos" w:eastAsia="Microsoft JhengHei" w:hAnsi="Aptos"/>
-              </w:rPr>
-              <w:t>空間細所以限制走動，最後自由遊戲變咗「坐定定、靜靜地」。</w:t>
-            </w:r>
-            <w:r>
-              <w:rPr>
-                <w:rFonts w:ascii="Aptos" w:eastAsia="Microsoft JhengHei" w:hAnsi="Aptos"/>
-              </w:rPr>
-              <w:t xml:space="preserve"> </w:t>
-            </w:r>
-            <w:r>
-              <w:rPr>
-                <w:rFonts w:ascii="Aptos" w:eastAsia="Microsoft JhengHei" w:hAnsi="Aptos"/>
-              </w:rPr>
-              <w:t>一見到爬／跳／搬運就好快制止，因為驚受傷。</w:t>
-            </w:r>
-            <w:r>
-              <w:rPr>
-                <w:rFonts w:ascii="Aptos" w:eastAsia="Microsoft JhengHei" w:hAnsi="Aptos"/>
-              </w:rPr>
-              <w:t xml:space="preserve"> </w:t>
-            </w:r>
-            <w:r>
-              <w:rPr>
-                <w:rFonts w:ascii="Aptos" w:eastAsia="Microsoft JhengHei" w:hAnsi="Aptos"/>
-              </w:rPr>
-              <w:t>收拾／排隊／轉場太密，玩到起勢就被打斷。</w:t>
+            <w:tcW w:w="0" w:type="auto"/>
+          </w:tcPr>
+          <w:p>
+            <w:pPr>
+              <w:spacing w:line="280" w:lineRule="exact"/>
+              <w:rPr>
+                <w:rFonts w:ascii="Aptos" w:eastAsia="Microsoft JhengHei" w:hAnsi="Aptos"/>
+              </w:rPr>
+            </w:pPr>
+            <w:r>
+              <w:rPr>
+                <w:rFonts w:ascii="Aptos" w:eastAsia="Microsoft JhengHei" w:hAnsi="Aptos" w:hint="eastAsia"/>
+              </w:rPr>
+              <w:t>海報區域指示</w:t>
+            </w:r>
+          </w:p>
+        </w:tc>
+        <w:tc>
+          <w:tcPr>
+            <w:tcW w:w="0" w:type="auto"/>
+          </w:tcPr>
+          <w:p>
+            <w:pPr>
+              <w:spacing w:line="280" w:lineRule="exact"/>
+              <w:rPr>
+                <w:rFonts w:ascii="Aptos" w:eastAsia="Microsoft JhengHei" w:hAnsi="Aptos"/>
+              </w:rPr>
+            </w:pPr>
+            <w:r>
+              <w:rPr>
+                <w:rFonts w:ascii="Aptos" w:eastAsia="Microsoft JhengHei" w:hAnsi="Aptos" w:hint="eastAsia"/>
+              </w:rPr>
+              <w:t>協助分流及說明閱讀動線</w:t>
             </w:r>
           </w:p>
         </w:tc>
@@ -2726,72 +2041,39 @@
       <w:tr>
         <w:tc>
           <w:tcPr>
-            <w:tcW w:w="1696" w:type="dxa"/>
-            <w:shd w:val="clear" w:color="auto" w:fill="FAFAFA"/>
-          </w:tcPr>
-          <w:p>
-            <w:pPr>
-              <w:spacing w:line="280" w:lineRule="exact"/>
-              <w:rPr>
-                <w:rFonts w:ascii="Aptos" w:eastAsia="Microsoft JhengHei" w:hAnsi="Aptos"/>
-              </w:rPr>
-            </w:pPr>
-            <w:r>
-              <w:rPr>
-                <w:rFonts w:ascii="Aptos" w:eastAsia="Microsoft JhengHei" w:hAnsi="Aptos"/>
-              </w:rPr>
-              <w:t>幽默感</w:t>
-            </w:r>
-          </w:p>
-        </w:tc>
-        <w:tc>
-          <w:tcPr>
-            <w:tcW w:w="7664" w:type="dxa"/>
-            <w:shd w:val="clear" w:color="auto" w:fill="FAFAFA"/>
-          </w:tcPr>
-          <w:p>
-            <w:pPr>
-              <w:spacing w:line="280" w:lineRule="exact"/>
-              <w:rPr>
-                <w:rFonts w:ascii="Aptos" w:eastAsia="Microsoft JhengHei" w:hAnsi="Aptos"/>
-              </w:rPr>
-            </w:pPr>
-            <w:r>
-              <w:rPr>
-                <w:rFonts w:ascii="Aptos" w:eastAsia="Microsoft JhengHei" w:hAnsi="Aptos"/>
-              </w:rPr>
-              <w:t>小朋友講笑／扮傻成日俾人糾正，覺得「唔應該」。</w:t>
-            </w:r>
-            <w:r>
-              <w:rPr>
-                <w:rFonts w:ascii="Aptos" w:eastAsia="Microsoft JhengHei" w:hAnsi="Aptos"/>
-              </w:rPr>
-              <w:t xml:space="preserve"> </w:t>
-            </w:r>
-            <w:r>
-              <w:rPr>
-                <w:rFonts w:ascii="Aptos" w:eastAsia="Microsoft JhengHei" w:hAnsi="Aptos"/>
-              </w:rPr>
-              <w:t>扮壞人／廁所／</w:t>
-            </w:r>
-            <w:r>
-              <w:rPr>
-                <w:rFonts w:ascii="Aptos" w:eastAsia="Microsoft JhengHei" w:hAnsi="Aptos"/>
-              </w:rPr>
-              <w:lastRenderedPageBreak/>
-              <w:t>搞怪題材，大人覺得尷尬就想叫停。</w:t>
-            </w:r>
-            <w:r>
-              <w:rPr>
-                <w:rFonts w:ascii="Aptos" w:eastAsia="Microsoft JhengHei" w:hAnsi="Aptos"/>
-              </w:rPr>
-              <w:t xml:space="preserve"> </w:t>
-            </w:r>
-            <w:r>
-              <w:rPr>
-                <w:rFonts w:ascii="Aptos" w:eastAsia="Microsoft JhengHei" w:hAnsi="Aptos"/>
-              </w:rPr>
-              <w:t>成個班房氣氛太嚴肅，自由遊戲都唔夠輕鬆好玩。</w:t>
+            <w:tcW w:w="0" w:type="auto"/>
+          </w:tcPr>
+          <w:p>
+            <w:pPr>
+              <w:spacing w:line="280" w:lineRule="exact"/>
+              <w:rPr>
+                <w:rFonts w:ascii="Aptos" w:eastAsia="Microsoft JhengHei" w:hAnsi="Aptos"/>
+              </w:rPr>
+            </w:pPr>
+            <w:r>
+              <w:rPr>
+                <w:rFonts w:ascii="Aptos" w:eastAsia="Microsoft JhengHei" w:hAnsi="Aptos" w:hint="eastAsia"/>
+              </w:rPr>
+              <w:t>分組資訊表</w:t>
+            </w:r>
+          </w:p>
+        </w:tc>
+        <w:tc>
+          <w:tcPr>
+            <w:tcW w:w="0" w:type="auto"/>
+          </w:tcPr>
+          <w:p>
+            <w:pPr>
+              <w:spacing w:line="280" w:lineRule="exact"/>
+              <w:rPr>
+                <w:rFonts w:ascii="Aptos" w:eastAsia="Microsoft JhengHei" w:hAnsi="Aptos"/>
+              </w:rPr>
+            </w:pPr>
+            <w:r>
+              <w:rPr>
+                <w:rFonts w:ascii="Aptos" w:eastAsia="Microsoft JhengHei" w:hAnsi="Aptos" w:hint="eastAsia"/>
+              </w:rPr>
+              <w:t>供參加者核對預先編配組別</w:t>
             </w:r>
           </w:p>
         </w:tc>
@@ -2799,64 +2081,105 @@
       <w:tr>
         <w:tc>
           <w:tcPr>
-            <w:tcW w:w="1696" w:type="dxa"/>
-          </w:tcPr>
-          <w:p>
-            <w:pPr>
-              <w:spacing w:line="280" w:lineRule="exact"/>
-              <w:rPr>
-                <w:rFonts w:ascii="Aptos" w:eastAsia="Microsoft JhengHei" w:hAnsi="Aptos"/>
-              </w:rPr>
-            </w:pPr>
-            <w:r>
-              <w:rPr>
-                <w:rFonts w:ascii="Aptos" w:eastAsia="Microsoft JhengHei" w:hAnsi="Aptos"/>
-              </w:rPr>
-              <w:lastRenderedPageBreak/>
-              <w:t>表達喜悅</w:t>
-            </w:r>
-          </w:p>
-        </w:tc>
-        <w:tc>
-          <w:tcPr>
-            <w:tcW w:w="7664" w:type="dxa"/>
-          </w:tcPr>
-          <w:p>
-            <w:pPr>
-              <w:spacing w:line="280" w:lineRule="exact"/>
-              <w:rPr>
-                <w:rFonts w:ascii="Aptos" w:eastAsia="Microsoft JhengHei" w:hAnsi="Aptos"/>
-              </w:rPr>
-            </w:pPr>
-            <w:r>
-              <w:rPr>
-                <w:rFonts w:ascii="Aptos" w:eastAsia="Microsoft JhengHei" w:hAnsi="Aptos"/>
-              </w:rPr>
-              <w:t>有啲小朋友玩嘅時候好緊張，只揀「安全」嘅活動。</w:t>
-            </w:r>
-            <w:r>
-              <w:rPr>
-                <w:rFonts w:ascii="Aptos" w:eastAsia="Microsoft JhengHei" w:hAnsi="Aptos"/>
-              </w:rPr>
-              <w:t xml:space="preserve"> </w:t>
-            </w:r>
-            <w:r>
-              <w:rPr>
-                <w:rFonts w:ascii="Aptos" w:eastAsia="Microsoft JhengHei" w:hAnsi="Aptos"/>
-              </w:rPr>
-              <w:t>大人自己好緊張嘈／亂／污糟，小朋友好似感受到，結果玩得唔放。</w:t>
-            </w:r>
-            <w:r>
-              <w:rPr>
-                <w:rFonts w:ascii="Aptos" w:eastAsia="Microsoft JhengHei" w:hAnsi="Aptos"/>
-              </w:rPr>
-              <w:t xml:space="preserve"> </w:t>
-            </w:r>
-            <w:r>
-              <w:rPr>
-                <w:rFonts w:ascii="Aptos" w:eastAsia="Microsoft JhengHei" w:hAnsi="Aptos"/>
-              </w:rPr>
-              <w:t>太著重「成果／證據／影相」，玩嘅開心感消失。</w:t>
+            <w:tcW w:w="0" w:type="auto"/>
+            <w:shd w:val="clear" w:color="auto" w:fill="FAFAFA"/>
+          </w:tcPr>
+          <w:p>
+            <w:pPr>
+              <w:spacing w:line="280" w:lineRule="exact"/>
+              <w:rPr>
+                <w:rFonts w:ascii="Aptos" w:eastAsia="Microsoft JhengHei" w:hAnsi="Aptos"/>
+              </w:rPr>
+            </w:pPr>
+            <w:r>
+              <w:rPr>
+                <w:rFonts w:ascii="Aptos" w:eastAsia="Microsoft JhengHei" w:hAnsi="Aptos" w:hint="eastAsia"/>
+              </w:rPr>
+              <w:t>提問便條</w:t>
+            </w:r>
+            <w:r>
+              <w:rPr>
+                <w:rFonts w:ascii="Aptos" w:eastAsia="Microsoft JhengHei" w:hAnsi="Aptos" w:hint="eastAsia"/>
+              </w:rPr>
+              <w:t xml:space="preserve"> / </w:t>
+            </w:r>
+            <w:r>
+              <w:rPr>
+                <w:rFonts w:ascii="Aptos" w:eastAsia="Microsoft JhengHei" w:hAnsi="Aptos" w:hint="eastAsia"/>
+              </w:rPr>
+              <w:t>記錄紙</w:t>
+            </w:r>
+          </w:p>
+        </w:tc>
+        <w:tc>
+          <w:tcPr>
+            <w:tcW w:w="0" w:type="auto"/>
+            <w:shd w:val="clear" w:color="auto" w:fill="FAFAFA"/>
+          </w:tcPr>
+          <w:p>
+            <w:pPr>
+              <w:spacing w:line="280" w:lineRule="exact"/>
+              <w:rPr>
+                <w:rFonts w:ascii="Aptos" w:eastAsia="Microsoft JhengHei" w:hAnsi="Aptos"/>
+              </w:rPr>
+            </w:pPr>
+            <w:r>
+              <w:rPr>
+                <w:rFonts w:ascii="Aptos" w:eastAsia="Microsoft JhengHei" w:hAnsi="Aptos" w:hint="eastAsia"/>
+              </w:rPr>
+              <w:t>供參加者記下問題及觀察</w:t>
+            </w:r>
+          </w:p>
+        </w:tc>
+      </w:tr>
+      <w:tr>
+        <w:tc>
+          <w:tcPr>
+            <w:tcW w:w="0" w:type="auto"/>
+          </w:tcPr>
+          <w:p>
+            <w:pPr>
+              <w:spacing w:line="280" w:lineRule="exact"/>
+              <w:rPr>
+                <w:rFonts w:ascii="Aptos" w:eastAsia="Microsoft JhengHei" w:hAnsi="Aptos"/>
+              </w:rPr>
+            </w:pPr>
+            <w:r>
+              <w:rPr>
+                <w:rFonts w:ascii="Aptos" w:eastAsia="Microsoft JhengHei" w:hAnsi="Aptos" w:hint="eastAsia"/>
+              </w:rPr>
+              <w:t>計時提示</w:t>
+            </w:r>
+          </w:p>
+        </w:tc>
+        <w:tc>
+          <w:tcPr>
+            <w:tcW w:w="0" w:type="auto"/>
+          </w:tcPr>
+          <w:p>
+            <w:pPr>
+              <w:spacing w:line="280" w:lineRule="exact"/>
+              <w:rPr>
+                <w:rFonts w:ascii="Aptos" w:eastAsia="Microsoft JhengHei" w:hAnsi="Aptos"/>
+              </w:rPr>
+            </w:pPr>
+            <w:r>
+              <w:rPr>
+                <w:rFonts w:ascii="Aptos" w:eastAsia="Microsoft JhengHei" w:hAnsi="Aptos" w:hint="eastAsia"/>
+              </w:rPr>
+              <w:t>協助控制</w:t>
+            </w:r>
+            <w:r>
+              <w:rPr>
+                <w:rFonts w:ascii="Aptos" w:eastAsia="Microsoft JhengHei" w:hAnsi="Aptos" w:hint="eastAsia"/>
+              </w:rPr>
+              <w:t xml:space="preserve"> 10 + 10 + 20 </w:t>
+            </w:r>
+            <w:r>
+              <w:rPr>
+                <w:rFonts w:ascii="Aptos" w:eastAsia="Microsoft JhengHei" w:hAnsi="Aptos" w:hint="eastAsia"/>
+              </w:rPr>
+              <w:t>分鐘節奏</w:t>
             </w:r>
           </w:p>
         </w:tc>
@@ -2864,1061 +2187,9 @@
     </w:tbl>
     <w:p>
       <w:pPr>
-        <w:widowControl/>
-        <w:rPr>
-          <w:rFonts w:ascii="Aptos" w:eastAsia="Microsoft JhengHei" w:hAnsi="Aptos"/>
-          <w:b/>
-          <w:bCs/>
-          <w:color w:val="F04E69"/>
-        </w:rPr>
-      </w:pPr>
-      <w:r>
-        <w:rPr>
-          <w:rFonts w:ascii="Aptos" w:eastAsia="Microsoft JhengHei" w:hAnsi="Aptos"/>
-          <w:b/>
-          <w:bCs/>
-          <w:color w:val="F04E69"/>
-        </w:rPr>
-        <w:br w:type="page"/>
-      </w:r>
+        <w:pStyle w:val="ListParagraph"/>
+      </w:pPr>
     </w:p>
-    <w:p>
-      <w:pPr>
-        <w:pStyle w:val="Heading2"/>
-      </w:pPr>
-      <w:r>
-        <w:rPr>
-          <w:rFonts w:ascii="Microsoft JhengHei" w:eastAsia="Microsoft JhengHei" w:hAnsi="Microsoft JhengHei" w:cs="Microsoft JhengHei" w:hint="eastAsia"/>
-        </w:rPr>
-        <w:lastRenderedPageBreak/>
-        <w:t>物資清單</w:t>
-      </w:r>
-    </w:p>
-    <w:tbl>
-      <w:tblPr>
-        <w:tblW w:w="9360" w:type="dxa"/>
-        <w:tblBorders>
-          <w:top w:val="single" w:sz="4" w:space="0" w:color="auto"/>
-          <w:left w:val="single" w:sz="4" w:space="0" w:color="auto"/>
-          <w:bottom w:val="single" w:sz="4" w:space="0" w:color="auto"/>
-          <w:right w:val="single" w:sz="4" w:space="0" w:color="auto"/>
-          <w:insideH w:val="single" w:sz="4" w:space="0" w:color="auto"/>
-          <w:insideV w:val="single" w:sz="4" w:space="0" w:color="auto"/>
-        </w:tblBorders>
-        <w:tblCellMar>
-          <w:top w:w="80" w:type="dxa"/>
-          <w:left w:w="150" w:type="dxa"/>
-          <w:bottom w:w="80" w:type="dxa"/>
-          <w:right w:w="150" w:type="dxa"/>
-        </w:tblCellMar>
-        <w:tblLook w:val="04A0" w:firstRow="1" w:lastRow="0" w:firstColumn="1" w:lastColumn="0" w:noHBand="0" w:noVBand="1"/>
-      </w:tblPr>
-      <w:tblGrid>
-        <w:gridCol w:w="3733"/>
-        <w:gridCol w:w="5627"/>
-      </w:tblGrid>
-      <w:tr>
-        <w:trPr>
-          <w:tblHeader/>
-        </w:trPr>
-        <w:tc>
-          <w:tcPr>
-            <w:tcW w:w="0" w:type="auto"/>
-            <w:shd w:val="clear" w:color="auto" w:fill="2B3990"/>
-            <w:vAlign w:val="center"/>
-          </w:tcPr>
-          <w:p>
-            <w:pPr>
-              <w:spacing w:line="280" w:lineRule="exact"/>
-              <w:jc w:val="center"/>
-              <w:rPr>
-                <w:rFonts w:ascii="Aptos" w:eastAsia="Microsoft JhengHei" w:hAnsi="Aptos"/>
-              </w:rPr>
-            </w:pPr>
-            <w:r>
-              <w:rPr>
-                <w:rFonts w:ascii="Aptos" w:eastAsia="Microsoft JhengHei" w:hAnsi="Aptos"/>
-                <w:b/>
-                <w:bCs/>
-                <w:color w:val="FFFFFF"/>
-              </w:rPr>
-              <w:t>物資</w:t>
-            </w:r>
-          </w:p>
-        </w:tc>
-        <w:tc>
-          <w:tcPr>
-            <w:tcW w:w="0" w:type="auto"/>
-            <w:shd w:val="clear" w:color="auto" w:fill="2B3990"/>
-            <w:vAlign w:val="center"/>
-          </w:tcPr>
-          <w:p>
-            <w:pPr>
-              <w:spacing w:line="280" w:lineRule="exact"/>
-              <w:jc w:val="center"/>
-              <w:rPr>
-                <w:rFonts w:ascii="Aptos" w:eastAsia="Microsoft JhengHei" w:hAnsi="Aptos"/>
-              </w:rPr>
-            </w:pPr>
-            <w:r>
-              <w:rPr>
-                <w:rFonts w:ascii="Aptos" w:eastAsia="Microsoft JhengHei" w:hAnsi="Aptos"/>
-                <w:b/>
-                <w:bCs/>
-                <w:color w:val="FFFFFF"/>
-              </w:rPr>
-              <w:t>備注</w:t>
-            </w:r>
-          </w:p>
-        </w:tc>
-      </w:tr>
-      <w:tr>
-        <w:tc>
-          <w:tcPr>
-            <w:tcW w:w="0" w:type="auto"/>
-          </w:tcPr>
-          <w:p>
-            <w:pPr>
-              <w:spacing w:line="280" w:lineRule="exact"/>
-              <w:rPr>
-                <w:rFonts w:ascii="Aptos" w:eastAsia="Microsoft JhengHei" w:hAnsi="Aptos"/>
-              </w:rPr>
-            </w:pPr>
-            <w:r>
-              <w:rPr>
-                <w:rFonts w:ascii="Aptos" w:eastAsia="Microsoft JhengHei" w:hAnsi="Aptos"/>
-              </w:rPr>
-              <w:t>白紙條（空白挑戰</w:t>
-            </w:r>
-            <w:r>
-              <w:rPr>
-                <w:rFonts w:ascii="Aptos" w:eastAsia="DengXian" w:hAnsi="Aptos" w:hint="eastAsia"/>
-              </w:rPr>
-              <w:t>卡</w:t>
-            </w:r>
-            <w:r>
-              <w:rPr>
-                <w:rFonts w:ascii="Aptos" w:eastAsia="Microsoft JhengHei" w:hAnsi="Aptos"/>
-              </w:rPr>
-              <w:t>）</w:t>
-            </w:r>
-          </w:p>
-        </w:tc>
-        <w:tc>
-          <w:tcPr>
-            <w:tcW w:w="0" w:type="auto"/>
-          </w:tcPr>
-          <w:p>
-            <w:pPr>
-              <w:spacing w:line="280" w:lineRule="exact"/>
-              <w:rPr>
-                <w:rFonts w:ascii="Aptos" w:eastAsia="Microsoft JhengHei" w:hAnsi="Aptos"/>
-              </w:rPr>
-            </w:pPr>
-            <w:r>
-              <w:rPr>
-                <w:rFonts w:ascii="Aptos" w:eastAsia="Microsoft JhengHei" w:hAnsi="Aptos"/>
-              </w:rPr>
-              <w:t>每組</w:t>
-            </w:r>
-            <w:r>
-              <w:rPr>
-                <w:rFonts w:ascii="Aptos" w:eastAsia="Microsoft JhengHei" w:hAnsi="Aptos"/>
-              </w:rPr>
-              <w:t>20</w:t>
-            </w:r>
-            <w:r>
-              <w:rPr>
-                <w:rFonts w:ascii="Aptos" w:eastAsia="Microsoft JhengHei" w:hAnsi="Aptos"/>
-              </w:rPr>
-              <w:t>張</w:t>
-            </w:r>
-          </w:p>
-        </w:tc>
-      </w:tr>
-      <w:tr>
-        <w:tc>
-          <w:tcPr>
-            <w:tcW w:w="0" w:type="auto"/>
-            <w:shd w:val="clear" w:color="auto" w:fill="FAFAFA"/>
-          </w:tcPr>
-          <w:p>
-            <w:pPr>
-              <w:spacing w:line="280" w:lineRule="exact"/>
-              <w:rPr>
-                <w:rFonts w:ascii="Aptos" w:eastAsia="Microsoft JhengHei" w:hAnsi="Aptos"/>
-              </w:rPr>
-            </w:pPr>
-            <w:r>
-              <w:rPr>
-                <w:rFonts w:ascii="Aptos" w:eastAsia="Microsoft JhengHei" w:hAnsi="Aptos"/>
-              </w:rPr>
-              <w:t>筆（多支）</w:t>
-            </w:r>
-          </w:p>
-        </w:tc>
-        <w:tc>
-          <w:tcPr>
-            <w:tcW w:w="0" w:type="auto"/>
-            <w:shd w:val="clear" w:color="auto" w:fill="FAFAFA"/>
-          </w:tcPr>
-          <w:p>
-            <w:pPr>
-              <w:spacing w:line="280" w:lineRule="exact"/>
-              <w:rPr>
-                <w:rFonts w:ascii="Aptos" w:eastAsia="Microsoft JhengHei" w:hAnsi="Aptos"/>
-              </w:rPr>
-            </w:pPr>
-            <w:r>
-              <w:rPr>
-                <w:rFonts w:ascii="Aptos" w:eastAsia="Microsoft JhengHei" w:hAnsi="Aptos"/>
-              </w:rPr>
-              <w:t>每組至少</w:t>
-            </w:r>
-            <w:r>
-              <w:rPr>
-                <w:rFonts w:ascii="Aptos" w:eastAsia="Microsoft JhengHei" w:hAnsi="Aptos"/>
-              </w:rPr>
-              <w:t>3–4</w:t>
-            </w:r>
-            <w:r>
-              <w:rPr>
-                <w:rFonts w:ascii="Aptos" w:eastAsia="Microsoft JhengHei" w:hAnsi="Aptos"/>
-              </w:rPr>
-              <w:t>支</w:t>
-            </w:r>
-          </w:p>
-        </w:tc>
-      </w:tr>
-      <w:tr>
-        <w:tc>
-          <w:tcPr>
-            <w:tcW w:w="0" w:type="auto"/>
-          </w:tcPr>
-          <w:p>
-            <w:pPr>
-              <w:spacing w:line="280" w:lineRule="exact"/>
-              <w:rPr>
-                <w:rFonts w:ascii="Aptos" w:eastAsia="Microsoft JhengHei" w:hAnsi="Aptos"/>
-              </w:rPr>
-            </w:pPr>
-            <w:r>
-              <w:rPr>
-                <w:rFonts w:ascii="Aptos" w:eastAsia="Microsoft JhengHei" w:hAnsi="Aptos"/>
-              </w:rPr>
-              <w:t>掛紙板</w:t>
-            </w:r>
-            <w:r>
-              <w:rPr>
-                <w:rFonts w:ascii="Aptos" w:eastAsia="Microsoft JhengHei" w:hAnsi="Aptos"/>
-              </w:rPr>
-              <w:t xml:space="preserve"> / </w:t>
-            </w:r>
-            <w:r>
-              <w:rPr>
-                <w:rFonts w:ascii="Aptos" w:eastAsia="Microsoft JhengHei" w:hAnsi="Aptos"/>
-              </w:rPr>
-              <w:t>白板</w:t>
-            </w:r>
-          </w:p>
-        </w:tc>
-        <w:tc>
-          <w:tcPr>
-            <w:tcW w:w="0" w:type="auto"/>
-          </w:tcPr>
-          <w:p>
-            <w:pPr>
-              <w:spacing w:line="280" w:lineRule="exact"/>
-              <w:rPr>
-                <w:rFonts w:ascii="Aptos" w:eastAsia="Microsoft JhengHei" w:hAnsi="Aptos"/>
-              </w:rPr>
-            </w:pPr>
-            <w:r>
-              <w:rPr>
-                <w:rFonts w:ascii="Aptos" w:eastAsia="Microsoft JhengHei" w:hAnsi="Aptos"/>
-              </w:rPr>
-              <w:t>用於展示困難排行榜</w:t>
-            </w:r>
-          </w:p>
-        </w:tc>
-      </w:tr>
-      <w:tr>
-        <w:tc>
-          <w:tcPr>
-            <w:tcW w:w="0" w:type="auto"/>
-          </w:tcPr>
-          <w:p>
-            <w:pPr>
-              <w:spacing w:line="280" w:lineRule="exact"/>
-              <w:rPr>
-                <w:rFonts w:ascii="Aptos" w:eastAsia="Microsoft JhengHei" w:hAnsi="Aptos"/>
-              </w:rPr>
-            </w:pPr>
-            <w:r>
-              <w:rPr>
-                <w:rFonts w:ascii="Aptos" w:eastAsia="Microsoft JhengHei" w:hAnsi="Aptos"/>
-              </w:rPr>
-              <w:t>信封</w:t>
-            </w:r>
-            <w:r>
-              <w:rPr>
-                <w:rFonts w:ascii="Aptos" w:eastAsia="Microsoft JhengHei" w:hAnsi="Aptos"/>
-              </w:rPr>
-              <w:t xml:space="preserve"> / </w:t>
-            </w:r>
-            <w:r>
-              <w:rPr>
-                <w:rFonts w:ascii="Aptos" w:eastAsia="Microsoft JhengHei" w:hAnsi="Aptos"/>
-              </w:rPr>
-              <w:t>小盒</w:t>
-            </w:r>
-          </w:p>
-        </w:tc>
-        <w:tc>
-          <w:tcPr>
-            <w:tcW w:w="0" w:type="auto"/>
-          </w:tcPr>
-          <w:p>
-            <w:pPr>
-              <w:spacing w:line="280" w:lineRule="exact"/>
-              <w:rPr>
-                <w:rFonts w:ascii="Aptos" w:eastAsia="Microsoft JhengHei" w:hAnsi="Aptos"/>
-              </w:rPr>
-            </w:pPr>
-            <w:r>
-              <w:rPr>
-                <w:rFonts w:ascii="Aptos" w:eastAsia="Microsoft JhengHei" w:hAnsi="Aptos"/>
-              </w:rPr>
-              <w:t>用於傳遞紙條，每組一個</w:t>
-            </w:r>
-          </w:p>
-        </w:tc>
-      </w:tr>
-      <w:tr>
-        <w:tc>
-          <w:tcPr>
-            <w:tcW w:w="0" w:type="auto"/>
-            <w:shd w:val="clear" w:color="auto" w:fill="FAFAFA"/>
-          </w:tcPr>
-          <w:p>
-            <w:pPr>
-              <w:spacing w:line="280" w:lineRule="exact"/>
-              <w:rPr>
-                <w:rFonts w:ascii="Aptos" w:eastAsia="Microsoft JhengHei" w:hAnsi="Aptos"/>
-              </w:rPr>
-            </w:pPr>
-            <w:r>
-              <w:rPr>
-                <w:rFonts w:ascii="Aptos" w:eastAsia="Microsoft JhengHei" w:hAnsi="Aptos"/>
-              </w:rPr>
-              <w:t>CPS</w:t>
-            </w:r>
-            <w:r>
-              <w:rPr>
-                <w:rFonts w:ascii="Aptos" w:eastAsia="Microsoft JhengHei" w:hAnsi="Aptos"/>
-              </w:rPr>
-              <w:t>提示表（</w:t>
-            </w:r>
-            <w:r>
-              <w:rPr>
-                <w:rFonts w:ascii="Aptos" w:eastAsia="Microsoft JhengHei" w:hAnsi="Aptos"/>
-              </w:rPr>
-              <w:t>A4</w:t>
-            </w:r>
-            <w:r>
-              <w:rPr>
-                <w:rFonts w:ascii="Aptos" w:eastAsia="Microsoft JhengHei" w:hAnsi="Aptos"/>
-              </w:rPr>
-              <w:t>打印版）</w:t>
-            </w:r>
-          </w:p>
-        </w:tc>
-        <w:tc>
-          <w:tcPr>
-            <w:tcW w:w="0" w:type="auto"/>
-            <w:shd w:val="clear" w:color="auto" w:fill="FAFAFA"/>
-          </w:tcPr>
-          <w:p>
-            <w:pPr>
-              <w:spacing w:line="280" w:lineRule="exact"/>
-              <w:rPr>
-                <w:rFonts w:ascii="Aptos" w:eastAsia="Microsoft JhengHei" w:hAnsi="Aptos"/>
-              </w:rPr>
-            </w:pPr>
-            <w:r>
-              <w:rPr>
-                <w:rFonts w:ascii="Aptos" w:eastAsia="Microsoft JhengHei" w:hAnsi="Aptos"/>
-              </w:rPr>
-              <w:t>每桌</w:t>
-            </w:r>
-            <w:r>
-              <w:rPr>
-                <w:rFonts w:ascii="Aptos" w:eastAsia="Microsoft JhengHei" w:hAnsi="Aptos"/>
-              </w:rPr>
-              <w:t>1-2</w:t>
-            </w:r>
-            <w:r>
-              <w:rPr>
-                <w:rFonts w:ascii="Aptos" w:eastAsia="Microsoft JhengHei" w:hAnsi="Aptos"/>
-              </w:rPr>
-              <w:t>份</w:t>
-            </w:r>
-          </w:p>
-        </w:tc>
-      </w:tr>
-      <w:tr>
-        <w:tc>
-          <w:tcPr>
-            <w:tcW w:w="0" w:type="auto"/>
-          </w:tcPr>
-          <w:p>
-            <w:pPr>
-              <w:spacing w:line="280" w:lineRule="exact"/>
-              <w:rPr>
-                <w:rFonts w:ascii="Aptos" w:eastAsia="Microsoft JhengHei" w:hAnsi="Aptos"/>
-              </w:rPr>
-            </w:pPr>
-            <w:r>
-              <w:rPr>
-                <w:rFonts w:ascii="Aptos" w:eastAsia="Microsoft JhengHei" w:hAnsi="Aptos"/>
-              </w:rPr>
-              <w:t>困難排行榜（</w:t>
-            </w:r>
-            <w:r>
-              <w:rPr>
-                <w:rFonts w:ascii="Aptos" w:eastAsia="Microsoft JhengHei" w:hAnsi="Aptos"/>
-              </w:rPr>
-              <w:t>A3</w:t>
-            </w:r>
-            <w:r>
-              <w:rPr>
-                <w:rFonts w:ascii="Aptos" w:eastAsia="Microsoft JhengHei" w:hAnsi="Aptos"/>
-              </w:rPr>
-              <w:t>打印版）</w:t>
-            </w:r>
-          </w:p>
-        </w:tc>
-        <w:tc>
-          <w:tcPr>
-            <w:tcW w:w="0" w:type="auto"/>
-          </w:tcPr>
-          <w:p>
-            <w:pPr>
-              <w:spacing w:line="280" w:lineRule="exact"/>
-              <w:rPr>
-                <w:rFonts w:ascii="Aptos" w:eastAsia="Microsoft JhengHei" w:hAnsi="Aptos"/>
-              </w:rPr>
-            </w:pPr>
-            <w:r>
-              <w:rPr>
-                <w:rFonts w:ascii="Aptos" w:eastAsia="Microsoft JhengHei" w:hAnsi="Aptos"/>
-              </w:rPr>
-              <w:t>每桌</w:t>
-            </w:r>
-            <w:r>
-              <w:rPr>
-                <w:rFonts w:ascii="Aptos" w:eastAsia="Microsoft JhengHei" w:hAnsi="Aptos"/>
-              </w:rPr>
-              <w:t>1</w:t>
-            </w:r>
-            <w:r>
-              <w:rPr>
-                <w:rFonts w:ascii="Aptos" w:eastAsia="Microsoft JhengHei" w:hAnsi="Aptos"/>
-              </w:rPr>
-              <w:t>份</w:t>
-            </w:r>
-          </w:p>
-        </w:tc>
-      </w:tr>
-      <w:tr>
-        <w:tc>
-          <w:tcPr>
-            <w:tcW w:w="0" w:type="auto"/>
-          </w:tcPr>
-          <w:p>
-            <w:pPr>
-              <w:spacing w:line="280" w:lineRule="exact"/>
-              <w:rPr>
-                <w:rFonts w:ascii="Aptos" w:eastAsia="Microsoft JhengHei" w:hAnsi="Aptos"/>
-              </w:rPr>
-            </w:pPr>
-            <w:r>
-              <w:rPr>
-                <w:rFonts w:ascii="Aptos" w:eastAsia="Microsoft JhengHei" w:hAnsi="Aptos"/>
-              </w:rPr>
-              <w:t>備用挑戰紙條</w:t>
-            </w:r>
-          </w:p>
-        </w:tc>
-        <w:tc>
-          <w:tcPr>
-            <w:tcW w:w="0" w:type="auto"/>
-          </w:tcPr>
-          <w:p>
-            <w:pPr>
-              <w:spacing w:line="280" w:lineRule="exact"/>
-              <w:rPr>
-                <w:rFonts w:ascii="Aptos" w:eastAsia="Microsoft JhengHei" w:hAnsi="Aptos"/>
-              </w:rPr>
-            </w:pPr>
-            <w:r>
-              <w:rPr>
-                <w:rFonts w:ascii="Aptos" w:eastAsia="Microsoft JhengHei" w:hAnsi="Aptos"/>
-              </w:rPr>
-              <w:t>若</w:t>
-            </w:r>
-            <w:r>
-              <w:rPr>
-                <w:rFonts w:ascii="Aptos" w:eastAsia="DengXian" w:hAnsi="Aptos" w:hint="eastAsia"/>
-              </w:rPr>
-              <w:t>挑戰</w:t>
-            </w:r>
-            <w:r>
-              <w:rPr>
-                <w:rFonts w:ascii="Aptos" w:eastAsia="Microsoft JhengHei" w:hAnsi="Aptos"/>
-              </w:rPr>
-              <w:t>紙條過於籠統，帶領員可補充使用</w:t>
-            </w:r>
-          </w:p>
-        </w:tc>
-      </w:tr>
-    </w:tbl>
-    <w:p>
-      <w:pPr>
-        <w:pStyle w:val="ListParagraph"/>
-      </w:pPr>
-    </w:p>
-    <w:p>
-      <w:pPr>
-        <w:pStyle w:val="Heading2"/>
-      </w:pPr>
-      <w:r>
-        <w:t xml:space="preserve">CPS </w:t>
-      </w:r>
-      <w:r>
-        <w:rPr>
-          <w:rFonts w:ascii="Microsoft JhengHei" w:eastAsia="Microsoft JhengHei" w:hAnsi="Microsoft JhengHei" w:cs="Microsoft JhengHei" w:hint="eastAsia"/>
-        </w:rPr>
-        <w:t>分析框架（帶領員參考）</w:t>
-      </w:r>
-    </w:p>
-    <w:p>
-      <w:pPr>
-        <w:rPr>
-          <w:rFonts w:ascii="Aptos" w:eastAsia="Microsoft JhengHei" w:hAnsi="Aptos"/>
-        </w:rPr>
-      </w:pPr>
-      <w:r>
-        <w:rPr>
-          <w:rFonts w:ascii="Aptos" w:eastAsia="Microsoft JhengHei" w:hAnsi="Aptos"/>
-        </w:rPr>
-        <w:t>帶領員可運用以下</w:t>
-      </w:r>
-      <w:r>
-        <w:rPr>
-          <w:rFonts w:ascii="Aptos" w:eastAsia="Microsoft JhengHei" w:hAnsi="Aptos"/>
-        </w:rPr>
-        <w:t>CPS</w:t>
-      </w:r>
-      <w:r>
-        <w:rPr>
-          <w:rFonts w:ascii="Aptos" w:eastAsia="Microsoft JhengHei" w:hAnsi="Aptos"/>
-        </w:rPr>
-        <w:t>五個維度幫助各組分析障礙及設計解決方案：</w:t>
-      </w:r>
-    </w:p>
-    <w:tbl>
-      <w:tblPr>
-        <w:tblW w:w="9360" w:type="dxa"/>
-        <w:tblBorders>
-          <w:top w:val="single" w:sz="4" w:space="0" w:color="auto"/>
-          <w:left w:val="single" w:sz="4" w:space="0" w:color="auto"/>
-          <w:bottom w:val="single" w:sz="4" w:space="0" w:color="auto"/>
-          <w:right w:val="single" w:sz="4" w:space="0" w:color="auto"/>
-          <w:insideH w:val="single" w:sz="4" w:space="0" w:color="auto"/>
-          <w:insideV w:val="single" w:sz="4" w:space="0" w:color="auto"/>
-        </w:tblBorders>
-        <w:tblCellMar>
-          <w:top w:w="80" w:type="dxa"/>
-          <w:left w:w="150" w:type="dxa"/>
-          <w:bottom w:w="80" w:type="dxa"/>
-          <w:right w:w="150" w:type="dxa"/>
-        </w:tblCellMar>
-        <w:tblLook w:val="04A0" w:firstRow="1" w:lastRow="0" w:firstColumn="1" w:lastColumn="0" w:noHBand="0" w:noVBand="1"/>
-      </w:tblPr>
-      <w:tblGrid>
-        <w:gridCol w:w="2212"/>
-        <w:gridCol w:w="3397"/>
-        <w:gridCol w:w="3751"/>
-      </w:tblGrid>
-      <w:tr>
-        <w:trPr>
-          <w:tblHeader/>
-        </w:trPr>
-        <w:tc>
-          <w:tcPr>
-            <w:tcW w:w="0" w:type="auto"/>
-            <w:shd w:val="clear" w:color="auto" w:fill="2B3990"/>
-            <w:vAlign w:val="center"/>
-          </w:tcPr>
-          <w:p>
-            <w:pPr>
-              <w:spacing w:line="280" w:lineRule="exact"/>
-              <w:jc w:val="center"/>
-              <w:rPr>
-                <w:rFonts w:ascii="Aptos" w:eastAsia="Microsoft JhengHei" w:hAnsi="Aptos"/>
-              </w:rPr>
-            </w:pPr>
-            <w:r>
-              <w:rPr>
-                <w:rFonts w:ascii="Aptos" w:eastAsia="Microsoft JhengHei" w:hAnsi="Aptos"/>
-                <w:b/>
-                <w:bCs/>
-                <w:color w:val="FFFFFF"/>
-              </w:rPr>
-              <w:t>CPS</w:t>
-            </w:r>
-            <w:r>
-              <w:rPr>
-                <w:rFonts w:ascii="Aptos" w:eastAsia="Microsoft JhengHei" w:hAnsi="Aptos"/>
-                <w:b/>
-                <w:bCs/>
-                <w:color w:val="FFFFFF"/>
-              </w:rPr>
-              <w:t>維度</w:t>
-            </w:r>
-          </w:p>
-        </w:tc>
-        <w:tc>
-          <w:tcPr>
-            <w:tcW w:w="0" w:type="auto"/>
-            <w:shd w:val="clear" w:color="auto" w:fill="2B3990"/>
-            <w:vAlign w:val="center"/>
-          </w:tcPr>
-          <w:p>
-            <w:pPr>
-              <w:spacing w:line="280" w:lineRule="exact"/>
-              <w:jc w:val="center"/>
-              <w:rPr>
-                <w:rFonts w:ascii="Aptos" w:eastAsia="Microsoft JhengHei" w:hAnsi="Aptos"/>
-              </w:rPr>
-            </w:pPr>
-            <w:r>
-              <w:rPr>
-                <w:rFonts w:ascii="Aptos" w:eastAsia="Microsoft JhengHei" w:hAnsi="Aptos"/>
-                <w:b/>
-                <w:bCs/>
-                <w:color w:val="FFFFFF"/>
-              </w:rPr>
-              <w:t>典型障礙示例</w:t>
-            </w:r>
-          </w:p>
-        </w:tc>
-        <w:tc>
-          <w:tcPr>
-            <w:tcW w:w="0" w:type="auto"/>
-            <w:shd w:val="clear" w:color="auto" w:fill="2B3990"/>
-            <w:vAlign w:val="center"/>
-          </w:tcPr>
-          <w:p>
-            <w:pPr>
-              <w:spacing w:line="280" w:lineRule="exact"/>
-              <w:jc w:val="center"/>
-              <w:rPr>
-                <w:rFonts w:ascii="Aptos" w:eastAsia="Microsoft JhengHei" w:hAnsi="Aptos"/>
-              </w:rPr>
-            </w:pPr>
-            <w:r>
-              <w:rPr>
-                <w:rFonts w:ascii="Aptos" w:eastAsia="Microsoft JhengHei" w:hAnsi="Aptos"/>
-                <w:b/>
-                <w:bCs/>
-                <w:color w:val="FFFFFF"/>
-              </w:rPr>
-              <w:t>可探討問題</w:t>
-            </w:r>
-          </w:p>
-        </w:tc>
-      </w:tr>
-      <w:tr>
-        <w:tc>
-          <w:tcPr>
-            <w:tcW w:w="0" w:type="auto"/>
-            <w:shd w:val="clear" w:color="auto" w:fill="FDF7D8"/>
-          </w:tcPr>
-          <w:p>
-            <w:pPr>
-              <w:spacing w:line="280" w:lineRule="exact"/>
-              <w:rPr>
-                <w:rFonts w:ascii="Aptos" w:eastAsia="Microsoft JhengHei" w:hAnsi="Aptos"/>
-              </w:rPr>
-            </w:pPr>
-            <w:r>
-              <w:rPr>
-                <w:rFonts w:ascii="Aptos" w:eastAsia="Microsoft JhengHei" w:hAnsi="Aptos"/>
-              </w:rPr>
-              <w:t>社交自發性</w:t>
-            </w:r>
-            <w:r>
-              <w:rPr>
-                <w:rFonts w:ascii="Aptos" w:eastAsia="Microsoft JhengHei" w:hAnsi="Aptos"/>
-              </w:rPr>
-              <w:t xml:space="preserve"> Social Spontaneity</w:t>
-            </w:r>
-          </w:p>
-        </w:tc>
-        <w:tc>
-          <w:tcPr>
-            <w:tcW w:w="0" w:type="auto"/>
-            <w:shd w:val="clear" w:color="auto" w:fill="FDF7D8"/>
-          </w:tcPr>
-          <w:p>
-            <w:pPr>
-              <w:spacing w:line="280" w:lineRule="exact"/>
-              <w:rPr>
-                <w:rFonts w:ascii="Aptos" w:eastAsia="Microsoft JhengHei" w:hAnsi="Aptos"/>
-              </w:rPr>
-            </w:pPr>
-            <w:r>
-              <w:rPr>
-                <w:rFonts w:ascii="Aptos" w:eastAsia="Microsoft JhengHei" w:hAnsi="Aptos"/>
-              </w:rPr>
-              <w:t>小朋友各自玩，不願主動加入同伴；衝突頻繁變成紀律問題</w:t>
-            </w:r>
-          </w:p>
-        </w:tc>
-        <w:tc>
-          <w:tcPr>
-            <w:tcW w:w="0" w:type="auto"/>
-            <w:shd w:val="clear" w:color="auto" w:fill="FDF7D8"/>
-          </w:tcPr>
-          <w:p>
-            <w:pPr>
-              <w:spacing w:line="280" w:lineRule="exact"/>
-              <w:rPr>
-                <w:rFonts w:ascii="Aptos" w:eastAsia="Microsoft JhengHei" w:hAnsi="Aptos"/>
-              </w:rPr>
-            </w:pPr>
-            <w:r>
-              <w:rPr>
-                <w:rFonts w:ascii="Aptos" w:eastAsia="Microsoft JhengHei" w:hAnsi="Aptos"/>
-              </w:rPr>
-              <w:t>如何在不替孩子分配角色的情況下，支持他們加入同伴遊戲？</w:t>
-            </w:r>
-          </w:p>
-        </w:tc>
-      </w:tr>
-      <w:tr>
-        <w:tc>
-          <w:tcPr>
-            <w:tcW w:w="0" w:type="auto"/>
-          </w:tcPr>
-          <w:p>
-            <w:pPr>
-              <w:spacing w:line="280" w:lineRule="exact"/>
-              <w:rPr>
-                <w:rFonts w:ascii="Aptos" w:eastAsia="Microsoft JhengHei" w:hAnsi="Aptos"/>
-              </w:rPr>
-            </w:pPr>
-            <w:r>
-              <w:rPr>
-                <w:rFonts w:ascii="Aptos" w:eastAsia="Microsoft JhengHei" w:hAnsi="Aptos"/>
-              </w:rPr>
-              <w:t>認知自發性</w:t>
-            </w:r>
-            <w:r>
-              <w:rPr>
-                <w:rFonts w:ascii="Aptos" w:eastAsia="Microsoft JhengHei" w:hAnsi="Aptos"/>
-              </w:rPr>
-              <w:t xml:space="preserve"> Cognitive Spontaneity</w:t>
-            </w:r>
-          </w:p>
-        </w:tc>
-        <w:tc>
-          <w:tcPr>
-            <w:tcW w:w="0" w:type="auto"/>
-          </w:tcPr>
-          <w:p>
-            <w:pPr>
-              <w:spacing w:line="280" w:lineRule="exact"/>
-              <w:rPr>
-                <w:rFonts w:ascii="Aptos" w:eastAsia="Microsoft JhengHei" w:hAnsi="Aptos"/>
-              </w:rPr>
-            </w:pPr>
-            <w:r>
-              <w:rPr>
-                <w:rFonts w:ascii="Aptos" w:eastAsia="Microsoft JhengHei" w:hAnsi="Aptos"/>
-              </w:rPr>
-              <w:t>孩子等待指令才行動，不主動創作玩法；孩子只扮演固定角色，鮮少以創意方式運用物料</w:t>
-            </w:r>
-          </w:p>
-        </w:tc>
-        <w:tc>
-          <w:tcPr>
-            <w:tcW w:w="0" w:type="auto"/>
-          </w:tcPr>
-          <w:p>
-            <w:pPr>
-              <w:spacing w:line="280" w:lineRule="exact"/>
-              <w:rPr>
-                <w:rFonts w:ascii="Aptos" w:eastAsia="Microsoft JhengHei" w:hAnsi="Aptos"/>
-              </w:rPr>
-            </w:pPr>
-            <w:r>
-              <w:rPr>
-                <w:rFonts w:ascii="Aptos" w:eastAsia="Microsoft JhengHei" w:hAnsi="Aptos"/>
-              </w:rPr>
-              <w:t>如何支持孩子自主創作玩法、嘗試不同角色，並以新方式運用物料，而非依賴教師指令或固定劇情？</w:t>
-            </w:r>
-          </w:p>
-        </w:tc>
-      </w:tr>
-      <w:tr>
-        <w:tc>
-          <w:tcPr>
-            <w:tcW w:w="0" w:type="auto"/>
-            <w:shd w:val="clear" w:color="auto" w:fill="FDF7D8"/>
-          </w:tcPr>
-          <w:p>
-            <w:pPr>
-              <w:spacing w:line="280" w:lineRule="exact"/>
-              <w:rPr>
-                <w:rFonts w:ascii="Aptos" w:eastAsia="Microsoft JhengHei" w:hAnsi="Aptos"/>
-              </w:rPr>
-            </w:pPr>
-            <w:r>
-              <w:rPr>
-                <w:rFonts w:ascii="Aptos" w:eastAsia="Microsoft JhengHei" w:hAnsi="Aptos"/>
-              </w:rPr>
-              <w:t>身體自發性</w:t>
-            </w:r>
-            <w:r>
-              <w:rPr>
-                <w:rFonts w:ascii="Aptos" w:eastAsia="Microsoft JhengHei" w:hAnsi="Aptos"/>
-              </w:rPr>
-              <w:t xml:space="preserve"> Physical Spontaneity</w:t>
-            </w:r>
-          </w:p>
-        </w:tc>
-        <w:tc>
-          <w:tcPr>
-            <w:tcW w:w="0" w:type="auto"/>
-            <w:shd w:val="clear" w:color="auto" w:fill="FDF7D8"/>
-          </w:tcPr>
-          <w:p>
-            <w:pPr>
-              <w:spacing w:line="280" w:lineRule="exact"/>
-              <w:rPr>
-                <w:rFonts w:ascii="Aptos" w:eastAsia="Microsoft JhengHei" w:hAnsi="Aptos"/>
-              </w:rPr>
-            </w:pPr>
-            <w:r>
-              <w:rPr>
-                <w:rFonts w:ascii="Aptos" w:eastAsia="Microsoft JhengHei" w:hAnsi="Aptos"/>
-              </w:rPr>
-              <w:t>空間狹小限制走動；見到攀爬</w:t>
-            </w:r>
-            <w:r>
-              <w:rPr>
-                <w:rFonts w:ascii="Aptos" w:eastAsia="Microsoft JhengHei" w:hAnsi="Aptos"/>
-              </w:rPr>
-              <w:t>/</w:t>
-            </w:r>
-            <w:r>
-              <w:rPr>
-                <w:rFonts w:ascii="Aptos" w:eastAsia="Microsoft JhengHei" w:hAnsi="Aptos"/>
-              </w:rPr>
-              <w:t>跳躍即制止</w:t>
-            </w:r>
-          </w:p>
-        </w:tc>
-        <w:tc>
-          <w:tcPr>
-            <w:tcW w:w="0" w:type="auto"/>
-            <w:shd w:val="clear" w:color="auto" w:fill="FDF7D8"/>
-          </w:tcPr>
-          <w:p>
-            <w:pPr>
-              <w:spacing w:line="280" w:lineRule="exact"/>
-              <w:rPr>
-                <w:rFonts w:ascii="Aptos" w:eastAsia="Microsoft JhengHei" w:hAnsi="Aptos"/>
-              </w:rPr>
-            </w:pPr>
-            <w:r>
-              <w:rPr>
-                <w:rFonts w:ascii="Aptos" w:eastAsia="Microsoft JhengHei" w:hAnsi="Aptos"/>
-              </w:rPr>
-              <w:t>如何在有限空間內容許大肌肉活動，同時保持安全？</w:t>
-            </w:r>
-          </w:p>
-        </w:tc>
-      </w:tr>
-      <w:tr>
-        <w:tc>
-          <w:tcPr>
-            <w:tcW w:w="0" w:type="auto"/>
-          </w:tcPr>
-          <w:p>
-            <w:pPr>
-              <w:spacing w:line="280" w:lineRule="exact"/>
-              <w:rPr>
-                <w:rFonts w:ascii="Aptos" w:eastAsia="Microsoft JhengHei" w:hAnsi="Aptos"/>
-              </w:rPr>
-            </w:pPr>
-            <w:r>
-              <w:rPr>
-                <w:rFonts w:ascii="Aptos" w:eastAsia="Microsoft JhengHei" w:hAnsi="Aptos"/>
-              </w:rPr>
-              <w:t>幽默感</w:t>
-            </w:r>
-            <w:r>
-              <w:rPr>
-                <w:rFonts w:ascii="Aptos" w:eastAsia="Microsoft JhengHei" w:hAnsi="Aptos"/>
-              </w:rPr>
-              <w:t xml:space="preserve"> Sense of </w:t>
-            </w:r>
-            <w:proofErr w:type="spellStart"/>
-            <w:r>
-              <w:rPr>
-                <w:rFonts w:ascii="Aptos" w:eastAsia="Microsoft JhengHei" w:hAnsi="Aptos"/>
-              </w:rPr>
-              <w:t>Humour</w:t>
-            </w:r>
-            <w:proofErr w:type="spellEnd"/>
-          </w:p>
-        </w:tc>
-        <w:tc>
-          <w:tcPr>
-            <w:tcW w:w="0" w:type="auto"/>
-          </w:tcPr>
-          <w:p>
-            <w:pPr>
-              <w:spacing w:line="280" w:lineRule="exact"/>
-              <w:rPr>
-                <w:rFonts w:ascii="Aptos" w:eastAsia="Microsoft JhengHei" w:hAnsi="Aptos"/>
-              </w:rPr>
-            </w:pPr>
-            <w:r>
-              <w:rPr>
-                <w:rFonts w:ascii="Aptos" w:eastAsia="Microsoft JhengHei" w:hAnsi="Aptos"/>
-              </w:rPr>
-              <w:t>孩子搞笑被糾正；整體氣氛過於嚴肅</w:t>
-            </w:r>
-          </w:p>
-        </w:tc>
-        <w:tc>
-          <w:tcPr>
-            <w:tcW w:w="0" w:type="auto"/>
-          </w:tcPr>
-          <w:p>
-            <w:pPr>
-              <w:spacing w:line="280" w:lineRule="exact"/>
-              <w:rPr>
-                <w:rFonts w:ascii="Aptos" w:eastAsia="Microsoft JhengHei" w:hAnsi="Aptos"/>
-              </w:rPr>
-            </w:pPr>
-            <w:r>
-              <w:rPr>
-                <w:rFonts w:ascii="Aptos" w:eastAsia="Microsoft JhengHei" w:hAnsi="Aptos"/>
-              </w:rPr>
-              <w:t>如何回應「無厘頭</w:t>
-            </w:r>
-            <w:r>
-              <w:rPr>
-                <w:rFonts w:ascii="Aptos" w:eastAsia="Microsoft JhengHei" w:hAnsi="Aptos"/>
-              </w:rPr>
-              <w:t>/</w:t>
-            </w:r>
-            <w:r>
-              <w:rPr>
-                <w:rFonts w:ascii="Aptos" w:eastAsia="Microsoft JhengHei" w:hAnsi="Aptos"/>
-              </w:rPr>
-              <w:t>傻氣」遊戲，既不熄滅熱情，又不失控？</w:t>
-            </w:r>
-          </w:p>
-        </w:tc>
-      </w:tr>
-      <w:tr>
-        <w:tc>
-          <w:tcPr>
-            <w:tcW w:w="0" w:type="auto"/>
-            <w:shd w:val="clear" w:color="auto" w:fill="FDF7D8"/>
-          </w:tcPr>
-          <w:p>
-            <w:pPr>
-              <w:spacing w:line="280" w:lineRule="exact"/>
-              <w:rPr>
-                <w:rFonts w:ascii="Aptos" w:eastAsia="Microsoft JhengHei" w:hAnsi="Aptos"/>
-              </w:rPr>
-            </w:pPr>
-            <w:r>
-              <w:rPr>
-                <w:rFonts w:ascii="Aptos" w:eastAsia="Microsoft JhengHei" w:hAnsi="Aptos"/>
-              </w:rPr>
-              <w:t>表達喜悅</w:t>
-            </w:r>
-            <w:r>
-              <w:rPr>
-                <w:rFonts w:ascii="Aptos" w:eastAsia="Microsoft JhengHei" w:hAnsi="Aptos"/>
-              </w:rPr>
-              <w:t xml:space="preserve"> Manifest Joy</w:t>
-            </w:r>
-          </w:p>
-        </w:tc>
-        <w:tc>
-          <w:tcPr>
-            <w:tcW w:w="0" w:type="auto"/>
-            <w:shd w:val="clear" w:color="auto" w:fill="FDF7D8"/>
-          </w:tcPr>
-          <w:p>
-            <w:pPr>
-              <w:spacing w:line="280" w:lineRule="exact"/>
-              <w:rPr>
-                <w:rFonts w:ascii="Aptos" w:eastAsia="Microsoft JhengHei" w:hAnsi="Aptos"/>
-              </w:rPr>
-            </w:pPr>
-            <w:r>
-              <w:rPr>
-                <w:rFonts w:ascii="Aptos" w:eastAsia="Microsoft JhengHei" w:hAnsi="Aptos"/>
-              </w:rPr>
-              <w:t>部分孩子過於緊張，只選「安全」活動；過度強調成果</w:t>
-            </w:r>
-            <w:r>
-              <w:rPr>
-                <w:rFonts w:ascii="Aptos" w:eastAsia="Microsoft JhengHei" w:hAnsi="Aptos"/>
-              </w:rPr>
-              <w:t>/</w:t>
-            </w:r>
-            <w:r>
-              <w:rPr>
-                <w:rFonts w:ascii="Aptos" w:eastAsia="Microsoft JhengHei" w:hAnsi="Aptos"/>
-              </w:rPr>
-              <w:t>拍照</w:t>
-            </w:r>
-          </w:p>
-        </w:tc>
-        <w:tc>
-          <w:tcPr>
-            <w:tcW w:w="0" w:type="auto"/>
-            <w:shd w:val="clear" w:color="auto" w:fill="FDF7D8"/>
-          </w:tcPr>
-          <w:p>
-            <w:pPr>
-              <w:spacing w:line="280" w:lineRule="exact"/>
-              <w:rPr>
-                <w:rFonts w:ascii="Aptos" w:eastAsia="Microsoft JhengHei" w:hAnsi="Aptos"/>
-              </w:rPr>
-            </w:pPr>
-            <w:r>
-              <w:rPr>
-                <w:rFonts w:ascii="Aptos" w:eastAsia="Microsoft JhengHei" w:hAnsi="Aptos"/>
-              </w:rPr>
-              <w:t>如何判斷孩子是否真正享受遊戲？如何為孩子創造輕鬆玩耍的條件？</w:t>
-            </w:r>
-          </w:p>
-        </w:tc>
-      </w:tr>
-    </w:tbl>
     <w:p>
       <w:pPr>
         <w:rPr>
@@ -4490,82 +2761,15 @@
             <w:r>
               <w:rPr>
                 <w:rFonts w:ascii="Aptos" w:eastAsia="DengXian" w:hAnsi="Aptos" w:hint="eastAsia"/>
-                <w:lang w:eastAsia="zh-CN"/>
-              </w:rPr>
-              <w:t>傳</w:t>
-            </w:r>
-            <w:proofErr w:type="gramStart"/>
-            <w:r>
-              <w:rPr>
-                <w:rFonts w:ascii="Aptos" w:eastAsia="DengXian" w:hAnsi="Aptos" w:hint="eastAsia"/>
-                <w:lang w:eastAsia="zh-CN"/>
-              </w:rPr>
-              <w:t>遞</w:t>
-            </w:r>
-            <w:proofErr w:type="gramEnd"/>
-            <w:r>
-              <w:rPr>
-                <w:rFonts w:ascii="Aptos" w:eastAsia="DengXian" w:hAnsi="Aptos" w:hint="eastAsia"/>
-                <w:lang w:eastAsia="zh-CN"/>
-              </w:rPr>
-              <w:t>概念：</w:t>
+              </w:rPr>
+              <w:t>傳遞概念：</w:t>
             </w:r>
             <w:r>
               <w:rPr>
                 <w:rFonts w:ascii="Aptos" w:eastAsia="DengXian" w:hAnsi="Aptos"/>
               </w:rPr>
-              <w:t>教</w:t>
-            </w:r>
-            <w:proofErr w:type="gramStart"/>
-            <w:r>
-              <w:rPr>
-                <w:rFonts w:ascii="Aptos" w:eastAsia="DengXian" w:hAnsi="Aptos"/>
-              </w:rPr>
-              <w:t>師對</w:t>
-            </w:r>
-            <w:proofErr w:type="gramEnd"/>
-            <w:r>
-              <w:rPr>
-                <w:rFonts w:ascii="Aptos" w:eastAsia="DengXian" w:hAnsi="Aptos"/>
-              </w:rPr>
-              <w:t>社</w:t>
-            </w:r>
-            <w:proofErr w:type="gramStart"/>
-            <w:r>
-              <w:rPr>
-                <w:rFonts w:ascii="Aptos" w:eastAsia="DengXian" w:hAnsi="Aptos"/>
-              </w:rPr>
-              <w:t>區</w:t>
-            </w:r>
-            <w:proofErr w:type="gramEnd"/>
-            <w:r>
-              <w:rPr>
-                <w:rFonts w:ascii="Aptos" w:eastAsia="DengXian" w:hAnsi="Aptos"/>
-              </w:rPr>
-              <w:t>的了解本身就是一</w:t>
-            </w:r>
-            <w:proofErr w:type="gramStart"/>
-            <w:r>
-              <w:rPr>
-                <w:rFonts w:ascii="Aptos" w:eastAsia="DengXian" w:hAnsi="Aptos"/>
-              </w:rPr>
-              <w:t>種專業</w:t>
-            </w:r>
-            <w:proofErr w:type="gramEnd"/>
-            <w:r>
-              <w:rPr>
-                <w:rFonts w:ascii="Aptos" w:eastAsia="DengXian" w:hAnsi="Aptos"/>
-              </w:rPr>
-              <w:t>資</w:t>
-            </w:r>
-            <w:proofErr w:type="gramStart"/>
-            <w:r>
-              <w:rPr>
-                <w:rFonts w:ascii="Aptos" w:eastAsia="DengXian" w:hAnsi="Aptos"/>
-              </w:rPr>
-              <w:t>產</w:t>
-            </w:r>
-            <w:proofErr w:type="gramEnd"/>
+              <w:t>教師對社區的了解本身就是一種專業資產</w:t>
+            </w:r>
           </w:p>
         </w:tc>
         <w:tc>
@@ -5413,7 +3617,6 @@
                 <w:b/>
                 <w:bCs/>
               </w:rPr>
-              <w:lastRenderedPageBreak/>
               <w:t>全場分享</w:t>
             </w:r>
           </w:p>
@@ -6221,8 +4424,8 @@
         <w:tblLook w:val="04A0" w:firstRow="1" w:lastRow="0" w:firstColumn="1" w:lastColumn="0" w:noHBand="0" w:noVBand="1"/>
       </w:tblPr>
       <w:tblGrid>
-        <w:gridCol w:w="2089"/>
-        <w:gridCol w:w="7271"/>
+        <w:gridCol w:w="2508"/>
+        <w:gridCol w:w="6852"/>
       </w:tblGrid>
       <w:tr>
         <w:trPr>
@@ -6289,15 +4492,11 @@
               <w:spacing w:line="280" w:lineRule="exact"/>
               <w:rPr>
                 <w:rFonts w:ascii="Aptos" w:eastAsia="Microsoft JhengHei" w:hAnsi="Aptos"/>
-                <w:b/>
-                <w:bCs/>
-              </w:rPr>
-            </w:pPr>
-            <w:r>
-              <w:rPr>
-                <w:rFonts w:ascii="Aptos" w:eastAsia="Microsoft JhengHei" w:hAnsi="Aptos"/>
-                <w:b/>
-                <w:bCs/>
+              </w:rPr>
+            </w:pPr>
+            <w:r>
+              <w:rPr>
+                <w:rFonts w:ascii="Aptos" w:eastAsia="Microsoft JhengHei" w:hAnsi="Aptos" w:hint="eastAsia"/>
               </w:rPr>
               <w:t>每組裝置</w:t>
             </w:r>
@@ -6316,25 +4515,25 @@
             </w:pPr>
             <w:r>
               <w:rPr>
-                <w:rFonts w:ascii="Aptos" w:eastAsia="Microsoft JhengHei" w:hAnsi="Aptos"/>
+                <w:rFonts w:ascii="Aptos" w:eastAsia="Microsoft JhengHei" w:hAnsi="Aptos" w:hint="eastAsia"/>
               </w:rPr>
               <w:t>iPad/</w:t>
             </w:r>
             <w:r>
               <w:rPr>
-                <w:rFonts w:ascii="Aptos" w:eastAsia="Microsoft JhengHei" w:hAnsi="Aptos"/>
+                <w:rFonts w:ascii="Aptos" w:eastAsia="Microsoft JhengHei" w:hAnsi="Aptos" w:hint="eastAsia"/>
               </w:rPr>
               <w:t>手機（每組</w:t>
             </w:r>
             <w:r>
               <w:rPr>
-                <w:rFonts w:ascii="Aptos" w:eastAsia="Microsoft JhengHei" w:hAnsi="Aptos"/>
+                <w:rFonts w:ascii="Aptos" w:eastAsia="Microsoft JhengHei" w:hAnsi="Aptos" w:hint="eastAsia"/>
               </w:rPr>
               <w:t>1-2</w:t>
             </w:r>
             <w:r>
               <w:rPr>
-                <w:rFonts w:ascii="Aptos" w:eastAsia="Microsoft JhengHei" w:hAnsi="Aptos"/>
+                <w:rFonts w:ascii="Aptos" w:eastAsia="Microsoft JhengHei" w:hAnsi="Aptos" w:hint="eastAsia"/>
               </w:rPr>
               <w:t>部）</w:t>
             </w:r>
@@ -6352,15 +4551,11 @@
               <w:spacing w:line="280" w:lineRule="exact"/>
               <w:rPr>
                 <w:rFonts w:ascii="Aptos" w:eastAsia="Microsoft JhengHei" w:hAnsi="Aptos"/>
-                <w:b/>
-                <w:bCs/>
-              </w:rPr>
-            </w:pPr>
-            <w:r>
-              <w:rPr>
-                <w:rFonts w:ascii="Aptos" w:eastAsia="Microsoft JhengHei" w:hAnsi="Aptos"/>
-                <w:b/>
-                <w:bCs/>
+              </w:rPr>
+            </w:pPr>
+            <w:r>
+              <w:rPr>
+                <w:rFonts w:ascii="Aptos" w:eastAsia="Microsoft JhengHei" w:hAnsi="Aptos" w:hint="eastAsia"/>
               </w:rPr>
               <w:t>互聯網連接</w:t>
             </w:r>
@@ -6380,21 +4575,15 @@
             </w:pPr>
             <w:r>
               <w:rPr>
-                <w:rFonts w:ascii="Aptos" w:eastAsia="Microsoft JhengHei" w:hAnsi="Aptos"/>
+                <w:rFonts w:ascii="Aptos" w:eastAsia="Microsoft JhengHei" w:hAnsi="Aptos" w:hint="eastAsia"/>
               </w:rPr>
               <w:t>場地</w:t>
             </w:r>
             <w:r>
               <w:rPr>
-                <w:rFonts w:ascii="Aptos" w:eastAsia="Microsoft JhengHei" w:hAnsi="Aptos"/>
-              </w:rPr>
-              <w:t xml:space="preserve">Wi-Fi + </w:t>
-            </w:r>
-            <w:r>
-              <w:rPr>
-                <w:rFonts w:ascii="Aptos" w:eastAsia="Microsoft JhengHei" w:hAnsi="Aptos"/>
-              </w:rPr>
-              <w:t>後備流動熱點</w:t>
+                <w:rFonts w:ascii="Aptos" w:eastAsia="Microsoft JhengHei" w:hAnsi="Aptos" w:hint="eastAsia"/>
+              </w:rPr>
+              <w:t xml:space="preserve">Wi-Fi </w:t>
             </w:r>
           </w:p>
         </w:tc>
@@ -6409,23 +4598,17 @@
               <w:spacing w:line="280" w:lineRule="exact"/>
               <w:rPr>
                 <w:rFonts w:ascii="Aptos" w:eastAsia="Microsoft JhengHei" w:hAnsi="Aptos"/>
-                <w:b/>
-                <w:bCs/>
-              </w:rPr>
-            </w:pPr>
-            <w:r>
-              <w:rPr>
-                <w:rFonts w:ascii="Aptos" w:eastAsia="Microsoft JhengHei" w:hAnsi="Aptos"/>
-                <w:b/>
-                <w:bCs/>
+              </w:rPr>
+            </w:pPr>
+            <w:r>
+              <w:rPr>
+                <w:rFonts w:ascii="Aptos" w:eastAsia="Microsoft JhengHei" w:hAnsi="Aptos" w:hint="eastAsia"/>
               </w:rPr>
               <w:t>Padlet</w:t>
             </w:r>
             <w:r>
               <w:rPr>
-                <w:rFonts w:ascii="Aptos" w:eastAsia="Microsoft JhengHei" w:hAnsi="Aptos"/>
-                <w:b/>
-                <w:bCs/>
+                <w:rFonts w:ascii="Aptos" w:eastAsia="Microsoft JhengHei" w:hAnsi="Aptos" w:hint="eastAsia"/>
               </w:rPr>
               <w:t>套件</w:t>
             </w:r>
@@ -6444,31 +4627,31 @@
             </w:pPr>
             <w:r>
               <w:rPr>
-                <w:rFonts w:ascii="Aptos" w:eastAsia="Microsoft JhengHei" w:hAnsi="Aptos"/>
+                <w:rFonts w:ascii="Aptos" w:eastAsia="Microsoft JhengHei" w:hAnsi="Aptos" w:hint="eastAsia"/>
               </w:rPr>
               <w:t>打印版二維碼</w:t>
             </w:r>
             <w:r>
               <w:rPr>
-                <w:rFonts w:ascii="Aptos" w:eastAsia="Microsoft JhengHei" w:hAnsi="Aptos"/>
+                <w:rFonts w:ascii="Aptos" w:eastAsia="Microsoft JhengHei" w:hAnsi="Aptos" w:hint="eastAsia"/>
               </w:rPr>
               <w:t xml:space="preserve"> + </w:t>
             </w:r>
             <w:r>
               <w:rPr>
-                <w:rFonts w:ascii="Aptos" w:eastAsia="Microsoft JhengHei" w:hAnsi="Aptos"/>
+                <w:rFonts w:ascii="Aptos" w:eastAsia="Microsoft JhengHei" w:hAnsi="Aptos" w:hint="eastAsia"/>
               </w:rPr>
               <w:t>短網址</w:t>
             </w:r>
             <w:r>
               <w:rPr>
-                <w:rFonts w:ascii="Aptos" w:eastAsia="Microsoft JhengHei" w:hAnsi="Aptos"/>
+                <w:rFonts w:ascii="Aptos" w:eastAsia="Microsoft JhengHei" w:hAnsi="Aptos" w:hint="eastAsia"/>
               </w:rPr>
               <w:t xml:space="preserve"> + </w:t>
             </w:r>
             <w:r>
               <w:rPr>
-                <w:rFonts w:ascii="Aptos" w:eastAsia="Microsoft JhengHei" w:hAnsi="Aptos"/>
+                <w:rFonts w:ascii="Aptos" w:eastAsia="Microsoft JhengHei" w:hAnsi="Aptos" w:hint="eastAsia"/>
               </w:rPr>
               <w:t>使用說明</w:t>
             </w:r>
@@ -6486,23 +4669,17 @@
               <w:spacing w:line="280" w:lineRule="exact"/>
               <w:rPr>
                 <w:rFonts w:ascii="Aptos" w:eastAsia="Microsoft JhengHei" w:hAnsi="Aptos"/>
-                <w:b/>
-                <w:bCs/>
-              </w:rPr>
-            </w:pPr>
-            <w:r>
-              <w:rPr>
-                <w:rFonts w:ascii="Aptos" w:eastAsia="Microsoft JhengHei" w:hAnsi="Aptos"/>
-                <w:b/>
-                <w:bCs/>
+              </w:rPr>
+            </w:pPr>
+            <w:r>
+              <w:rPr>
+                <w:rFonts w:ascii="Aptos" w:eastAsia="Microsoft JhengHei" w:hAnsi="Aptos" w:hint="eastAsia"/>
               </w:rPr>
               <w:t>CPS</w:t>
             </w:r>
             <w:r>
               <w:rPr>
-                <w:rFonts w:ascii="Aptos" w:eastAsia="Microsoft JhengHei" w:hAnsi="Aptos"/>
-                <w:b/>
-                <w:bCs/>
+                <w:rFonts w:ascii="Aptos" w:eastAsia="Microsoft JhengHei" w:hAnsi="Aptos" w:hint="eastAsia"/>
               </w:rPr>
               <w:t>表格</w:t>
             </w:r>
@@ -6522,21 +4699,33 @@
             </w:pPr>
             <w:r>
               <w:rPr>
-                <w:rFonts w:ascii="Aptos" w:eastAsia="Microsoft JhengHei" w:hAnsi="Aptos"/>
+                <w:rFonts w:ascii="Aptos" w:eastAsia="Microsoft JhengHei" w:hAnsi="Aptos" w:hint="eastAsia"/>
               </w:rPr>
               <w:t>圖例表</w:t>
             </w:r>
             <w:r>
               <w:rPr>
-                <w:rFonts w:ascii="Aptos" w:eastAsia="Microsoft JhengHei" w:hAnsi="Aptos"/>
+                <w:rFonts w:ascii="Aptos" w:eastAsia="Microsoft JhengHei" w:hAnsi="Aptos" w:hint="eastAsia"/>
               </w:rPr>
               <w:t xml:space="preserve"> &amp; </w:t>
             </w:r>
             <w:r>
               <w:rPr>
-                <w:rFonts w:ascii="Aptos" w:eastAsia="Microsoft JhengHei" w:hAnsi="Aptos"/>
-              </w:rPr>
-              <w:t>提示表（每桌一份）</w:t>
+                <w:rFonts w:ascii="Aptos" w:eastAsia="Microsoft JhengHei" w:hAnsi="Aptos" w:hint="eastAsia"/>
+              </w:rPr>
+              <w:t>提示表（每桌</w:t>
+            </w:r>
+            <w:r>
+              <w:rPr>
+                <w:rFonts w:ascii="DengXian" w:eastAsia="DengXian" w:hAnsi="DengXian" w:hint="eastAsia"/>
+              </w:rPr>
+              <w:t>三</w:t>
+            </w:r>
+            <w:r>
+              <w:rPr>
+                <w:rFonts w:ascii="Aptos" w:eastAsia="Microsoft JhengHei" w:hAnsi="Aptos" w:hint="eastAsia"/>
+              </w:rPr>
+              <w:t>份）</w:t>
             </w:r>
           </w:p>
         </w:tc>
@@ -6551,15 +4740,11 @@
               <w:spacing w:line="280" w:lineRule="exact"/>
               <w:rPr>
                 <w:rFonts w:ascii="Aptos" w:eastAsia="Microsoft JhengHei" w:hAnsi="Aptos"/>
-                <w:b/>
-                <w:bCs/>
-              </w:rPr>
-            </w:pPr>
-            <w:r>
-              <w:rPr>
-                <w:rFonts w:ascii="Aptos" w:eastAsia="Microsoft JhengHei" w:hAnsi="Aptos"/>
-                <w:b/>
-                <w:bCs/>
+              </w:rPr>
+            </w:pPr>
+            <w:r>
+              <w:rPr>
+                <w:rFonts w:ascii="Aptos" w:eastAsia="Microsoft JhengHei" w:hAnsi="Aptos" w:hint="eastAsia"/>
               </w:rPr>
               <w:t>桌面卡牌</w:t>
             </w:r>
@@ -6578,57 +4763,9 @@
             </w:pPr>
             <w:r>
               <w:rPr>
-                <w:rFonts w:ascii="Aptos" w:eastAsia="Microsoft JhengHei" w:hAnsi="Aptos"/>
-              </w:rPr>
-              <w:t>大字地區標籤（屯門</w:t>
-            </w:r>
-            <w:r>
-              <w:rPr>
-                <w:rFonts w:ascii="Aptos" w:eastAsia="Microsoft JhengHei" w:hAnsi="Aptos"/>
-              </w:rPr>
-              <w:t>/</w:t>
-            </w:r>
-            <w:r>
-              <w:rPr>
-                <w:rFonts w:ascii="Aptos" w:eastAsia="Microsoft JhengHei" w:hAnsi="Aptos"/>
-              </w:rPr>
-              <w:t>元朗</w:t>
-            </w:r>
-            <w:r>
-              <w:rPr>
-                <w:rFonts w:ascii="Aptos" w:eastAsia="Microsoft JhengHei" w:hAnsi="Aptos"/>
-              </w:rPr>
-              <w:t>/</w:t>
-            </w:r>
-            <w:r>
-              <w:rPr>
-                <w:rFonts w:ascii="Aptos" w:eastAsia="Microsoft JhengHei" w:hAnsi="Aptos"/>
-              </w:rPr>
-              <w:t>九龍城</w:t>
-            </w:r>
-            <w:r>
-              <w:rPr>
-                <w:rFonts w:ascii="Aptos" w:eastAsia="Microsoft JhengHei" w:hAnsi="Aptos"/>
-              </w:rPr>
-              <w:t>/</w:t>
-            </w:r>
-            <w:r>
-              <w:rPr>
-                <w:rFonts w:ascii="Aptos" w:eastAsia="Microsoft JhengHei" w:hAnsi="Aptos"/>
-              </w:rPr>
-              <w:t>沙田</w:t>
-            </w:r>
-            <w:r>
-              <w:rPr>
-                <w:rFonts w:ascii="Aptos" w:eastAsia="Microsoft JhengHei" w:hAnsi="Aptos"/>
-              </w:rPr>
-              <w:t>/</w:t>
-            </w:r>
-            <w:r>
-              <w:rPr>
-                <w:rFonts w:ascii="Aptos" w:eastAsia="Microsoft JhengHei" w:hAnsi="Aptos"/>
-              </w:rPr>
-              <w:t>深水埗）</w:t>
+                <w:rFonts w:ascii="Aptos" w:eastAsia="Microsoft JhengHei" w:hAnsi="Aptos" w:hint="eastAsia"/>
+              </w:rPr>
+              <w:t>大字組號標籤（顏色對應名牌頸繩）</w:t>
             </w:r>
           </w:p>
         </w:tc>
@@ -6644,15 +4781,11 @@
               <w:spacing w:line="280" w:lineRule="exact"/>
               <w:rPr>
                 <w:rFonts w:ascii="Aptos" w:eastAsia="Microsoft JhengHei" w:hAnsi="Aptos"/>
-                <w:b/>
-                <w:bCs/>
-              </w:rPr>
-            </w:pPr>
-            <w:r>
-              <w:rPr>
-                <w:rFonts w:ascii="Aptos" w:eastAsia="Microsoft JhengHei" w:hAnsi="Aptos"/>
-                <w:b/>
-                <w:bCs/>
+              </w:rPr>
+            </w:pPr>
+            <w:r>
+              <w:rPr>
+                <w:rFonts w:ascii="Aptos" w:eastAsia="Microsoft JhengHei" w:hAnsi="Aptos" w:hint="eastAsia"/>
               </w:rPr>
               <w:t>充電設備</w:t>
             </w:r>
@@ -6672,19 +4805,19 @@
             </w:pPr>
             <w:r>
               <w:rPr>
-                <w:rFonts w:ascii="Aptos" w:eastAsia="Microsoft JhengHei" w:hAnsi="Aptos"/>
+                <w:rFonts w:ascii="Aptos" w:eastAsia="Microsoft JhengHei" w:hAnsi="Aptos" w:hint="eastAsia"/>
               </w:rPr>
               <w:t>延長線</w:t>
             </w:r>
             <w:r>
               <w:rPr>
-                <w:rFonts w:ascii="Aptos" w:eastAsia="Microsoft JhengHei" w:hAnsi="Aptos"/>
+                <w:rFonts w:ascii="Aptos" w:eastAsia="Microsoft JhengHei" w:hAnsi="Aptos" w:hint="eastAsia"/>
               </w:rPr>
               <w:t xml:space="preserve"> + </w:t>
             </w:r>
             <w:r>
               <w:rPr>
-                <w:rFonts w:ascii="Aptos" w:eastAsia="Microsoft JhengHei" w:hAnsi="Aptos"/>
+                <w:rFonts w:ascii="Aptos" w:eastAsia="Microsoft JhengHei" w:hAnsi="Aptos" w:hint="eastAsia"/>
               </w:rPr>
               <w:t>流動電源</w:t>
             </w:r>
@@ -6701,15 +4834,11 @@
               <w:spacing w:line="280" w:lineRule="exact"/>
               <w:rPr>
                 <w:rFonts w:ascii="Aptos" w:eastAsia="Microsoft JhengHei" w:hAnsi="Aptos"/>
-                <w:b/>
-                <w:bCs/>
-              </w:rPr>
-            </w:pPr>
-            <w:r>
-              <w:rPr>
-                <w:rFonts w:ascii="Aptos" w:eastAsia="Microsoft JhengHei" w:hAnsi="Aptos"/>
-                <w:b/>
-                <w:bCs/>
+              </w:rPr>
+            </w:pPr>
+            <w:r>
+              <w:rPr>
+                <w:rFonts w:ascii="Aptos" w:eastAsia="Microsoft JhengHei" w:hAnsi="Aptos" w:hint="eastAsia"/>
               </w:rPr>
               <w:t>文具</w:t>
             </w:r>
@@ -6723,84 +4852,36 @@
             <w:pPr>
               <w:spacing w:line="280" w:lineRule="exact"/>
               <w:rPr>
-                <w:rFonts w:ascii="Aptos" w:eastAsia="Microsoft JhengHei" w:hAnsi="Aptos"/>
-              </w:rPr>
-            </w:pPr>
-            <w:r>
-              <w:rPr>
-                <w:rFonts w:ascii="Aptos" w:eastAsia="Microsoft JhengHei" w:hAnsi="Aptos"/>
+                <w:rFonts w:ascii="Aptos" w:eastAsia="DengXian" w:hAnsi="Aptos"/>
+                <w:lang w:eastAsia="zh-CN"/>
+              </w:rPr>
+            </w:pPr>
+            <w:r>
+              <w:rPr>
+                <w:rFonts w:ascii="Aptos" w:eastAsia="Microsoft JhengHei" w:hAnsi="Aptos" w:hint="eastAsia"/>
               </w:rPr>
               <w:t>筆</w:t>
             </w:r>
             <w:r>
               <w:rPr>
-                <w:rFonts w:ascii="Aptos" w:eastAsia="Microsoft JhengHei" w:hAnsi="Aptos"/>
-              </w:rPr>
-              <w:t xml:space="preserve"> + </w:t>
-            </w:r>
-            <w:r>
-              <w:rPr>
-                <w:rFonts w:ascii="Aptos" w:eastAsia="Microsoft JhengHei" w:hAnsi="Aptos"/>
-              </w:rPr>
-              <w:t>便利貼</w:t>
-            </w:r>
-          </w:p>
-        </w:tc>
-      </w:tr>
-      <w:tr>
-        <w:tc>
-          <w:tcPr>
-            <w:tcW w:w="0" w:type="auto"/>
-            <w:shd w:val="clear" w:color="auto" w:fill="FDE8EC"/>
-          </w:tcPr>
-          <w:p>
-            <w:pPr>
-              <w:spacing w:line="280" w:lineRule="exact"/>
-              <w:rPr>
-                <w:rFonts w:ascii="Aptos" w:eastAsia="Microsoft JhengHei" w:hAnsi="Aptos"/>
-                <w:b/>
-                <w:bCs/>
-              </w:rPr>
-            </w:pPr>
-            <w:r>
-              <w:rPr>
-                <w:rFonts w:ascii="Aptos" w:eastAsia="Microsoft JhengHei" w:hAnsi="Aptos"/>
-                <w:b/>
-                <w:bCs/>
-              </w:rPr>
-              <w:t>私隱提示卡</w:t>
-            </w:r>
-          </w:p>
-        </w:tc>
-        <w:tc>
-          <w:tcPr>
-            <w:tcW w:w="0" w:type="auto"/>
-            <w:shd w:val="clear" w:color="auto" w:fill="FDE8EC"/>
-          </w:tcPr>
-          <w:p>
-            <w:pPr>
-              <w:spacing w:line="280" w:lineRule="exact"/>
-              <w:rPr>
-                <w:rFonts w:ascii="Aptos" w:eastAsia="Microsoft JhengHei" w:hAnsi="Aptos"/>
-              </w:rPr>
-            </w:pPr>
-            <w:r>
-              <w:rPr>
-                <w:rFonts w:ascii="Aptos" w:eastAsia="Microsoft JhengHei" w:hAnsi="Aptos"/>
-              </w:rPr>
-              <w:t>「請勿拍攝兒童照片</w:t>
-            </w:r>
-            <w:r>
-              <w:rPr>
-                <w:rFonts w:ascii="Aptos" w:eastAsia="Microsoft JhengHei" w:hAnsi="Aptos"/>
-              </w:rPr>
-              <w:t xml:space="preserve"> / </w:t>
-            </w:r>
-            <w:r>
-              <w:rPr>
-                <w:rFonts w:ascii="Aptos" w:eastAsia="Microsoft JhengHei" w:hAnsi="Aptos"/>
-              </w:rPr>
-              <w:t>個人資料」（每桌放置）</w:t>
+                <w:rFonts w:ascii="Aptos" w:eastAsia="DengXian" w:hAnsi="Aptos"/>
+                <w:lang w:eastAsia="zh-CN"/>
+              </w:rPr>
+              <w:t xml:space="preserve"> </w:t>
+            </w:r>
+            <w:r>
+              <w:rPr>
+                <w:rFonts w:ascii="Aptos" w:eastAsia="DengXian" w:hAnsi="Aptos" w:hint="eastAsia"/>
+                <w:lang w:eastAsia="zh-CN"/>
+              </w:rPr>
+              <w:t xml:space="preserve">+ </w:t>
+            </w:r>
+            <w:r>
+              <w:rPr>
+                <w:rFonts w:ascii="Aptos" w:eastAsia="DengXian" w:hAnsi="Aptos" w:hint="eastAsia"/>
+                <w:lang w:eastAsia="zh-CN"/>
+              </w:rPr>
+              <w:t>紙</w:t>
             </w:r>
           </w:p>
         </w:tc>
@@ -6808,6 +4889,7 @@
     </w:tbl>
     <w:p>
       <w:pPr>
+        <w:spacing w:line="280" w:lineRule="exact"/>
         <w:rPr>
           <w:rFonts w:ascii="Aptos" w:eastAsia="Microsoft JhengHei" w:hAnsi="Aptos"/>
         </w:rPr>
@@ -6873,6 +4955,377 @@
           <w:rFonts w:ascii="Aptos" w:eastAsia="Microsoft JhengHei" w:hAnsi="Aptos"/>
         </w:rPr>
         <w:t>活動一</w:t>
+      </w:r>
+      <w:r>
+        <w:rPr>
+          <w:rFonts w:ascii="Aptos" w:eastAsia="Microsoft JhengHei" w:hAnsi="Aptos"/>
+        </w:rPr>
+        <w:t xml:space="preserve"> — </w:t>
+      </w:r>
+      <w:r>
+        <w:rPr>
+          <w:rFonts w:ascii="Aptos" w:eastAsia="Microsoft JhengHei" w:hAnsi="Aptos"/>
+        </w:rPr>
+        <w:t>時間軸</w:t>
+      </w:r>
+    </w:p>
+    <w:tbl>
+      <w:tblPr>
+        <w:tblW w:w="9360" w:type="dxa"/>
+        <w:tblBorders>
+          <w:top w:val="single" w:sz="4" w:space="0" w:color="auto"/>
+          <w:left w:val="single" w:sz="4" w:space="0" w:color="auto"/>
+          <w:bottom w:val="single" w:sz="4" w:space="0" w:color="auto"/>
+          <w:right w:val="single" w:sz="4" w:space="0" w:color="auto"/>
+          <w:insideH w:val="single" w:sz="4" w:space="0" w:color="auto"/>
+          <w:insideV w:val="single" w:sz="4" w:space="0" w:color="auto"/>
+        </w:tblBorders>
+        <w:tblCellMar>
+          <w:top w:w="60" w:type="dxa"/>
+          <w:left w:w="150" w:type="dxa"/>
+          <w:bottom w:w="60" w:type="dxa"/>
+          <w:right w:w="150" w:type="dxa"/>
+        </w:tblCellMar>
+        <w:tblLook w:val="04A0" w:firstRow="1" w:lastRow="0" w:firstColumn="1" w:lastColumn="0" w:noHBand="0" w:noVBand="1"/>
+      </w:tblPr>
+      <w:tblGrid>
+        <w:gridCol w:w="2929"/>
+        <w:gridCol w:w="1490"/>
+        <w:gridCol w:w="4941"/>
+      </w:tblGrid>
+      <w:tr>
+        <w:trPr>
+          <w:tblHeader/>
+        </w:trPr>
+        <w:tc>
+          <w:tcPr>
+            <w:tcW w:w="0" w:type="auto"/>
+            <w:shd w:val="clear" w:color="auto" w:fill="2B3990"/>
+            <w:vAlign w:val="center"/>
+          </w:tcPr>
+          <w:p>
+            <w:pPr>
+              <w:spacing w:line="280" w:lineRule="exact"/>
+              <w:jc w:val="center"/>
+              <w:rPr>
+                <w:rFonts w:ascii="Aptos" w:eastAsia="Microsoft JhengHei" w:hAnsi="Aptos"/>
+              </w:rPr>
+            </w:pPr>
+            <w:r>
+              <w:rPr>
+                <w:rFonts w:ascii="Aptos" w:eastAsia="Microsoft JhengHei" w:hAnsi="Aptos"/>
+                <w:b/>
+                <w:bCs/>
+                <w:color w:val="FFFFFF"/>
+              </w:rPr>
+              <w:t>步驟</w:t>
+            </w:r>
+          </w:p>
+        </w:tc>
+        <w:tc>
+          <w:tcPr>
+            <w:tcW w:w="0" w:type="auto"/>
+            <w:shd w:val="clear" w:color="auto" w:fill="2B3990"/>
+            <w:vAlign w:val="center"/>
+          </w:tcPr>
+          <w:p>
+            <w:pPr>
+              <w:spacing w:line="280" w:lineRule="exact"/>
+              <w:jc w:val="center"/>
+              <w:rPr>
+                <w:rFonts w:ascii="Aptos" w:eastAsia="Microsoft JhengHei" w:hAnsi="Aptos"/>
+              </w:rPr>
+            </w:pPr>
+            <w:r>
+              <w:rPr>
+                <w:rFonts w:ascii="Aptos" w:eastAsia="Microsoft JhengHei" w:hAnsi="Aptos"/>
+                <w:b/>
+                <w:bCs/>
+                <w:color w:val="FFFFFF"/>
+              </w:rPr>
+              <w:t>時間</w:t>
+            </w:r>
+          </w:p>
+        </w:tc>
+        <w:tc>
+          <w:tcPr>
+            <w:tcW w:w="0" w:type="auto"/>
+            <w:shd w:val="clear" w:color="auto" w:fill="2B3990"/>
+            <w:vAlign w:val="center"/>
+          </w:tcPr>
+          <w:p>
+            <w:pPr>
+              <w:spacing w:line="280" w:lineRule="exact"/>
+              <w:jc w:val="center"/>
+              <w:rPr>
+                <w:rFonts w:ascii="Aptos" w:eastAsia="Microsoft JhengHei" w:hAnsi="Aptos"/>
+              </w:rPr>
+            </w:pPr>
+            <w:r>
+              <w:rPr>
+                <w:rFonts w:ascii="Aptos" w:eastAsia="Microsoft JhengHei" w:hAnsi="Aptos"/>
+                <w:b/>
+                <w:bCs/>
+                <w:color w:val="FFFFFF"/>
+              </w:rPr>
+              <w:t>帶領員關鍵行動</w:t>
+            </w:r>
+          </w:p>
+        </w:tc>
+      </w:tr>
+      <w:tr>
+        <w:tc>
+          <w:tcPr>
+            <w:tcW w:w="0" w:type="auto"/>
+          </w:tcPr>
+          <w:p>
+            <w:pPr>
+              <w:spacing w:line="280" w:lineRule="exact"/>
+              <w:rPr>
+                <w:rFonts w:ascii="Aptos" w:eastAsia="Microsoft JhengHei" w:hAnsi="Aptos"/>
+              </w:rPr>
+            </w:pPr>
+            <w:r>
+              <w:rPr>
+                <w:rFonts w:ascii="Aptos" w:eastAsia="Microsoft JhengHei" w:hAnsi="Aptos" w:hint="eastAsia"/>
+              </w:rPr>
+              <w:t>步驟</w:t>
+            </w:r>
+            <w:r>
+              <w:rPr>
+                <w:rFonts w:ascii="Aptos" w:eastAsia="Microsoft JhengHei" w:hAnsi="Aptos" w:hint="eastAsia"/>
+              </w:rPr>
+              <w:t>1</w:t>
+            </w:r>
+            <w:r>
+              <w:rPr>
+                <w:rFonts w:ascii="Aptos" w:eastAsia="Microsoft JhengHei" w:hAnsi="Aptos" w:hint="eastAsia"/>
+              </w:rPr>
+              <w:t>：海報閱讀</w:t>
+            </w:r>
+          </w:p>
+        </w:tc>
+        <w:tc>
+          <w:tcPr>
+            <w:tcW w:w="0" w:type="auto"/>
+          </w:tcPr>
+          <w:p>
+            <w:pPr>
+              <w:spacing w:line="280" w:lineRule="exact"/>
+              <w:rPr>
+                <w:rFonts w:ascii="Aptos" w:eastAsia="Microsoft JhengHei" w:hAnsi="Aptos"/>
+              </w:rPr>
+            </w:pPr>
+            <w:r>
+              <w:rPr>
+                <w:rFonts w:ascii="Aptos" w:eastAsia="Microsoft JhengHei" w:hAnsi="Aptos" w:hint="eastAsia"/>
+              </w:rPr>
+              <w:t>10</w:t>
+            </w:r>
+            <w:r>
+              <w:rPr>
+                <w:rFonts w:ascii="Aptos" w:eastAsia="Microsoft JhengHei" w:hAnsi="Aptos" w:hint="eastAsia"/>
+              </w:rPr>
+              <w:t>分鐘</w:t>
+            </w:r>
+          </w:p>
+        </w:tc>
+        <w:tc>
+          <w:tcPr>
+            <w:tcW w:w="0" w:type="auto"/>
+          </w:tcPr>
+          <w:p>
+            <w:pPr>
+              <w:spacing w:line="280" w:lineRule="exact"/>
+              <w:rPr>
+                <w:rFonts w:ascii="Aptos" w:eastAsia="Microsoft JhengHei" w:hAnsi="Aptos"/>
+              </w:rPr>
+            </w:pPr>
+            <w:r>
+              <w:rPr>
+                <w:rFonts w:ascii="Aptos" w:eastAsia="Microsoft JhengHei" w:hAnsi="Aptos" w:hint="eastAsia"/>
+              </w:rPr>
+              <w:t>說明閱讀重點，按現場方案分流</w:t>
+            </w:r>
+          </w:p>
+        </w:tc>
+      </w:tr>
+      <w:tr>
+        <w:tc>
+          <w:tcPr>
+            <w:tcW w:w="0" w:type="auto"/>
+            <w:shd w:val="clear" w:color="auto" w:fill="FAFAFA"/>
+          </w:tcPr>
+          <w:p>
+            <w:pPr>
+              <w:spacing w:line="280" w:lineRule="exact"/>
+              <w:rPr>
+                <w:rFonts w:ascii="Aptos" w:eastAsia="Microsoft JhengHei" w:hAnsi="Aptos"/>
+              </w:rPr>
+            </w:pPr>
+            <w:r>
+              <w:rPr>
+                <w:rFonts w:ascii="Aptos" w:eastAsia="Microsoft JhengHei" w:hAnsi="Aptos" w:hint="eastAsia"/>
+              </w:rPr>
+              <w:t>步驟</w:t>
+            </w:r>
+            <w:r>
+              <w:rPr>
+                <w:rFonts w:ascii="Aptos" w:eastAsia="Microsoft JhengHei" w:hAnsi="Aptos" w:hint="eastAsia"/>
+              </w:rPr>
+              <w:t>2</w:t>
+            </w:r>
+            <w:r>
+              <w:rPr>
+                <w:rFonts w:ascii="Aptos" w:eastAsia="Microsoft JhengHei" w:hAnsi="Aptos" w:hint="eastAsia"/>
+              </w:rPr>
+              <w:t>：小組交流</w:t>
+            </w:r>
+          </w:p>
+        </w:tc>
+        <w:tc>
+          <w:tcPr>
+            <w:tcW w:w="0" w:type="auto"/>
+            <w:shd w:val="clear" w:color="auto" w:fill="FAFAFA"/>
+          </w:tcPr>
+          <w:p>
+            <w:pPr>
+              <w:spacing w:line="280" w:lineRule="exact"/>
+              <w:rPr>
+                <w:rFonts w:ascii="Aptos" w:eastAsia="Microsoft JhengHei" w:hAnsi="Aptos"/>
+              </w:rPr>
+            </w:pPr>
+            <w:r>
+              <w:rPr>
+                <w:rFonts w:ascii="Aptos" w:eastAsia="Microsoft JhengHei" w:hAnsi="Aptos" w:hint="eastAsia"/>
+              </w:rPr>
+              <w:t>10</w:t>
+            </w:r>
+            <w:r>
+              <w:rPr>
+                <w:rFonts w:ascii="Aptos" w:eastAsia="Microsoft JhengHei" w:hAnsi="Aptos" w:hint="eastAsia"/>
+              </w:rPr>
+              <w:t>分鐘</w:t>
+            </w:r>
+          </w:p>
+        </w:tc>
+        <w:tc>
+          <w:tcPr>
+            <w:tcW w:w="0" w:type="auto"/>
+            <w:shd w:val="clear" w:color="auto" w:fill="FAFAFA"/>
+          </w:tcPr>
+          <w:p>
+            <w:pPr>
+              <w:spacing w:line="280" w:lineRule="exact"/>
+              <w:rPr>
+                <w:rFonts w:ascii="Aptos" w:eastAsia="Microsoft JhengHei" w:hAnsi="Aptos"/>
+              </w:rPr>
+            </w:pPr>
+            <w:r>
+              <w:rPr>
+                <w:rFonts w:ascii="Aptos" w:eastAsia="Microsoft JhengHei" w:hAnsi="Aptos" w:hint="eastAsia"/>
+              </w:rPr>
+              <w:t>巡組引導，整理觀察與提問</w:t>
+            </w:r>
+          </w:p>
+        </w:tc>
+      </w:tr>
+      <w:tr>
+        <w:tc>
+          <w:tcPr>
+            <w:tcW w:w="0" w:type="auto"/>
+          </w:tcPr>
+          <w:p>
+            <w:pPr>
+              <w:spacing w:line="280" w:lineRule="exact"/>
+              <w:rPr>
+                <w:rFonts w:ascii="Aptos" w:eastAsia="Microsoft JhengHei" w:hAnsi="Aptos"/>
+              </w:rPr>
+            </w:pPr>
+            <w:r>
+              <w:rPr>
+                <w:rFonts w:ascii="Aptos" w:eastAsia="Microsoft JhengHei" w:hAnsi="Aptos" w:hint="eastAsia"/>
+              </w:rPr>
+              <w:t>步驟</w:t>
+            </w:r>
+            <w:r>
+              <w:rPr>
+                <w:rFonts w:ascii="Aptos" w:eastAsia="Microsoft JhengHei" w:hAnsi="Aptos" w:hint="eastAsia"/>
+              </w:rPr>
+              <w:t>3</w:t>
+            </w:r>
+            <w:r>
+              <w:rPr>
+                <w:rFonts w:ascii="Aptos" w:eastAsia="Microsoft JhengHei" w:hAnsi="Aptos" w:hint="eastAsia"/>
+              </w:rPr>
+              <w:t>：互動問答</w:t>
+            </w:r>
+          </w:p>
+        </w:tc>
+        <w:tc>
+          <w:tcPr>
+            <w:tcW w:w="0" w:type="auto"/>
+          </w:tcPr>
+          <w:p>
+            <w:pPr>
+              <w:spacing w:line="280" w:lineRule="exact"/>
+              <w:rPr>
+                <w:rFonts w:ascii="Aptos" w:eastAsia="Microsoft JhengHei" w:hAnsi="Aptos"/>
+              </w:rPr>
+            </w:pPr>
+            <w:r>
+              <w:rPr>
+                <w:rFonts w:ascii="Aptos" w:eastAsia="Microsoft JhengHei" w:hAnsi="Aptos" w:hint="eastAsia"/>
+              </w:rPr>
+              <w:t>20</w:t>
+            </w:r>
+            <w:r>
+              <w:rPr>
+                <w:rFonts w:ascii="Aptos" w:eastAsia="Microsoft JhengHei" w:hAnsi="Aptos" w:hint="eastAsia"/>
+              </w:rPr>
+              <w:t>分鐘</w:t>
+            </w:r>
+          </w:p>
+        </w:tc>
+        <w:tc>
+          <w:tcPr>
+            <w:tcW w:w="0" w:type="auto"/>
+          </w:tcPr>
+          <w:p>
+            <w:pPr>
+              <w:spacing w:line="280" w:lineRule="exact"/>
+              <w:rPr>
+                <w:rFonts w:ascii="Aptos" w:eastAsia="Microsoft JhengHei" w:hAnsi="Aptos"/>
+              </w:rPr>
+            </w:pPr>
+            <w:r>
+              <w:rPr>
+                <w:rFonts w:ascii="Aptos" w:eastAsia="Microsoft JhengHei" w:hAnsi="Aptos" w:hint="eastAsia"/>
+              </w:rPr>
+              <w:t>控制提問節奏，總結共通主題</w:t>
+            </w:r>
+          </w:p>
+        </w:tc>
+      </w:tr>
+    </w:tbl>
+    <w:p>
+      <w:pPr>
+        <w:pStyle w:val="ListParagraph"/>
+      </w:pPr>
+    </w:p>
+    <w:p>
+      <w:pPr>
+        <w:pStyle w:val="Heading2"/>
+        <w:spacing w:before="0" w:after="0"/>
+        <w:rPr>
+          <w:rFonts w:ascii="Aptos" w:eastAsia="Microsoft JhengHei" w:hAnsi="Aptos"/>
+        </w:rPr>
+      </w:pPr>
+      <w:r>
+        <w:rPr>
+          <w:rFonts w:ascii="Aptos" w:eastAsia="Microsoft JhengHei" w:hAnsi="Aptos"/>
+        </w:rPr>
+        <w:t>活動二</w:t>
       </w:r>
       <w:r>
         <w:rPr>
@@ -6918,7 +5371,7 @@
         <w:tc>
           <w:tcPr>
             <w:tcW w:w="0" w:type="auto"/>
-            <w:shd w:val="clear" w:color="auto" w:fill="2B3990"/>
+            <w:shd w:val="clear" w:color="auto" w:fill="8DBE50"/>
             <w:vAlign w:val="center"/>
           </w:tcPr>
           <w:p>
@@ -6943,7 +5396,7 @@
         <w:tc>
           <w:tcPr>
             <w:tcW w:w="0" w:type="auto"/>
-            <w:shd w:val="clear" w:color="auto" w:fill="2B3990"/>
+            <w:shd w:val="clear" w:color="auto" w:fill="8DBE50"/>
             <w:vAlign w:val="center"/>
           </w:tcPr>
           <w:p>
@@ -6968,7 +5421,7 @@
         <w:tc>
           <w:tcPr>
             <w:tcW w:w="0" w:type="auto"/>
-            <w:shd w:val="clear" w:color="auto" w:fill="2B3990"/>
+            <w:shd w:val="clear" w:color="auto" w:fill="8DBE50"/>
             <w:vAlign w:val="center"/>
           </w:tcPr>
           <w:p>
@@ -7038,7 +5491,7 @@
               <w:rPr>
                 <w:rFonts w:ascii="Aptos" w:eastAsia="Microsoft JhengHei" w:hAnsi="Aptos"/>
               </w:rPr>
-              <w:t>3</w:t>
+              <w:t>2</w:t>
             </w:r>
             <w:r>
               <w:rPr>
@@ -7063,19 +5516,13 @@
               <w:rPr>
                 <w:rFonts w:ascii="Aptos" w:eastAsia="Microsoft JhengHei" w:hAnsi="Aptos"/>
               </w:rPr>
-              <w:t>說明目標及</w:t>
-            </w:r>
-            <w:r>
-              <w:rPr>
-                <w:rFonts w:ascii="Aptos" w:eastAsia="Microsoft JhengHei" w:hAnsi="Aptos"/>
-              </w:rPr>
-              <w:t>4</w:t>
-            </w:r>
-            <w:r>
-              <w:rPr>
-                <w:rFonts w:ascii="Aptos" w:eastAsia="Microsoft JhengHei" w:hAnsi="Aptos"/>
-              </w:rPr>
-              <w:t>步驟流程</w:t>
+              <w:t>說明目標，介紹</w:t>
+            </w:r>
+            <w:r>
+              <w:rPr>
+                <w:rFonts w:ascii="Aptos" w:eastAsia="Microsoft JhengHei" w:hAnsi="Aptos"/>
+              </w:rPr>
+              <w:t>Padlet</w:t>
             </w:r>
           </w:p>
         </w:tc>
@@ -7109,7 +5556,7 @@
               <w:rPr>
                 <w:rFonts w:ascii="Aptos" w:eastAsia="Microsoft JhengHei" w:hAnsi="Aptos"/>
               </w:rPr>
-              <w:t>：提出挑戰</w:t>
+              <w:t>：社區集思</w:t>
             </w:r>
           </w:p>
         </w:tc>
@@ -7155,7 +5602,7 @@
               <w:rPr>
                 <w:rFonts w:ascii="Aptos" w:eastAsia="Microsoft JhengHei" w:hAnsi="Aptos"/>
               </w:rPr>
-              <w:t>巡組引導，提問激發挑戰書寫</w:t>
+              <w:t>巡組，鼓勵探索超越標準遊樂設施</w:t>
             </w:r>
           </w:p>
         </w:tc>
@@ -7188,7 +5635,7 @@
               <w:rPr>
                 <w:rFonts w:ascii="Aptos" w:eastAsia="Microsoft JhengHei" w:hAnsi="Aptos"/>
               </w:rPr>
-              <w:t>：傳遞紙條</w:t>
+              <w:t>：分析注釋</w:t>
             </w:r>
           </w:p>
         </w:tc>
@@ -7207,7 +5654,7 @@
               <w:rPr>
                 <w:rFonts w:ascii="Aptos" w:eastAsia="Microsoft JhengHei" w:hAnsi="Aptos"/>
               </w:rPr>
-              <w:t>2</w:t>
+              <w:t>10</w:t>
             </w:r>
             <w:r>
               <w:rPr>
@@ -7232,7 +5679,7 @@
               <w:rPr>
                 <w:rFonts w:ascii="Aptos" w:eastAsia="Microsoft JhengHei" w:hAnsi="Aptos"/>
               </w:rPr>
-              <w:t>宣布傳遞指示</w:t>
+              <w:t>以針對性問題引導評估</w:t>
             </w:r>
           </w:p>
         </w:tc>
@@ -7266,7 +5713,7 @@
               <w:rPr>
                 <w:rFonts w:ascii="Aptos" w:eastAsia="Microsoft JhengHei" w:hAnsi="Aptos"/>
               </w:rPr>
-              <w:t>：整合分析</w:t>
+              <w:t>：整合準備</w:t>
             </w:r>
           </w:p>
         </w:tc>
@@ -7286,7 +5733,7 @@
               <w:rPr>
                 <w:rFonts w:ascii="Aptos" w:eastAsia="Microsoft JhengHei" w:hAnsi="Aptos"/>
               </w:rPr>
-              <w:t>15</w:t>
+              <w:t>3</w:t>
             </w:r>
             <w:r>
               <w:rPr>
@@ -7312,7 +5759,7 @@
               <w:rPr>
                 <w:rFonts w:ascii="Aptos" w:eastAsia="Microsoft JhengHei" w:hAnsi="Aptos"/>
               </w:rPr>
-              <w:t>鼓勵創意思考，提醒聚焦可控方案</w:t>
+              <w:t>宣布過渡，提醒簡潔</w:t>
             </w:r>
           </w:p>
         </w:tc>
@@ -7364,7 +5811,7 @@
               <w:rPr>
                 <w:rFonts w:ascii="Aptos" w:eastAsia="Microsoft JhengHei" w:hAnsi="Aptos"/>
               </w:rPr>
-              <w:t>10</w:t>
+              <w:t>15</w:t>
             </w:r>
             <w:r>
               <w:rPr>
@@ -7389,577 +5836,7 @@
               <w:rPr>
                 <w:rFonts w:ascii="Aptos" w:eastAsia="Microsoft JhengHei" w:hAnsi="Aptos"/>
               </w:rPr>
-              <w:t>邀請五組站立分享（</w:t>
-            </w:r>
-            <w:r>
-              <w:rPr>
-                <w:rFonts w:ascii="Aptos" w:eastAsia="Microsoft JhengHei" w:hAnsi="Aptos"/>
-              </w:rPr>
-              <w:t>1</w:t>
-            </w:r>
-            <w:r>
-              <w:rPr>
-                <w:rFonts w:ascii="Aptos" w:eastAsia="Microsoft JhengHei" w:hAnsi="Aptos"/>
-              </w:rPr>
-              <w:t>分鐘</w:t>
-            </w:r>
-            <w:r>
-              <w:rPr>
-                <w:rFonts w:ascii="Aptos" w:eastAsia="Microsoft JhengHei" w:hAnsi="Aptos"/>
-              </w:rPr>
-              <w:t>/</w:t>
-            </w:r>
-            <w:r>
-              <w:rPr>
-                <w:rFonts w:ascii="Aptos" w:eastAsia="Microsoft JhengHei" w:hAnsi="Aptos"/>
-              </w:rPr>
-              <w:t>組）</w:t>
-            </w:r>
-          </w:p>
-        </w:tc>
-      </w:tr>
-    </w:tbl>
-    <w:p>
-      <w:pPr>
-        <w:pStyle w:val="ListParagraph"/>
-      </w:pPr>
-    </w:p>
-    <w:p>
-      <w:pPr>
-        <w:pStyle w:val="Heading2"/>
-        <w:spacing w:before="0" w:after="0"/>
-        <w:rPr>
-          <w:rFonts w:ascii="Aptos" w:eastAsia="Microsoft JhengHei" w:hAnsi="Aptos"/>
-        </w:rPr>
-      </w:pPr>
-      <w:r>
-        <w:rPr>
-          <w:rFonts w:ascii="Aptos" w:eastAsia="Microsoft JhengHei" w:hAnsi="Aptos"/>
-        </w:rPr>
-        <w:t>活動二</w:t>
-      </w:r>
-      <w:r>
-        <w:rPr>
-          <w:rFonts w:ascii="Aptos" w:eastAsia="Microsoft JhengHei" w:hAnsi="Aptos"/>
-        </w:rPr>
-        <w:t xml:space="preserve"> — </w:t>
-      </w:r>
-      <w:r>
-        <w:rPr>
-          <w:rFonts w:ascii="Aptos" w:eastAsia="Microsoft JhengHei" w:hAnsi="Aptos"/>
-        </w:rPr>
-        <w:t>時間軸</w:t>
-      </w:r>
-    </w:p>
-    <w:tbl>
-      <w:tblPr>
-        <w:tblW w:w="9360" w:type="dxa"/>
-        <w:tblBorders>
-          <w:top w:val="single" w:sz="4" w:space="0" w:color="auto"/>
-          <w:left w:val="single" w:sz="4" w:space="0" w:color="auto"/>
-          <w:bottom w:val="single" w:sz="4" w:space="0" w:color="auto"/>
-          <w:right w:val="single" w:sz="4" w:space="0" w:color="auto"/>
-          <w:insideH w:val="single" w:sz="4" w:space="0" w:color="auto"/>
-          <w:insideV w:val="single" w:sz="4" w:space="0" w:color="auto"/>
-        </w:tblBorders>
-        <w:tblCellMar>
-          <w:top w:w="60" w:type="dxa"/>
-          <w:left w:w="150" w:type="dxa"/>
-          <w:bottom w:w="60" w:type="dxa"/>
-          <w:right w:w="150" w:type="dxa"/>
-        </w:tblCellMar>
-        <w:tblLook w:val="04A0" w:firstRow="1" w:lastRow="0" w:firstColumn="1" w:lastColumn="0" w:noHBand="0" w:noVBand="1"/>
-      </w:tblPr>
-      <w:tblGrid>
-        <w:gridCol w:w="2830"/>
-        <w:gridCol w:w="1441"/>
-        <w:gridCol w:w="5089"/>
-      </w:tblGrid>
-      <w:tr>
-        <w:trPr>
-          <w:tblHeader/>
-        </w:trPr>
-        <w:tc>
-          <w:tcPr>
-            <w:tcW w:w="0" w:type="auto"/>
-            <w:shd w:val="clear" w:color="auto" w:fill="8DBE50"/>
-            <w:vAlign w:val="center"/>
-          </w:tcPr>
-          <w:p>
-            <w:pPr>
-              <w:spacing w:line="280" w:lineRule="exact"/>
-              <w:jc w:val="center"/>
-              <w:rPr>
-                <w:rFonts w:ascii="Aptos" w:eastAsia="Microsoft JhengHei" w:hAnsi="Aptos"/>
-              </w:rPr>
-            </w:pPr>
-            <w:r>
-              <w:rPr>
-                <w:rFonts w:ascii="Aptos" w:eastAsia="Microsoft JhengHei" w:hAnsi="Aptos"/>
-                <w:b/>
-                <w:bCs/>
-                <w:color w:val="FFFFFF"/>
-              </w:rPr>
-              <w:t>步驟</w:t>
-            </w:r>
-          </w:p>
-        </w:tc>
-        <w:tc>
-          <w:tcPr>
-            <w:tcW w:w="0" w:type="auto"/>
-            <w:shd w:val="clear" w:color="auto" w:fill="8DBE50"/>
-            <w:vAlign w:val="center"/>
-          </w:tcPr>
-          <w:p>
-            <w:pPr>
-              <w:spacing w:line="280" w:lineRule="exact"/>
-              <w:jc w:val="center"/>
-              <w:rPr>
-                <w:rFonts w:ascii="Aptos" w:eastAsia="Microsoft JhengHei" w:hAnsi="Aptos"/>
-              </w:rPr>
-            </w:pPr>
-            <w:r>
-              <w:rPr>
-                <w:rFonts w:ascii="Aptos" w:eastAsia="Microsoft JhengHei" w:hAnsi="Aptos"/>
-                <w:b/>
-                <w:bCs/>
-                <w:color w:val="FFFFFF"/>
-              </w:rPr>
-              <w:t>時間</w:t>
-            </w:r>
-          </w:p>
-        </w:tc>
-        <w:tc>
-          <w:tcPr>
-            <w:tcW w:w="0" w:type="auto"/>
-            <w:shd w:val="clear" w:color="auto" w:fill="8DBE50"/>
-            <w:vAlign w:val="center"/>
-          </w:tcPr>
-          <w:p>
-            <w:pPr>
-              <w:spacing w:line="280" w:lineRule="exact"/>
-              <w:jc w:val="center"/>
-              <w:rPr>
-                <w:rFonts w:ascii="Aptos" w:eastAsia="Microsoft JhengHei" w:hAnsi="Aptos"/>
-              </w:rPr>
-            </w:pPr>
-            <w:r>
-              <w:rPr>
-                <w:rFonts w:ascii="Aptos" w:eastAsia="Microsoft JhengHei" w:hAnsi="Aptos"/>
-                <w:b/>
-                <w:bCs/>
-                <w:color w:val="FFFFFF"/>
-              </w:rPr>
-              <w:t>帶領員關鍵行動</w:t>
-            </w:r>
-          </w:p>
-        </w:tc>
-      </w:tr>
-      <w:tr>
-        <w:tc>
-          <w:tcPr>
-            <w:tcW w:w="0" w:type="auto"/>
-          </w:tcPr>
-          <w:p>
-            <w:pPr>
-              <w:spacing w:line="280" w:lineRule="exact"/>
-              <w:rPr>
-                <w:rFonts w:ascii="Aptos" w:eastAsia="Microsoft JhengHei" w:hAnsi="Aptos"/>
-              </w:rPr>
-            </w:pPr>
-            <w:r>
-              <w:rPr>
-                <w:rFonts w:ascii="Aptos" w:eastAsia="Microsoft JhengHei" w:hAnsi="Aptos"/>
-              </w:rPr>
-              <w:t>步驟</w:t>
-            </w:r>
-            <w:r>
-              <w:rPr>
-                <w:rFonts w:ascii="Aptos" w:eastAsia="Microsoft JhengHei" w:hAnsi="Aptos"/>
-              </w:rPr>
-              <w:t>1</w:t>
-            </w:r>
-            <w:r>
-              <w:rPr>
-                <w:rFonts w:ascii="Aptos" w:eastAsia="Microsoft JhengHei" w:hAnsi="Aptos"/>
-              </w:rPr>
-              <w:t>：介紹</w:t>
-            </w:r>
-          </w:p>
-        </w:tc>
-        <w:tc>
-          <w:tcPr>
-            <w:tcW w:w="0" w:type="auto"/>
-          </w:tcPr>
-          <w:p>
-            <w:pPr>
-              <w:spacing w:line="280" w:lineRule="exact"/>
-              <w:rPr>
-                <w:rFonts w:ascii="Aptos" w:eastAsia="Microsoft JhengHei" w:hAnsi="Aptos"/>
-              </w:rPr>
-            </w:pPr>
-            <w:r>
-              <w:rPr>
-                <w:rFonts w:ascii="Aptos" w:eastAsia="Microsoft JhengHei" w:hAnsi="Aptos"/>
-              </w:rPr>
-              <w:t>2</w:t>
-            </w:r>
-            <w:r>
-              <w:rPr>
-                <w:rFonts w:ascii="Aptos" w:eastAsia="Microsoft JhengHei" w:hAnsi="Aptos"/>
-              </w:rPr>
-              <w:t>分鐘</w:t>
-            </w:r>
-          </w:p>
-        </w:tc>
-        <w:tc>
-          <w:tcPr>
-            <w:tcW w:w="0" w:type="auto"/>
-          </w:tcPr>
-          <w:p>
-            <w:pPr>
-              <w:spacing w:line="280" w:lineRule="exact"/>
-              <w:rPr>
-                <w:rFonts w:ascii="Aptos" w:eastAsia="Microsoft JhengHei" w:hAnsi="Aptos"/>
-              </w:rPr>
-            </w:pPr>
-            <w:r>
-              <w:rPr>
-                <w:rFonts w:ascii="Aptos" w:eastAsia="Microsoft JhengHei" w:hAnsi="Aptos"/>
-              </w:rPr>
-              <w:t>說明目標，介紹</w:t>
-            </w:r>
-            <w:r>
-              <w:rPr>
-                <w:rFonts w:ascii="Aptos" w:eastAsia="Microsoft JhengHei" w:hAnsi="Aptos"/>
-              </w:rPr>
-              <w:t>Padlet</w:t>
-            </w:r>
-          </w:p>
-        </w:tc>
-      </w:tr>
-      <w:tr>
-        <w:tc>
-          <w:tcPr>
-            <w:tcW w:w="0" w:type="auto"/>
-            <w:shd w:val="clear" w:color="auto" w:fill="FAFAFA"/>
-          </w:tcPr>
-          <w:p>
-            <w:pPr>
-              <w:spacing w:line="280" w:lineRule="exact"/>
-              <w:rPr>
-                <w:rFonts w:ascii="Aptos" w:eastAsia="Microsoft JhengHei" w:hAnsi="Aptos"/>
-              </w:rPr>
-            </w:pPr>
-            <w:r>
-              <w:rPr>
-                <w:rFonts w:ascii="Aptos" w:eastAsia="Microsoft JhengHei" w:hAnsi="Aptos"/>
-              </w:rPr>
-              <w:t>步驟</w:t>
-            </w:r>
-            <w:r>
-              <w:rPr>
-                <w:rFonts w:ascii="Aptos" w:eastAsia="Microsoft JhengHei" w:hAnsi="Aptos"/>
-              </w:rPr>
-              <w:t>2</w:t>
-            </w:r>
-            <w:r>
-              <w:rPr>
-                <w:rFonts w:ascii="Aptos" w:eastAsia="Microsoft JhengHei" w:hAnsi="Aptos"/>
-              </w:rPr>
-              <w:t>：社區集思</w:t>
-            </w:r>
-          </w:p>
-        </w:tc>
-        <w:tc>
-          <w:tcPr>
-            <w:tcW w:w="0" w:type="auto"/>
-            <w:shd w:val="clear" w:color="auto" w:fill="FAFAFA"/>
-          </w:tcPr>
-          <w:p>
-            <w:pPr>
-              <w:spacing w:line="280" w:lineRule="exact"/>
-              <w:rPr>
-                <w:rFonts w:ascii="Aptos" w:eastAsia="Microsoft JhengHei" w:hAnsi="Aptos"/>
-              </w:rPr>
-            </w:pPr>
-            <w:r>
-              <w:rPr>
-                <w:rFonts w:ascii="Aptos" w:eastAsia="Microsoft JhengHei" w:hAnsi="Aptos"/>
-              </w:rPr>
-              <w:t>10</w:t>
-            </w:r>
-            <w:r>
-              <w:rPr>
-                <w:rFonts w:ascii="Aptos" w:eastAsia="Microsoft JhengHei" w:hAnsi="Aptos"/>
-              </w:rPr>
-              <w:t>分鐘</w:t>
-            </w:r>
-          </w:p>
-        </w:tc>
-        <w:tc>
-          <w:tcPr>
-            <w:tcW w:w="0" w:type="auto"/>
-            <w:shd w:val="clear" w:color="auto" w:fill="FAFAFA"/>
-          </w:tcPr>
-          <w:p>
-            <w:pPr>
-              <w:spacing w:line="280" w:lineRule="exact"/>
-              <w:rPr>
-                <w:rFonts w:ascii="Aptos" w:eastAsia="Microsoft JhengHei" w:hAnsi="Aptos"/>
-              </w:rPr>
-            </w:pPr>
-            <w:r>
-              <w:rPr>
-                <w:rFonts w:ascii="Aptos" w:eastAsia="Microsoft JhengHei" w:hAnsi="Aptos"/>
-              </w:rPr>
-              <w:t>巡組，鼓勵探索超越標準遊樂設施</w:t>
-            </w:r>
-          </w:p>
-        </w:tc>
-      </w:tr>
-      <w:tr>
-        <w:tc>
-          <w:tcPr>
-            <w:tcW w:w="0" w:type="auto"/>
-          </w:tcPr>
-          <w:p>
-            <w:pPr>
-              <w:spacing w:line="280" w:lineRule="exact"/>
-              <w:rPr>
-                <w:rFonts w:ascii="Aptos" w:eastAsia="Microsoft JhengHei" w:hAnsi="Aptos"/>
-              </w:rPr>
-            </w:pPr>
-            <w:r>
-              <w:rPr>
-                <w:rFonts w:ascii="Aptos" w:eastAsia="Microsoft JhengHei" w:hAnsi="Aptos"/>
-              </w:rPr>
-              <w:t>步驟</w:t>
-            </w:r>
-            <w:r>
-              <w:rPr>
-                <w:rFonts w:ascii="Aptos" w:eastAsia="Microsoft JhengHei" w:hAnsi="Aptos"/>
-              </w:rPr>
-              <w:t>3</w:t>
-            </w:r>
-            <w:r>
-              <w:rPr>
-                <w:rFonts w:ascii="Aptos" w:eastAsia="Microsoft JhengHei" w:hAnsi="Aptos"/>
-              </w:rPr>
-              <w:t>：分析注釋</w:t>
-            </w:r>
-          </w:p>
-        </w:tc>
-        <w:tc>
-          <w:tcPr>
-            <w:tcW w:w="0" w:type="auto"/>
-          </w:tcPr>
-          <w:p>
-            <w:pPr>
-              <w:spacing w:line="280" w:lineRule="exact"/>
-              <w:rPr>
-                <w:rFonts w:ascii="Aptos" w:eastAsia="Microsoft JhengHei" w:hAnsi="Aptos"/>
-              </w:rPr>
-            </w:pPr>
-            <w:r>
-              <w:rPr>
-                <w:rFonts w:ascii="Aptos" w:eastAsia="Microsoft JhengHei" w:hAnsi="Aptos"/>
-              </w:rPr>
-              <w:t>10</w:t>
-            </w:r>
-            <w:r>
-              <w:rPr>
-                <w:rFonts w:ascii="Aptos" w:eastAsia="Microsoft JhengHei" w:hAnsi="Aptos"/>
-              </w:rPr>
-              <w:t>分鐘</w:t>
-            </w:r>
-          </w:p>
-        </w:tc>
-        <w:tc>
-          <w:tcPr>
-            <w:tcW w:w="0" w:type="auto"/>
-          </w:tcPr>
-          <w:p>
-            <w:pPr>
-              <w:spacing w:line="280" w:lineRule="exact"/>
-              <w:rPr>
-                <w:rFonts w:ascii="Aptos" w:eastAsia="Microsoft JhengHei" w:hAnsi="Aptos"/>
-              </w:rPr>
-            </w:pPr>
-            <w:r>
-              <w:rPr>
-                <w:rFonts w:ascii="Aptos" w:eastAsia="Microsoft JhengHei" w:hAnsi="Aptos"/>
-              </w:rPr>
-              <w:t>以針對性問題引導評估</w:t>
-            </w:r>
-          </w:p>
-        </w:tc>
-      </w:tr>
-      <w:tr>
-        <w:tc>
-          <w:tcPr>
-            <w:tcW w:w="0" w:type="auto"/>
-            <w:shd w:val="clear" w:color="auto" w:fill="FAFAFA"/>
-          </w:tcPr>
-          <w:p>
-            <w:pPr>
-              <w:spacing w:line="280" w:lineRule="exact"/>
-              <w:rPr>
-                <w:rFonts w:ascii="Aptos" w:eastAsia="Microsoft JhengHei" w:hAnsi="Aptos"/>
-              </w:rPr>
-            </w:pPr>
-            <w:r>
-              <w:rPr>
-                <w:rFonts w:ascii="Aptos" w:eastAsia="Microsoft JhengHei" w:hAnsi="Aptos"/>
-              </w:rPr>
-              <w:t>步驟</w:t>
-            </w:r>
-            <w:r>
-              <w:rPr>
-                <w:rFonts w:ascii="Aptos" w:eastAsia="Microsoft JhengHei" w:hAnsi="Aptos"/>
-              </w:rPr>
-              <w:t>4</w:t>
-            </w:r>
-            <w:r>
-              <w:rPr>
-                <w:rFonts w:ascii="Aptos" w:eastAsia="Microsoft JhengHei" w:hAnsi="Aptos"/>
-              </w:rPr>
-              <w:t>：整合準備</w:t>
-            </w:r>
-          </w:p>
-        </w:tc>
-        <w:tc>
-          <w:tcPr>
-            <w:tcW w:w="0" w:type="auto"/>
-            <w:shd w:val="clear" w:color="auto" w:fill="FAFAFA"/>
-          </w:tcPr>
-          <w:p>
-            <w:pPr>
-              <w:spacing w:line="280" w:lineRule="exact"/>
-              <w:rPr>
-                <w:rFonts w:ascii="Aptos" w:eastAsia="Microsoft JhengHei" w:hAnsi="Aptos"/>
-              </w:rPr>
-            </w:pPr>
-            <w:r>
-              <w:rPr>
-                <w:rFonts w:ascii="Aptos" w:eastAsia="Microsoft JhengHei" w:hAnsi="Aptos"/>
-              </w:rPr>
-              <w:t>3</w:t>
-            </w:r>
-            <w:r>
-              <w:rPr>
-                <w:rFonts w:ascii="Aptos" w:eastAsia="Microsoft JhengHei" w:hAnsi="Aptos"/>
-              </w:rPr>
-              <w:t>分鐘</w:t>
-            </w:r>
-          </w:p>
-        </w:tc>
-        <w:tc>
-          <w:tcPr>
-            <w:tcW w:w="0" w:type="auto"/>
-            <w:shd w:val="clear" w:color="auto" w:fill="FAFAFA"/>
-          </w:tcPr>
-          <w:p>
-            <w:pPr>
-              <w:spacing w:line="280" w:lineRule="exact"/>
-              <w:rPr>
-                <w:rFonts w:ascii="Aptos" w:eastAsia="Microsoft JhengHei" w:hAnsi="Aptos"/>
-              </w:rPr>
-            </w:pPr>
-            <w:r>
-              <w:rPr>
-                <w:rFonts w:ascii="Aptos" w:eastAsia="Microsoft JhengHei" w:hAnsi="Aptos"/>
-              </w:rPr>
-              <w:t>宣布過渡，提醒簡潔</w:t>
-            </w:r>
-          </w:p>
-        </w:tc>
-      </w:tr>
-      <w:tr>
-        <w:tc>
-          <w:tcPr>
-            <w:tcW w:w="0" w:type="auto"/>
-          </w:tcPr>
-          <w:p>
-            <w:pPr>
-              <w:spacing w:line="280" w:lineRule="exact"/>
-              <w:rPr>
-                <w:rFonts w:ascii="Aptos" w:eastAsia="Microsoft JhengHei" w:hAnsi="Aptos"/>
-              </w:rPr>
-            </w:pPr>
-            <w:r>
-              <w:rPr>
-                <w:rFonts w:ascii="Aptos" w:eastAsia="Microsoft JhengHei" w:hAnsi="Aptos"/>
-              </w:rPr>
-              <w:t>步驟</w:t>
-            </w:r>
-            <w:r>
-              <w:rPr>
-                <w:rFonts w:ascii="Aptos" w:eastAsia="Microsoft JhengHei" w:hAnsi="Aptos"/>
-              </w:rPr>
-              <w:t>5</w:t>
-            </w:r>
-            <w:r>
-              <w:rPr>
-                <w:rFonts w:ascii="Aptos" w:eastAsia="Microsoft JhengHei" w:hAnsi="Aptos"/>
-              </w:rPr>
-              <w:t>：全場分享</w:t>
-            </w:r>
-          </w:p>
-        </w:tc>
-        <w:tc>
-          <w:tcPr>
-            <w:tcW w:w="0" w:type="auto"/>
-          </w:tcPr>
-          <w:p>
-            <w:pPr>
-              <w:spacing w:line="280" w:lineRule="exact"/>
-              <w:rPr>
-                <w:rFonts w:ascii="Aptos" w:eastAsia="Microsoft JhengHei" w:hAnsi="Aptos"/>
-              </w:rPr>
-            </w:pPr>
-            <w:r>
-              <w:rPr>
-                <w:rFonts w:ascii="Aptos" w:eastAsia="Microsoft JhengHei" w:hAnsi="Aptos"/>
-              </w:rPr>
-              <w:t>15</w:t>
-            </w:r>
-            <w:r>
-              <w:rPr>
-                <w:rFonts w:ascii="Aptos" w:eastAsia="Microsoft JhengHei" w:hAnsi="Aptos"/>
-              </w:rPr>
-              <w:t>分鐘</w:t>
-            </w:r>
-          </w:p>
-        </w:tc>
-        <w:tc>
-          <w:tcPr>
-            <w:tcW w:w="0" w:type="auto"/>
-          </w:tcPr>
-          <w:p>
-            <w:pPr>
-              <w:spacing w:line="280" w:lineRule="exact"/>
-              <w:rPr>
-                <w:rFonts w:ascii="Aptos" w:eastAsia="Microsoft JhengHei" w:hAnsi="Aptos"/>
-              </w:rPr>
-            </w:pPr>
-            <w:r>
-              <w:rPr>
-                <w:rFonts w:ascii="Aptos" w:eastAsia="Microsoft JhengHei" w:hAnsi="Aptos"/>
-              </w:rPr>
-              <w:t>每地區各選一組，共</w:t>
-            </w:r>
-            <w:r>
-              <w:rPr>
-                <w:rFonts w:ascii="Aptos" w:eastAsia="Microsoft JhengHei" w:hAnsi="Aptos"/>
-              </w:rPr>
-              <w:t>5</w:t>
-            </w:r>
-            <w:r>
-              <w:rPr>
-                <w:rFonts w:ascii="Aptos" w:eastAsia="Microsoft JhengHei" w:hAnsi="Aptos"/>
-              </w:rPr>
-              <w:t>組分享</w:t>
+              <w:t>按時間邀請若干組別分享</w:t>
             </w:r>
           </w:p>
         </w:tc>
@@ -8336,6 +6213,60 @@
     </w:lvl>
   </w:abstractNum>
   <w:abstractNum w:abstractNumId="3" w15:restartNumberingAfterBreak="0">
+    <w:nsid w:val="18AD5FD0"/>
+    <w:multiLevelType w:val="hybridMultilevel"/>
+    <w:tmpl w:val="05886C04"/>
+    <w:lvl w:ilvl="0" w:tplc="FFFFFFFF">
+      <w:start w:val="1"/>
+      <w:numFmt w:val="decimal"/>
+      <w:lvlText w:val="%1."/>
+      <w:lvlJc w:val="left"/>
+      <w:pPr>
+        <w:ind w:left="360" w:hanging="360"/>
+      </w:pPr>
+    </w:lvl>
+    <w:lvl w:ilvl="1" w:tplc="FFFFFFFF">
+      <w:numFmt w:val="decimal"/>
+      <w:lvlText w:val=""/>
+      <w:lvlJc w:val="left"/>
+    </w:lvl>
+    <w:lvl w:ilvl="2" w:tplc="FFFFFFFF">
+      <w:numFmt w:val="decimal"/>
+      <w:lvlText w:val=""/>
+      <w:lvlJc w:val="left"/>
+    </w:lvl>
+    <w:lvl w:ilvl="3" w:tplc="FFFFFFFF">
+      <w:numFmt w:val="decimal"/>
+      <w:lvlText w:val=""/>
+      <w:lvlJc w:val="left"/>
+    </w:lvl>
+    <w:lvl w:ilvl="4" w:tplc="FFFFFFFF">
+      <w:numFmt w:val="decimal"/>
+      <w:lvlText w:val=""/>
+      <w:lvlJc w:val="left"/>
+    </w:lvl>
+    <w:lvl w:ilvl="5" w:tplc="FFFFFFFF">
+      <w:numFmt w:val="decimal"/>
+      <w:lvlText w:val=""/>
+      <w:lvlJc w:val="left"/>
+    </w:lvl>
+    <w:lvl w:ilvl="6" w:tplc="FFFFFFFF">
+      <w:numFmt w:val="decimal"/>
+      <w:lvlText w:val=""/>
+      <w:lvlJc w:val="left"/>
+    </w:lvl>
+    <w:lvl w:ilvl="7" w:tplc="FFFFFFFF">
+      <w:numFmt w:val="decimal"/>
+      <w:lvlText w:val=""/>
+      <w:lvlJc w:val="left"/>
+    </w:lvl>
+    <w:lvl w:ilvl="8" w:tplc="FFFFFFFF">
+      <w:numFmt w:val="decimal"/>
+      <w:lvlText w:val=""/>
+      <w:lvlJc w:val="left"/>
+    </w:lvl>
+  </w:abstractNum>
+  <w:abstractNum w:abstractNumId="4" w15:restartNumberingAfterBreak="0">
     <w:nsid w:val="1AF0144A"/>
     <w:multiLevelType w:val="hybridMultilevel"/>
     <w:tmpl w:val="05886C04"/>
@@ -8389,7 +6320,7 @@
       <w:lvlJc w:val="left"/>
     </w:lvl>
   </w:abstractNum>
-  <w:abstractNum w:abstractNumId="4" w15:restartNumberingAfterBreak="0">
+  <w:abstractNum w:abstractNumId="5" w15:restartNumberingAfterBreak="0">
     <w:nsid w:val="26013DA3"/>
     <w:multiLevelType w:val="hybridMultilevel"/>
     <w:tmpl w:val="B5506AEC"/>
@@ -8443,7 +6374,7 @@
       <w:lvlJc w:val="left"/>
     </w:lvl>
   </w:abstractNum>
-  <w:abstractNum w:abstractNumId="5" w15:restartNumberingAfterBreak="0">
+  <w:abstractNum w:abstractNumId="6" w15:restartNumberingAfterBreak="0">
     <w:nsid w:val="263F7170"/>
     <w:multiLevelType w:val="hybridMultilevel"/>
     <w:tmpl w:val="F098A4C0"/>
@@ -8529,7 +6460,7 @@
       </w:pPr>
     </w:lvl>
   </w:abstractNum>
-  <w:abstractNum w:abstractNumId="6" w15:restartNumberingAfterBreak="0">
+  <w:abstractNum w:abstractNumId="7" w15:restartNumberingAfterBreak="0">
     <w:nsid w:val="268F7C98"/>
     <w:multiLevelType w:val="hybridMultilevel"/>
     <w:tmpl w:val="4F9A307C"/>
@@ -8618,7 +6549,93 @@
       </w:pPr>
     </w:lvl>
   </w:abstractNum>
-  <w:abstractNum w:abstractNumId="7" w15:restartNumberingAfterBreak="0">
+  <w:abstractNum w:abstractNumId="8" w15:restartNumberingAfterBreak="0">
+    <w:nsid w:val="276C0BBF"/>
+    <w:multiLevelType w:val="hybridMultilevel"/>
+    <w:tmpl w:val="F3CCA2A8"/>
+    <w:lvl w:ilvl="0" w:tplc="FFFFFFFF">
+      <w:start w:val="1"/>
+      <w:numFmt w:val="decimal"/>
+      <w:lvlText w:val="%1."/>
+      <w:lvlJc w:val="left"/>
+      <w:pPr>
+        <w:ind w:left="480" w:hanging="480"/>
+      </w:pPr>
+    </w:lvl>
+    <w:lvl w:ilvl="1" w:tplc="FFFFFFFF" w:tentative="1">
+      <w:start w:val="1"/>
+      <w:numFmt w:val="ideographTraditional"/>
+      <w:lvlText w:val="%2、"/>
+      <w:lvlJc w:val="left"/>
+      <w:pPr>
+        <w:ind w:left="960" w:hanging="480"/>
+      </w:pPr>
+    </w:lvl>
+    <w:lvl w:ilvl="2" w:tplc="FFFFFFFF" w:tentative="1">
+      <w:start w:val="1"/>
+      <w:numFmt w:val="lowerRoman"/>
+      <w:lvlText w:val="%3."/>
+      <w:lvlJc w:val="right"/>
+      <w:pPr>
+        <w:ind w:left="1440" w:hanging="480"/>
+      </w:pPr>
+    </w:lvl>
+    <w:lvl w:ilvl="3" w:tplc="FFFFFFFF" w:tentative="1">
+      <w:start w:val="1"/>
+      <w:numFmt w:val="decimal"/>
+      <w:lvlText w:val="%4."/>
+      <w:lvlJc w:val="left"/>
+      <w:pPr>
+        <w:ind w:left="1920" w:hanging="480"/>
+      </w:pPr>
+    </w:lvl>
+    <w:lvl w:ilvl="4" w:tplc="FFFFFFFF" w:tentative="1">
+      <w:start w:val="1"/>
+      <w:numFmt w:val="ideographTraditional"/>
+      <w:lvlText w:val="%5、"/>
+      <w:lvlJc w:val="left"/>
+      <w:pPr>
+        <w:ind w:left="2400" w:hanging="480"/>
+      </w:pPr>
+    </w:lvl>
+    <w:lvl w:ilvl="5" w:tplc="FFFFFFFF" w:tentative="1">
+      <w:start w:val="1"/>
+      <w:numFmt w:val="lowerRoman"/>
+      <w:lvlText w:val="%6."/>
+      <w:lvlJc w:val="right"/>
+      <w:pPr>
+        <w:ind w:left="2880" w:hanging="480"/>
+      </w:pPr>
+    </w:lvl>
+    <w:lvl w:ilvl="6" w:tplc="FFFFFFFF" w:tentative="1">
+      <w:start w:val="1"/>
+      <w:numFmt w:val="decimal"/>
+      <w:lvlText w:val="%7."/>
+      <w:lvlJc w:val="left"/>
+      <w:pPr>
+        <w:ind w:left="3360" w:hanging="480"/>
+      </w:pPr>
+    </w:lvl>
+    <w:lvl w:ilvl="7" w:tplc="FFFFFFFF" w:tentative="1">
+      <w:start w:val="1"/>
+      <w:numFmt w:val="ideographTraditional"/>
+      <w:lvlText w:val="%8、"/>
+      <w:lvlJc w:val="left"/>
+      <w:pPr>
+        <w:ind w:left="3840" w:hanging="480"/>
+      </w:pPr>
+    </w:lvl>
+    <w:lvl w:ilvl="8" w:tplc="FFFFFFFF" w:tentative="1">
+      <w:start w:val="1"/>
+      <w:numFmt w:val="lowerRoman"/>
+      <w:lvlText w:val="%9."/>
+      <w:lvlJc w:val="right"/>
+      <w:pPr>
+        <w:ind w:left="4320" w:hanging="480"/>
+      </w:pPr>
+    </w:lvl>
+  </w:abstractNum>
+  <w:abstractNum w:abstractNumId="9" w15:restartNumberingAfterBreak="0">
     <w:nsid w:val="28895C7B"/>
     <w:multiLevelType w:val="hybridMultilevel"/>
     <w:tmpl w:val="26A871F4"/>
@@ -8707,7 +6724,296 @@
       </w:pPr>
     </w:lvl>
   </w:abstractNum>
-  <w:abstractNum w:abstractNumId="8" w15:restartNumberingAfterBreak="0">
+  <w:abstractNum w:abstractNumId="10" w15:restartNumberingAfterBreak="0">
+    <w:nsid w:val="2B366C3E"/>
+    <w:multiLevelType w:val="hybridMultilevel"/>
+    <w:tmpl w:val="248A1AF0"/>
+    <w:lvl w:ilvl="0" w:tplc="FFFFFFFF">
+      <w:start w:val="1"/>
+      <w:numFmt w:val="decimal"/>
+      <w:lvlText w:val="%1."/>
+      <w:lvlJc w:val="left"/>
+      <w:pPr>
+        <w:ind w:left="480" w:hanging="480"/>
+      </w:pPr>
+    </w:lvl>
+    <w:lvl w:ilvl="1" w:tplc="FFFFFFFF" w:tentative="1">
+      <w:start w:val="1"/>
+      <w:numFmt w:val="ideographTraditional"/>
+      <w:lvlText w:val="%2、"/>
+      <w:lvlJc w:val="left"/>
+      <w:pPr>
+        <w:ind w:left="960" w:hanging="480"/>
+      </w:pPr>
+    </w:lvl>
+    <w:lvl w:ilvl="2" w:tplc="FFFFFFFF" w:tentative="1">
+      <w:start w:val="1"/>
+      <w:numFmt w:val="lowerRoman"/>
+      <w:lvlText w:val="%3."/>
+      <w:lvlJc w:val="right"/>
+      <w:pPr>
+        <w:ind w:left="1440" w:hanging="480"/>
+      </w:pPr>
+    </w:lvl>
+    <w:lvl w:ilvl="3" w:tplc="FFFFFFFF" w:tentative="1">
+      <w:start w:val="1"/>
+      <w:numFmt w:val="decimal"/>
+      <w:lvlText w:val="%4."/>
+      <w:lvlJc w:val="left"/>
+      <w:pPr>
+        <w:ind w:left="1920" w:hanging="480"/>
+      </w:pPr>
+    </w:lvl>
+    <w:lvl w:ilvl="4" w:tplc="FFFFFFFF" w:tentative="1">
+      <w:start w:val="1"/>
+      <w:numFmt w:val="ideographTraditional"/>
+      <w:lvlText w:val="%5、"/>
+      <w:lvlJc w:val="left"/>
+      <w:pPr>
+        <w:ind w:left="2400" w:hanging="480"/>
+      </w:pPr>
+    </w:lvl>
+    <w:lvl w:ilvl="5" w:tplc="FFFFFFFF" w:tentative="1">
+      <w:start w:val="1"/>
+      <w:numFmt w:val="lowerRoman"/>
+      <w:lvlText w:val="%6."/>
+      <w:lvlJc w:val="right"/>
+      <w:pPr>
+        <w:ind w:left="2880" w:hanging="480"/>
+      </w:pPr>
+    </w:lvl>
+    <w:lvl w:ilvl="6" w:tplc="FFFFFFFF" w:tentative="1">
+      <w:start w:val="1"/>
+      <w:numFmt w:val="decimal"/>
+      <w:lvlText w:val="%7."/>
+      <w:lvlJc w:val="left"/>
+      <w:pPr>
+        <w:ind w:left="3360" w:hanging="480"/>
+      </w:pPr>
+    </w:lvl>
+    <w:lvl w:ilvl="7" w:tplc="FFFFFFFF" w:tentative="1">
+      <w:start w:val="1"/>
+      <w:numFmt w:val="ideographTraditional"/>
+      <w:lvlText w:val="%8、"/>
+      <w:lvlJc w:val="left"/>
+      <w:pPr>
+        <w:ind w:left="3840" w:hanging="480"/>
+      </w:pPr>
+    </w:lvl>
+    <w:lvl w:ilvl="8" w:tplc="FFFFFFFF" w:tentative="1">
+      <w:start w:val="1"/>
+      <w:numFmt w:val="lowerRoman"/>
+      <w:lvlText w:val="%9."/>
+      <w:lvlJc w:val="right"/>
+      <w:pPr>
+        <w:ind w:left="4320" w:hanging="480"/>
+      </w:pPr>
+    </w:lvl>
+  </w:abstractNum>
+  <w:abstractNum w:abstractNumId="11" w15:restartNumberingAfterBreak="0">
+    <w:nsid w:val="2C8934C4"/>
+    <w:multiLevelType w:val="multilevel"/>
+    <w:tmpl w:val="1F3E06C2"/>
+    <w:lvl w:ilvl="0">
+      <w:start w:val="1"/>
+      <w:numFmt w:val="bullet"/>
+      <w:lvlText w:val=""/>
+      <w:lvlJc w:val="left"/>
+      <w:pPr>
+        <w:tabs>
+          <w:tab w:val="num" w:pos="720"/>
+        </w:tabs>
+        <w:ind w:left="720" w:hanging="360"/>
+      </w:pPr>
+      <w:rPr>
+        <w:rFonts w:ascii="Symbol" w:hAnsi="Symbol" w:hint="default"/>
+        <w:sz w:val="20"/>
+      </w:rPr>
+    </w:lvl>
+    <w:lvl w:ilvl="1" w:tentative="1">
+      <w:start w:val="1"/>
+      <w:numFmt w:val="bullet"/>
+      <w:lvlText w:val="o"/>
+      <w:lvlJc w:val="left"/>
+      <w:pPr>
+        <w:tabs>
+          <w:tab w:val="num" w:pos="1440"/>
+        </w:tabs>
+        <w:ind w:left="1440" w:hanging="360"/>
+      </w:pPr>
+      <w:rPr>
+        <w:rFonts w:ascii="Courier New" w:hAnsi="Courier New" w:hint="default"/>
+        <w:sz w:val="20"/>
+      </w:rPr>
+    </w:lvl>
+    <w:lvl w:ilvl="2" w:tentative="1">
+      <w:start w:val="1"/>
+      <w:numFmt w:val="bullet"/>
+      <w:lvlText w:val=""/>
+      <w:lvlJc w:val="left"/>
+      <w:pPr>
+        <w:tabs>
+          <w:tab w:val="num" w:pos="2160"/>
+        </w:tabs>
+        <w:ind w:left="2160" w:hanging="360"/>
+      </w:pPr>
+      <w:rPr>
+        <w:rFonts w:ascii="Wingdings" w:hAnsi="Wingdings" w:hint="default"/>
+        <w:sz w:val="20"/>
+      </w:rPr>
+    </w:lvl>
+    <w:lvl w:ilvl="3" w:tentative="1">
+      <w:start w:val="1"/>
+      <w:numFmt w:val="bullet"/>
+      <w:lvlText w:val=""/>
+      <w:lvlJc w:val="left"/>
+      <w:pPr>
+        <w:tabs>
+          <w:tab w:val="num" w:pos="2880"/>
+        </w:tabs>
+        <w:ind w:left="2880" w:hanging="360"/>
+      </w:pPr>
+      <w:rPr>
+        <w:rFonts w:ascii="Wingdings" w:hAnsi="Wingdings" w:hint="default"/>
+        <w:sz w:val="20"/>
+      </w:rPr>
+    </w:lvl>
+    <w:lvl w:ilvl="4" w:tentative="1">
+      <w:start w:val="1"/>
+      <w:numFmt w:val="bullet"/>
+      <w:lvlText w:val=""/>
+      <w:lvlJc w:val="left"/>
+      <w:pPr>
+        <w:tabs>
+          <w:tab w:val="num" w:pos="3600"/>
+        </w:tabs>
+        <w:ind w:left="3600" w:hanging="360"/>
+      </w:pPr>
+      <w:rPr>
+        <w:rFonts w:ascii="Wingdings" w:hAnsi="Wingdings" w:hint="default"/>
+        <w:sz w:val="20"/>
+      </w:rPr>
+    </w:lvl>
+    <w:lvl w:ilvl="5" w:tentative="1">
+      <w:start w:val="1"/>
+      <w:numFmt w:val="bullet"/>
+      <w:lvlText w:val=""/>
+      <w:lvlJc w:val="left"/>
+      <w:pPr>
+        <w:tabs>
+          <w:tab w:val="num" w:pos="4320"/>
+        </w:tabs>
+        <w:ind w:left="4320" w:hanging="360"/>
+      </w:pPr>
+      <w:rPr>
+        <w:rFonts w:ascii="Wingdings" w:hAnsi="Wingdings" w:hint="default"/>
+        <w:sz w:val="20"/>
+      </w:rPr>
+    </w:lvl>
+    <w:lvl w:ilvl="6" w:tentative="1">
+      <w:start w:val="1"/>
+      <w:numFmt w:val="bullet"/>
+      <w:lvlText w:val=""/>
+      <w:lvlJc w:val="left"/>
+      <w:pPr>
+        <w:tabs>
+          <w:tab w:val="num" w:pos="5040"/>
+        </w:tabs>
+        <w:ind w:left="5040" w:hanging="360"/>
+      </w:pPr>
+      <w:rPr>
+        <w:rFonts w:ascii="Wingdings" w:hAnsi="Wingdings" w:hint="default"/>
+        <w:sz w:val="20"/>
+      </w:rPr>
+    </w:lvl>
+    <w:lvl w:ilvl="7" w:tentative="1">
+      <w:start w:val="1"/>
+      <w:numFmt w:val="bullet"/>
+      <w:lvlText w:val=""/>
+      <w:lvlJc w:val="left"/>
+      <w:pPr>
+        <w:tabs>
+          <w:tab w:val="num" w:pos="5760"/>
+        </w:tabs>
+        <w:ind w:left="5760" w:hanging="360"/>
+      </w:pPr>
+      <w:rPr>
+        <w:rFonts w:ascii="Wingdings" w:hAnsi="Wingdings" w:hint="default"/>
+        <w:sz w:val="20"/>
+      </w:rPr>
+    </w:lvl>
+    <w:lvl w:ilvl="8" w:tentative="1">
+      <w:start w:val="1"/>
+      <w:numFmt w:val="bullet"/>
+      <w:lvlText w:val=""/>
+      <w:lvlJc w:val="left"/>
+      <w:pPr>
+        <w:tabs>
+          <w:tab w:val="num" w:pos="6480"/>
+        </w:tabs>
+        <w:ind w:left="6480" w:hanging="360"/>
+      </w:pPr>
+      <w:rPr>
+        <w:rFonts w:ascii="Wingdings" w:hAnsi="Wingdings" w:hint="default"/>
+        <w:sz w:val="20"/>
+      </w:rPr>
+    </w:lvl>
+  </w:abstractNum>
+  <w:abstractNum w:abstractNumId="12" w15:restartNumberingAfterBreak="0">
+    <w:nsid w:val="2F185ED0"/>
+    <w:multiLevelType w:val="hybridMultilevel"/>
+    <w:tmpl w:val="05886C04"/>
+    <w:lvl w:ilvl="0" w:tplc="FFFFFFFF">
+      <w:start w:val="1"/>
+      <w:numFmt w:val="decimal"/>
+      <w:lvlText w:val="%1."/>
+      <w:lvlJc w:val="left"/>
+      <w:pPr>
+        <w:ind w:left="360" w:hanging="360"/>
+      </w:pPr>
+    </w:lvl>
+    <w:lvl w:ilvl="1" w:tplc="FFFFFFFF">
+      <w:numFmt w:val="decimal"/>
+      <w:lvlText w:val=""/>
+      <w:lvlJc w:val="left"/>
+    </w:lvl>
+    <w:lvl w:ilvl="2" w:tplc="FFFFFFFF">
+      <w:numFmt w:val="decimal"/>
+      <w:lvlText w:val=""/>
+      <w:lvlJc w:val="left"/>
+    </w:lvl>
+    <w:lvl w:ilvl="3" w:tplc="FFFFFFFF">
+      <w:numFmt w:val="decimal"/>
+      <w:lvlText w:val=""/>
+      <w:lvlJc w:val="left"/>
+    </w:lvl>
+    <w:lvl w:ilvl="4" w:tplc="FFFFFFFF">
+      <w:numFmt w:val="decimal"/>
+      <w:lvlText w:val=""/>
+      <w:lvlJc w:val="left"/>
+    </w:lvl>
+    <w:lvl w:ilvl="5" w:tplc="FFFFFFFF">
+      <w:numFmt w:val="decimal"/>
+      <w:lvlText w:val=""/>
+      <w:lvlJc w:val="left"/>
+    </w:lvl>
+    <w:lvl w:ilvl="6" w:tplc="FFFFFFFF">
+      <w:numFmt w:val="decimal"/>
+      <w:lvlText w:val=""/>
+      <w:lvlJc w:val="left"/>
+    </w:lvl>
+    <w:lvl w:ilvl="7" w:tplc="FFFFFFFF">
+      <w:numFmt w:val="decimal"/>
+      <w:lvlText w:val=""/>
+      <w:lvlJc w:val="left"/>
+    </w:lvl>
+    <w:lvl w:ilvl="8" w:tplc="FFFFFFFF">
+      <w:numFmt w:val="decimal"/>
+      <w:lvlText w:val=""/>
+      <w:lvlJc w:val="left"/>
+    </w:lvl>
+  </w:abstractNum>
+  <w:abstractNum w:abstractNumId="13" w15:restartNumberingAfterBreak="0">
     <w:nsid w:val="36E65676"/>
     <w:multiLevelType w:val="hybridMultilevel"/>
     <w:tmpl w:val="64D831D4"/>
@@ -8761,7 +7067,120 @@
       <w:lvlJc w:val="left"/>
     </w:lvl>
   </w:abstractNum>
-  <w:abstractNum w:abstractNumId="9" w15:restartNumberingAfterBreak="0">
+  <w:abstractNum w:abstractNumId="14" w15:restartNumberingAfterBreak="0">
+    <w:nsid w:val="397A3B39"/>
+    <w:multiLevelType w:val="multilevel"/>
+    <w:tmpl w:val="54746E12"/>
+    <w:lvl w:ilvl="0">
+      <w:start w:val="1"/>
+      <w:numFmt w:val="decimal"/>
+      <w:lvlText w:val="%1."/>
+      <w:lvlJc w:val="left"/>
+      <w:pPr>
+        <w:tabs>
+          <w:tab w:val="num" w:pos="720"/>
+        </w:tabs>
+        <w:ind w:left="720" w:hanging="360"/>
+      </w:pPr>
+    </w:lvl>
+    <w:lvl w:ilvl="1" w:tentative="1">
+      <w:start w:val="1"/>
+      <w:numFmt w:val="decimal"/>
+      <w:lvlText w:val="%2."/>
+      <w:lvlJc w:val="left"/>
+      <w:pPr>
+        <w:tabs>
+          <w:tab w:val="num" w:pos="1440"/>
+        </w:tabs>
+        <w:ind w:left="1440" w:hanging="360"/>
+      </w:pPr>
+    </w:lvl>
+    <w:lvl w:ilvl="2" w:tentative="1">
+      <w:start w:val="1"/>
+      <w:numFmt w:val="decimal"/>
+      <w:lvlText w:val="%3."/>
+      <w:lvlJc w:val="left"/>
+      <w:pPr>
+        <w:tabs>
+          <w:tab w:val="num" w:pos="2160"/>
+        </w:tabs>
+        <w:ind w:left="2160" w:hanging="360"/>
+      </w:pPr>
+    </w:lvl>
+    <w:lvl w:ilvl="3" w:tentative="1">
+      <w:start w:val="1"/>
+      <w:numFmt w:val="decimal"/>
+      <w:lvlText w:val="%4."/>
+      <w:lvlJc w:val="left"/>
+      <w:pPr>
+        <w:tabs>
+          <w:tab w:val="num" w:pos="2880"/>
+        </w:tabs>
+        <w:ind w:left="2880" w:hanging="360"/>
+      </w:pPr>
+    </w:lvl>
+    <w:lvl w:ilvl="4" w:tentative="1">
+      <w:start w:val="1"/>
+      <w:numFmt w:val="decimal"/>
+      <w:lvlText w:val="%5."/>
+      <w:lvlJc w:val="left"/>
+      <w:pPr>
+        <w:tabs>
+          <w:tab w:val="num" w:pos="3600"/>
+        </w:tabs>
+        <w:ind w:left="3600" w:hanging="360"/>
+      </w:pPr>
+    </w:lvl>
+    <w:lvl w:ilvl="5" w:tentative="1">
+      <w:start w:val="1"/>
+      <w:numFmt w:val="decimal"/>
+      <w:lvlText w:val="%6."/>
+      <w:lvlJc w:val="left"/>
+      <w:pPr>
+        <w:tabs>
+          <w:tab w:val="num" w:pos="4320"/>
+        </w:tabs>
+        <w:ind w:left="4320" w:hanging="360"/>
+      </w:pPr>
+    </w:lvl>
+    <w:lvl w:ilvl="6" w:tentative="1">
+      <w:start w:val="1"/>
+      <w:numFmt w:val="decimal"/>
+      <w:lvlText w:val="%7."/>
+      <w:lvlJc w:val="left"/>
+      <w:pPr>
+        <w:tabs>
+          <w:tab w:val="num" w:pos="5040"/>
+        </w:tabs>
+        <w:ind w:left="5040" w:hanging="360"/>
+      </w:pPr>
+    </w:lvl>
+    <w:lvl w:ilvl="7" w:tentative="1">
+      <w:start w:val="1"/>
+      <w:numFmt w:val="decimal"/>
+      <w:lvlText w:val="%8."/>
+      <w:lvlJc w:val="left"/>
+      <w:pPr>
+        <w:tabs>
+          <w:tab w:val="num" w:pos="5760"/>
+        </w:tabs>
+        <w:ind w:left="5760" w:hanging="360"/>
+      </w:pPr>
+    </w:lvl>
+    <w:lvl w:ilvl="8" w:tentative="1">
+      <w:start w:val="1"/>
+      <w:numFmt w:val="decimal"/>
+      <w:lvlText w:val="%9."/>
+      <w:lvlJc w:val="left"/>
+      <w:pPr>
+        <w:tabs>
+          <w:tab w:val="num" w:pos="6480"/>
+        </w:tabs>
+        <w:ind w:left="6480" w:hanging="360"/>
+      </w:pPr>
+    </w:lvl>
+  </w:abstractNum>
+  <w:abstractNum w:abstractNumId="15" w15:restartNumberingAfterBreak="0">
     <w:nsid w:val="3EE8030E"/>
     <w:multiLevelType w:val="hybridMultilevel"/>
     <w:tmpl w:val="AEE876F0"/>
@@ -8847,7 +7266,7 @@
       </w:pPr>
     </w:lvl>
   </w:abstractNum>
-  <w:abstractNum w:abstractNumId="10" w15:restartNumberingAfterBreak="0">
+  <w:abstractNum w:abstractNumId="16" w15:restartNumberingAfterBreak="0">
     <w:nsid w:val="4B7E5C05"/>
     <w:multiLevelType w:val="hybridMultilevel"/>
     <w:tmpl w:val="7DEC26FC"/>
@@ -8936,7 +7355,7 @@
       </w:pPr>
     </w:lvl>
   </w:abstractNum>
-  <w:abstractNum w:abstractNumId="11" w15:restartNumberingAfterBreak="0">
+  <w:abstractNum w:abstractNumId="17" w15:restartNumberingAfterBreak="0">
     <w:nsid w:val="4F9F5BF8"/>
     <w:multiLevelType w:val="hybridMultilevel"/>
     <w:tmpl w:val="2510340E"/>
@@ -8990,7 +7409,120 @@
       <w:lvlJc w:val="left"/>
     </w:lvl>
   </w:abstractNum>
-  <w:abstractNum w:abstractNumId="12" w15:restartNumberingAfterBreak="0">
+  <w:abstractNum w:abstractNumId="18" w15:restartNumberingAfterBreak="0">
+    <w:nsid w:val="56CE680A"/>
+    <w:multiLevelType w:val="multilevel"/>
+    <w:tmpl w:val="06622196"/>
+    <w:lvl w:ilvl="0">
+      <w:start w:val="1"/>
+      <w:numFmt w:val="decimal"/>
+      <w:lvlText w:val="%1."/>
+      <w:lvlJc w:val="left"/>
+      <w:pPr>
+        <w:tabs>
+          <w:tab w:val="num" w:pos="720"/>
+        </w:tabs>
+        <w:ind w:left="720" w:hanging="360"/>
+      </w:pPr>
+    </w:lvl>
+    <w:lvl w:ilvl="1" w:tentative="1">
+      <w:start w:val="1"/>
+      <w:numFmt w:val="decimal"/>
+      <w:lvlText w:val="%2."/>
+      <w:lvlJc w:val="left"/>
+      <w:pPr>
+        <w:tabs>
+          <w:tab w:val="num" w:pos="1440"/>
+        </w:tabs>
+        <w:ind w:left="1440" w:hanging="360"/>
+      </w:pPr>
+    </w:lvl>
+    <w:lvl w:ilvl="2" w:tentative="1">
+      <w:start w:val="1"/>
+      <w:numFmt w:val="decimal"/>
+      <w:lvlText w:val="%3."/>
+      <w:lvlJc w:val="left"/>
+      <w:pPr>
+        <w:tabs>
+          <w:tab w:val="num" w:pos="2160"/>
+        </w:tabs>
+        <w:ind w:left="2160" w:hanging="360"/>
+      </w:pPr>
+    </w:lvl>
+    <w:lvl w:ilvl="3" w:tentative="1">
+      <w:start w:val="1"/>
+      <w:numFmt w:val="decimal"/>
+      <w:lvlText w:val="%4."/>
+      <w:lvlJc w:val="left"/>
+      <w:pPr>
+        <w:tabs>
+          <w:tab w:val="num" w:pos="2880"/>
+        </w:tabs>
+        <w:ind w:left="2880" w:hanging="360"/>
+      </w:pPr>
+    </w:lvl>
+    <w:lvl w:ilvl="4" w:tentative="1">
+      <w:start w:val="1"/>
+      <w:numFmt w:val="decimal"/>
+      <w:lvlText w:val="%5."/>
+      <w:lvlJc w:val="left"/>
+      <w:pPr>
+        <w:tabs>
+          <w:tab w:val="num" w:pos="3600"/>
+        </w:tabs>
+        <w:ind w:left="3600" w:hanging="360"/>
+      </w:pPr>
+    </w:lvl>
+    <w:lvl w:ilvl="5" w:tentative="1">
+      <w:start w:val="1"/>
+      <w:numFmt w:val="decimal"/>
+      <w:lvlText w:val="%6."/>
+      <w:lvlJc w:val="left"/>
+      <w:pPr>
+        <w:tabs>
+          <w:tab w:val="num" w:pos="4320"/>
+        </w:tabs>
+        <w:ind w:left="4320" w:hanging="360"/>
+      </w:pPr>
+    </w:lvl>
+    <w:lvl w:ilvl="6" w:tentative="1">
+      <w:start w:val="1"/>
+      <w:numFmt w:val="decimal"/>
+      <w:lvlText w:val="%7."/>
+      <w:lvlJc w:val="left"/>
+      <w:pPr>
+        <w:tabs>
+          <w:tab w:val="num" w:pos="5040"/>
+        </w:tabs>
+        <w:ind w:left="5040" w:hanging="360"/>
+      </w:pPr>
+    </w:lvl>
+    <w:lvl w:ilvl="7" w:tentative="1">
+      <w:start w:val="1"/>
+      <w:numFmt w:val="decimal"/>
+      <w:lvlText w:val="%8."/>
+      <w:lvlJc w:val="left"/>
+      <w:pPr>
+        <w:tabs>
+          <w:tab w:val="num" w:pos="5760"/>
+        </w:tabs>
+        <w:ind w:left="5760" w:hanging="360"/>
+      </w:pPr>
+    </w:lvl>
+    <w:lvl w:ilvl="8" w:tentative="1">
+      <w:start w:val="1"/>
+      <w:numFmt w:val="decimal"/>
+      <w:lvlText w:val="%9."/>
+      <w:lvlJc w:val="left"/>
+      <w:pPr>
+        <w:tabs>
+          <w:tab w:val="num" w:pos="6480"/>
+        </w:tabs>
+        <w:ind w:left="6480" w:hanging="360"/>
+      </w:pPr>
+    </w:lvl>
+  </w:abstractNum>
+  <w:abstractNum w:abstractNumId="19" w15:restartNumberingAfterBreak="0">
     <w:nsid w:val="63B73EAD"/>
     <w:multiLevelType w:val="hybridMultilevel"/>
     <w:tmpl w:val="4CC20684"/>
@@ -9079,7 +7611,7 @@
       </w:pPr>
     </w:lvl>
   </w:abstractNum>
-  <w:abstractNum w:abstractNumId="13" w15:restartNumberingAfterBreak="0">
+  <w:abstractNum w:abstractNumId="20" w15:restartNumberingAfterBreak="0">
     <w:nsid w:val="6AC25D69"/>
     <w:multiLevelType w:val="hybridMultilevel"/>
     <w:tmpl w:val="78CC9438"/>
@@ -9165,7 +7697,93 @@
       </w:pPr>
     </w:lvl>
   </w:abstractNum>
-  <w:abstractNum w:abstractNumId="14" w15:restartNumberingAfterBreak="0">
+  <w:abstractNum w:abstractNumId="21" w15:restartNumberingAfterBreak="0">
+    <w:nsid w:val="6F4A448C"/>
+    <w:multiLevelType w:val="hybridMultilevel"/>
+    <w:tmpl w:val="248A1AF0"/>
+    <w:lvl w:ilvl="0" w:tplc="FFFFFFFF">
+      <w:start w:val="1"/>
+      <w:numFmt w:val="decimal"/>
+      <w:lvlText w:val="%1."/>
+      <w:lvlJc w:val="left"/>
+      <w:pPr>
+        <w:ind w:left="480" w:hanging="480"/>
+      </w:pPr>
+    </w:lvl>
+    <w:lvl w:ilvl="1" w:tplc="FFFFFFFF" w:tentative="1">
+      <w:start w:val="1"/>
+      <w:numFmt w:val="ideographTraditional"/>
+      <w:lvlText w:val="%2、"/>
+      <w:lvlJc w:val="left"/>
+      <w:pPr>
+        <w:ind w:left="960" w:hanging="480"/>
+      </w:pPr>
+    </w:lvl>
+    <w:lvl w:ilvl="2" w:tplc="FFFFFFFF" w:tentative="1">
+      <w:start w:val="1"/>
+      <w:numFmt w:val="lowerRoman"/>
+      <w:lvlText w:val="%3."/>
+      <w:lvlJc w:val="right"/>
+      <w:pPr>
+        <w:ind w:left="1440" w:hanging="480"/>
+      </w:pPr>
+    </w:lvl>
+    <w:lvl w:ilvl="3" w:tplc="FFFFFFFF" w:tentative="1">
+      <w:start w:val="1"/>
+      <w:numFmt w:val="decimal"/>
+      <w:lvlText w:val="%4."/>
+      <w:lvlJc w:val="left"/>
+      <w:pPr>
+        <w:ind w:left="1920" w:hanging="480"/>
+      </w:pPr>
+    </w:lvl>
+    <w:lvl w:ilvl="4" w:tplc="FFFFFFFF" w:tentative="1">
+      <w:start w:val="1"/>
+      <w:numFmt w:val="ideographTraditional"/>
+      <w:lvlText w:val="%5、"/>
+      <w:lvlJc w:val="left"/>
+      <w:pPr>
+        <w:ind w:left="2400" w:hanging="480"/>
+      </w:pPr>
+    </w:lvl>
+    <w:lvl w:ilvl="5" w:tplc="FFFFFFFF" w:tentative="1">
+      <w:start w:val="1"/>
+      <w:numFmt w:val="lowerRoman"/>
+      <w:lvlText w:val="%6."/>
+      <w:lvlJc w:val="right"/>
+      <w:pPr>
+        <w:ind w:left="2880" w:hanging="480"/>
+      </w:pPr>
+    </w:lvl>
+    <w:lvl w:ilvl="6" w:tplc="FFFFFFFF" w:tentative="1">
+      <w:start w:val="1"/>
+      <w:numFmt w:val="decimal"/>
+      <w:lvlText w:val="%7."/>
+      <w:lvlJc w:val="left"/>
+      <w:pPr>
+        <w:ind w:left="3360" w:hanging="480"/>
+      </w:pPr>
+    </w:lvl>
+    <w:lvl w:ilvl="7" w:tplc="FFFFFFFF" w:tentative="1">
+      <w:start w:val="1"/>
+      <w:numFmt w:val="ideographTraditional"/>
+      <w:lvlText w:val="%8、"/>
+      <w:lvlJc w:val="left"/>
+      <w:pPr>
+        <w:ind w:left="3840" w:hanging="480"/>
+      </w:pPr>
+    </w:lvl>
+    <w:lvl w:ilvl="8" w:tplc="FFFFFFFF" w:tentative="1">
+      <w:start w:val="1"/>
+      <w:numFmt w:val="lowerRoman"/>
+      <w:lvlText w:val="%9."/>
+      <w:lvlJc w:val="right"/>
+      <w:pPr>
+        <w:ind w:left="4320" w:hanging="480"/>
+      </w:pPr>
+    </w:lvl>
+  </w:abstractNum>
+  <w:abstractNum w:abstractNumId="22" w15:restartNumberingAfterBreak="0">
     <w:nsid w:val="7736268D"/>
     <w:multiLevelType w:val="hybridMultilevel"/>
     <w:tmpl w:val="9DA69950"/>
@@ -9257,7 +7875,7 @@
       </w:pPr>
     </w:lvl>
   </w:abstractNum>
-  <w:abstractNum w:abstractNumId="15" w15:restartNumberingAfterBreak="0">
+  <w:abstractNum w:abstractNumId="23" w15:restartNumberingAfterBreak="0">
     <w:nsid w:val="781215EF"/>
     <w:multiLevelType w:val="hybridMultilevel"/>
     <w:tmpl w:val="248A1AF0"/>
@@ -9343,7 +7961,7 @@
       </w:pPr>
     </w:lvl>
   </w:abstractNum>
-  <w:abstractNum w:abstractNumId="16" w15:restartNumberingAfterBreak="0">
+  <w:abstractNum w:abstractNumId="24" w15:restartNumberingAfterBreak="0">
     <w:nsid w:val="78837CDD"/>
     <w:multiLevelType w:val="hybridMultilevel"/>
     <w:tmpl w:val="27CABD00"/>
@@ -9429,7 +8047,7 @@
       </w:pPr>
     </w:lvl>
   </w:abstractNum>
-  <w:abstractNum w:abstractNumId="17" w15:restartNumberingAfterBreak="0">
+  <w:abstractNum w:abstractNumId="25" w15:restartNumberingAfterBreak="0">
     <w:nsid w:val="78F46888"/>
     <w:multiLevelType w:val="hybridMultilevel"/>
     <w:tmpl w:val="FEDE14FA"/>
@@ -9483,7 +8101,120 @@
       <w:lvlJc w:val="left"/>
     </w:lvl>
   </w:abstractNum>
-  <w:abstractNum w:abstractNumId="18" w15:restartNumberingAfterBreak="0">
+  <w:abstractNum w:abstractNumId="26" w15:restartNumberingAfterBreak="0">
+    <w:nsid w:val="7D0322F9"/>
+    <w:multiLevelType w:val="multilevel"/>
+    <w:tmpl w:val="E982BD6E"/>
+    <w:lvl w:ilvl="0">
+      <w:start w:val="1"/>
+      <w:numFmt w:val="decimal"/>
+      <w:lvlText w:val="%1."/>
+      <w:lvlJc w:val="left"/>
+      <w:pPr>
+        <w:tabs>
+          <w:tab w:val="num" w:pos="720"/>
+        </w:tabs>
+        <w:ind w:left="720" w:hanging="360"/>
+      </w:pPr>
+    </w:lvl>
+    <w:lvl w:ilvl="1" w:tentative="1">
+      <w:start w:val="1"/>
+      <w:numFmt w:val="decimal"/>
+      <w:lvlText w:val="%2."/>
+      <w:lvlJc w:val="left"/>
+      <w:pPr>
+        <w:tabs>
+          <w:tab w:val="num" w:pos="1440"/>
+        </w:tabs>
+        <w:ind w:left="1440" w:hanging="360"/>
+      </w:pPr>
+    </w:lvl>
+    <w:lvl w:ilvl="2" w:tentative="1">
+      <w:start w:val="1"/>
+      <w:numFmt w:val="decimal"/>
+      <w:lvlText w:val="%3."/>
+      <w:lvlJc w:val="left"/>
+      <w:pPr>
+        <w:tabs>
+          <w:tab w:val="num" w:pos="2160"/>
+        </w:tabs>
+        <w:ind w:left="2160" w:hanging="360"/>
+      </w:pPr>
+    </w:lvl>
+    <w:lvl w:ilvl="3" w:tentative="1">
+      <w:start w:val="1"/>
+      <w:numFmt w:val="decimal"/>
+      <w:lvlText w:val="%4."/>
+      <w:lvlJc w:val="left"/>
+      <w:pPr>
+        <w:tabs>
+          <w:tab w:val="num" w:pos="2880"/>
+        </w:tabs>
+        <w:ind w:left="2880" w:hanging="360"/>
+      </w:pPr>
+    </w:lvl>
+    <w:lvl w:ilvl="4" w:tentative="1">
+      <w:start w:val="1"/>
+      <w:numFmt w:val="decimal"/>
+      <w:lvlText w:val="%5."/>
+      <w:lvlJc w:val="left"/>
+      <w:pPr>
+        <w:tabs>
+          <w:tab w:val="num" w:pos="3600"/>
+        </w:tabs>
+        <w:ind w:left="3600" w:hanging="360"/>
+      </w:pPr>
+    </w:lvl>
+    <w:lvl w:ilvl="5" w:tentative="1">
+      <w:start w:val="1"/>
+      <w:numFmt w:val="decimal"/>
+      <w:lvlText w:val="%6."/>
+      <w:lvlJc w:val="left"/>
+      <w:pPr>
+        <w:tabs>
+          <w:tab w:val="num" w:pos="4320"/>
+        </w:tabs>
+        <w:ind w:left="4320" w:hanging="360"/>
+      </w:pPr>
+    </w:lvl>
+    <w:lvl w:ilvl="6" w:tentative="1">
+      <w:start w:val="1"/>
+      <w:numFmt w:val="decimal"/>
+      <w:lvlText w:val="%7."/>
+      <w:lvlJc w:val="left"/>
+      <w:pPr>
+        <w:tabs>
+          <w:tab w:val="num" w:pos="5040"/>
+        </w:tabs>
+        <w:ind w:left="5040" w:hanging="360"/>
+      </w:pPr>
+    </w:lvl>
+    <w:lvl w:ilvl="7" w:tentative="1">
+      <w:start w:val="1"/>
+      <w:numFmt w:val="decimal"/>
+      <w:lvlText w:val="%8."/>
+      <w:lvlJc w:val="left"/>
+      <w:pPr>
+        <w:tabs>
+          <w:tab w:val="num" w:pos="5760"/>
+        </w:tabs>
+        <w:ind w:left="5760" w:hanging="360"/>
+      </w:pPr>
+    </w:lvl>
+    <w:lvl w:ilvl="8" w:tentative="1">
+      <w:start w:val="1"/>
+      <w:numFmt w:val="decimal"/>
+      <w:lvlText w:val="%9."/>
+      <w:lvlJc w:val="left"/>
+      <w:pPr>
+        <w:tabs>
+          <w:tab w:val="num" w:pos="6480"/>
+        </w:tabs>
+        <w:ind w:left="6480" w:hanging="360"/>
+      </w:pPr>
+    </w:lvl>
+  </w:abstractNum>
+  <w:abstractNum w:abstractNumId="27" w15:restartNumberingAfterBreak="0">
     <w:nsid w:val="7D033351"/>
     <w:multiLevelType w:val="hybridMultilevel"/>
     <w:tmpl w:val="F3CCA2A8"/>
@@ -9569,7 +8300,120 @@
       </w:pPr>
     </w:lvl>
   </w:abstractNum>
-  <w:abstractNum w:abstractNumId="19" w15:restartNumberingAfterBreak="0">
+  <w:abstractNum w:abstractNumId="28" w15:restartNumberingAfterBreak="0">
+    <w:nsid w:val="7D113694"/>
+    <w:multiLevelType w:val="multilevel"/>
+    <w:tmpl w:val="FF32BB1A"/>
+    <w:lvl w:ilvl="0">
+      <w:start w:val="1"/>
+      <w:numFmt w:val="decimal"/>
+      <w:lvlText w:val="%1."/>
+      <w:lvlJc w:val="left"/>
+      <w:pPr>
+        <w:tabs>
+          <w:tab w:val="num" w:pos="720"/>
+        </w:tabs>
+        <w:ind w:left="720" w:hanging="360"/>
+      </w:pPr>
+    </w:lvl>
+    <w:lvl w:ilvl="1" w:tentative="1">
+      <w:start w:val="1"/>
+      <w:numFmt w:val="decimal"/>
+      <w:lvlText w:val="%2."/>
+      <w:lvlJc w:val="left"/>
+      <w:pPr>
+        <w:tabs>
+          <w:tab w:val="num" w:pos="1440"/>
+        </w:tabs>
+        <w:ind w:left="1440" w:hanging="360"/>
+      </w:pPr>
+    </w:lvl>
+    <w:lvl w:ilvl="2" w:tentative="1">
+      <w:start w:val="1"/>
+      <w:numFmt w:val="decimal"/>
+      <w:lvlText w:val="%3."/>
+      <w:lvlJc w:val="left"/>
+      <w:pPr>
+        <w:tabs>
+          <w:tab w:val="num" w:pos="2160"/>
+        </w:tabs>
+        <w:ind w:left="2160" w:hanging="360"/>
+      </w:pPr>
+    </w:lvl>
+    <w:lvl w:ilvl="3" w:tentative="1">
+      <w:start w:val="1"/>
+      <w:numFmt w:val="decimal"/>
+      <w:lvlText w:val="%4."/>
+      <w:lvlJc w:val="left"/>
+      <w:pPr>
+        <w:tabs>
+          <w:tab w:val="num" w:pos="2880"/>
+        </w:tabs>
+        <w:ind w:left="2880" w:hanging="360"/>
+      </w:pPr>
+    </w:lvl>
+    <w:lvl w:ilvl="4" w:tentative="1">
+      <w:start w:val="1"/>
+      <w:numFmt w:val="decimal"/>
+      <w:lvlText w:val="%5."/>
+      <w:lvlJc w:val="left"/>
+      <w:pPr>
+        <w:tabs>
+          <w:tab w:val="num" w:pos="3600"/>
+        </w:tabs>
+        <w:ind w:left="3600" w:hanging="360"/>
+      </w:pPr>
+    </w:lvl>
+    <w:lvl w:ilvl="5" w:tentative="1">
+      <w:start w:val="1"/>
+      <w:numFmt w:val="decimal"/>
+      <w:lvlText w:val="%6."/>
+      <w:lvlJc w:val="left"/>
+      <w:pPr>
+        <w:tabs>
+          <w:tab w:val="num" w:pos="4320"/>
+        </w:tabs>
+        <w:ind w:left="4320" w:hanging="360"/>
+      </w:pPr>
+    </w:lvl>
+    <w:lvl w:ilvl="6" w:tentative="1">
+      <w:start w:val="1"/>
+      <w:numFmt w:val="decimal"/>
+      <w:lvlText w:val="%7."/>
+      <w:lvlJc w:val="left"/>
+      <w:pPr>
+        <w:tabs>
+          <w:tab w:val="num" w:pos="5040"/>
+        </w:tabs>
+        <w:ind w:left="5040" w:hanging="360"/>
+      </w:pPr>
+    </w:lvl>
+    <w:lvl w:ilvl="7" w:tentative="1">
+      <w:start w:val="1"/>
+      <w:numFmt w:val="decimal"/>
+      <w:lvlText w:val="%8."/>
+      <w:lvlJc w:val="left"/>
+      <w:pPr>
+        <w:tabs>
+          <w:tab w:val="num" w:pos="5760"/>
+        </w:tabs>
+        <w:ind w:left="5760" w:hanging="360"/>
+      </w:pPr>
+    </w:lvl>
+    <w:lvl w:ilvl="8" w:tentative="1">
+      <w:start w:val="1"/>
+      <w:numFmt w:val="decimal"/>
+      <w:lvlText w:val="%9."/>
+      <w:lvlJc w:val="left"/>
+      <w:pPr>
+        <w:tabs>
+          <w:tab w:val="num" w:pos="6480"/>
+        </w:tabs>
+        <w:ind w:left="6480" w:hanging="360"/>
+      </w:pPr>
+    </w:lvl>
+  </w:abstractNum>
+  <w:abstractNum w:abstractNumId="29" w15:restartNumberingAfterBreak="0">
     <w:nsid w:val="7DC70AB3"/>
     <w:multiLevelType w:val="hybridMultilevel"/>
     <w:tmpl w:val="6F126792"/>
@@ -9659,13 +8503,13 @@
     </w:lvl>
   </w:abstractNum>
   <w:num w:numId="1" w16cid:durableId="544878766">
-    <w:abstractNumId w:val="13"/>
+    <w:abstractNumId w:val="20"/>
     <w:lvlOverride w:ilvl="0">
       <w:startOverride w:val="1"/>
     </w:lvlOverride>
   </w:num>
   <w:num w:numId="2" w16cid:durableId="28261679">
-    <w:abstractNumId w:val="17"/>
+    <w:abstractNumId w:val="25"/>
     <w:lvlOverride w:ilvl="0">
       <w:startOverride w:val="1"/>
     </w:lvlOverride>
@@ -9677,64 +8521,97 @@
     </w:lvlOverride>
   </w:num>
   <w:num w:numId="4" w16cid:durableId="1718237472">
-    <w:abstractNumId w:val="3"/>
+    <w:abstractNumId w:val="4"/>
     <w:lvlOverride w:ilvl="0">
       <w:startOverride w:val="1"/>
     </w:lvlOverride>
   </w:num>
   <w:num w:numId="5" w16cid:durableId="1376078698">
-    <w:abstractNumId w:val="8"/>
+    <w:abstractNumId w:val="13"/>
     <w:lvlOverride w:ilvl="0">
       <w:startOverride w:val="1"/>
     </w:lvlOverride>
   </w:num>
   <w:num w:numId="6" w16cid:durableId="1921060093">
-    <w:abstractNumId w:val="8"/>
+    <w:abstractNumId w:val="13"/>
   </w:num>
   <w:num w:numId="7" w16cid:durableId="1338534686">
     <w:abstractNumId w:val="2"/>
   </w:num>
   <w:num w:numId="8" w16cid:durableId="1905556968">
-    <w:abstractNumId w:val="11"/>
+    <w:abstractNumId w:val="17"/>
   </w:num>
   <w:num w:numId="9" w16cid:durableId="1968732424">
-    <w:abstractNumId w:val="17"/>
+    <w:abstractNumId w:val="25"/>
   </w:num>
   <w:num w:numId="10" w16cid:durableId="2133202598">
     <w:abstractNumId w:val="0"/>
   </w:num>
   <w:num w:numId="11" w16cid:durableId="665480805">
+    <w:abstractNumId w:val="24"/>
+  </w:num>
+  <w:num w:numId="12" w16cid:durableId="1404765823">
+    <w:abstractNumId w:val="23"/>
+  </w:num>
+  <w:num w:numId="13" w16cid:durableId="1738044895">
+    <w:abstractNumId w:val="15"/>
+  </w:num>
+  <w:num w:numId="14" w16cid:durableId="2102338382">
+    <w:abstractNumId w:val="6"/>
+  </w:num>
+  <w:num w:numId="15" w16cid:durableId="722412482">
+    <w:abstractNumId w:val="27"/>
+  </w:num>
+  <w:num w:numId="16" w16cid:durableId="184949435">
+    <w:abstractNumId w:val="9"/>
+  </w:num>
+  <w:num w:numId="17" w16cid:durableId="891961191">
+    <w:abstractNumId w:val="7"/>
+  </w:num>
+  <w:num w:numId="18" w16cid:durableId="1052383178">
+    <w:abstractNumId w:val="19"/>
+  </w:num>
+  <w:num w:numId="19" w16cid:durableId="1549955748">
     <w:abstractNumId w:val="16"/>
   </w:num>
-  <w:num w:numId="12" w16cid:durableId="1404765823">
-    <w:abstractNumId w:val="15"/>
+  <w:num w:numId="20" w16cid:durableId="548346504">
+    <w:abstractNumId w:val="29"/>
   </w:num>
-  <w:num w:numId="13" w16cid:durableId="1738044895">
-    <w:abstractNumId w:val="9"/>
+  <w:num w:numId="21" w16cid:durableId="1947884011">
+    <w:abstractNumId w:val="22"/>
   </w:num>
-  <w:num w:numId="14" w16cid:durableId="2102338382">
-    <w:abstractNumId w:val="5"/>
+  <w:num w:numId="22" w16cid:durableId="1491170332">
+    <w:abstractNumId w:val="26"/>
   </w:num>
-  <w:num w:numId="15" w16cid:durableId="722412482">
+  <w:num w:numId="23" w16cid:durableId="413094928">
+    <w:abstractNumId w:val="14"/>
+  </w:num>
+  <w:num w:numId="24" w16cid:durableId="1673290343">
+    <w:abstractNumId w:val="10"/>
+  </w:num>
+  <w:num w:numId="25" w16cid:durableId="2059282219">
+    <w:abstractNumId w:val="4"/>
+  </w:num>
+  <w:num w:numId="26" w16cid:durableId="1948344015">
+    <w:abstractNumId w:val="3"/>
+  </w:num>
+  <w:num w:numId="27" w16cid:durableId="830221630">
+    <w:abstractNumId w:val="28"/>
+  </w:num>
+  <w:num w:numId="28" w16cid:durableId="2143114710">
     <w:abstractNumId w:val="18"/>
   </w:num>
-  <w:num w:numId="16" w16cid:durableId="184949435">
-    <w:abstractNumId w:val="7"/>
+  <w:num w:numId="29" w16cid:durableId="1850291967">
+    <w:abstractNumId w:val="21"/>
   </w:num>
-  <w:num w:numId="17" w16cid:durableId="891961191">
-    <w:abstractNumId w:val="6"/>
-  </w:num>
-  <w:num w:numId="18" w16cid:durableId="1052383178">
+  <w:num w:numId="30" w16cid:durableId="398018825">
     <w:abstractNumId w:val="12"/>
   </w:num>
-  <w:num w:numId="19" w16cid:durableId="1549955748">
-    <w:abstractNumId w:val="10"/>
+  <w:num w:numId="31" w16cid:durableId="1138760538">
+    <w:abstractNumId w:val="11"/>
   </w:num>
-  <w:num w:numId="20" w16cid:durableId="548346504">
-    <w:abstractNumId w:val="19"/>
-  </w:num>
-  <w:num w:numId="21" w16cid:durableId="1947884011">
-    <w:abstractNumId w:val="14"/>
+  <w:num w:numId="32" w16cid:durableId="1074089575">
+    <w:abstractNumId w:val="8"/>
   </w:num>
 </w:numbering>
 </file>
@@ -10433,6 +9310,32 @@
       <w:szCs w:val="28"/>
     </w:rPr>
   </w:style>
+  <w:style w:type="character" w:styleId="Strong">
+    <w:name w:val="Strong"/>
+    <w:basedOn w:val="DefaultParagraphFont"/>
+    <w:uiPriority w:val="22"/>
+    <w:qFormat/>
+    <w:rsid w:val="00EB02AE"/>
+    <w:rPr>
+      <w:b/>
+      <w:bCs/>
+    </w:rPr>
+  </w:style>
+  <w:style w:type="paragraph" w:styleId="NormalWeb">
+    <w:name w:val="Normal (Web)"/>
+    <w:basedOn w:val="Normal"/>
+    <w:uiPriority w:val="99"/>
+    <w:semiHidden/>
+    <w:unhideWhenUsed/>
+    <w:rsid w:val="00EB02AE"/>
+    <w:pPr>
+      <w:widowControl/>
+      <w:spacing w:before="100" w:beforeAutospacing="1" w:after="100" w:afterAutospacing="1"/>
+    </w:pPr>
+    <w:rPr>
+      <w:rFonts w:ascii="PMingLiU" w:eastAsia="PMingLiU" w:hAnsi="PMingLiU" w:cs="PMingLiU"/>
+    </w:rPr>
+  </w:style>
 </w:styles>
 </file>
 
